--- a/clients/mary_burfete/Mary_Burfete_2Day_Training_Plan.docx
+++ b/clients/mary_burfete/Mary_Burfete_2Day_Training_Plan.docx
@@ -2657,7 +2657,7 @@
           <w:sz w:val="17"/>
           <w:szCs w:val="17"/>
         </w:rPr>
-        <w:t xml:space="preserve">Age 40+. Prescribe 3–5g creatine monohydrate daily with food, no loading phase. Saturates in 3–4 weeks. Supports strength, power, cognition, and bone density.</w:t>
+        <w:t xml:space="preserve">Age 40+. Prescribe 3–5g creatine monohydrate daily with food, no loading phase. Saturates in 3–4 weeks. Well-supported for strength, power, and cognition; bone-density evidence is mixed, not settled — a possible upside alongside LIFTMOR-style loading, not a substitute for it.</w:t>
       </w:r>
     </w:p>
     <w:p>

--- a/clients/mary_burfete/Mary_Burfete_2Day_Training_Plan.docx
+++ b/clients/mary_burfete/Mary_Burfete_2Day_Training_Plan.docx
@@ -3676,7 +3676,7 @@
                 <w:sz w:val="18"/>
                 <w:szCs w:val="18"/>
               </w:rPr>
-              <w:t xml:space="preserve">Single-Leg RDL (DB)</w:t>
+              <w:t xml:space="preserve">Face Pull (Cable or Band)</w:t>
             </w:r>
           </w:p>
         </w:tc>
@@ -3709,7 +3709,7 @@
                 <w:sz w:val="15"/>
                 <w:szCs w:val="15"/>
               </w:rPr>
-              <w:t xml:space="preserve">3+3</w:t>
+              <w:t xml:space="preserve">3</w:t>
             </w:r>
           </w:p>
         </w:tc>
@@ -3742,7 +3742,7 @@
                 <w:sz w:val="15"/>
                 <w:szCs w:val="15"/>
               </w:rPr>
-              <w:t xml:space="preserve">8–10 ea</w:t>
+              <w:t xml:space="preserve">15–20</w:t>
             </w:r>
           </w:p>
         </w:tc>
@@ -3775,7 +3775,7 @@
                 <w:sz w:val="15"/>
                 <w:szCs w:val="15"/>
               </w:rPr>
-              <w:t xml:space="preserve">20 lbs → 25 lbs</w:t>
+              <w:t xml:space="preserve">Light–Mod</w:t>
             </w:r>
           </w:p>
         </w:tc>
@@ -3808,7 +3808,7 @@
                 <w:sz w:val="15"/>
                 <w:szCs w:val="15"/>
               </w:rPr>
-              <w:t xml:space="preserve">3-1-1</w:t>
+              <w:t xml:space="preserve">2-1-2</w:t>
             </w:r>
           </w:p>
         </w:tc>
@@ -3841,7 +3841,7 @@
                 <w:sz w:val="15"/>
                 <w:szCs w:val="15"/>
               </w:rPr>
-              <w:t xml:space="preserve">75s</w:t>
+              <w:t xml:space="preserve">30s</w:t>
             </w:r>
           </w:p>
         </w:tc>
@@ -3871,7 +3871,7 @@
                 <w:sz w:val="17"/>
                 <w:szCs w:val="17"/>
               </w:rPr>
-              <w:t xml:space="preserve">LEFT leg leads every set — lower leg LST (14.6 vs 15.1 lbs), asymmetry-protocol trigger at exactly 0.5 lb gap.</w:t>
+              <w:t xml:space="preserve">Pull to face, elbows at ear height, external rotation at end range. Shoulder health, balances pressing.</w:t>
             </w:r>
           </w:p>
         </w:tc>
@@ -3920,7 +3920,7 @@
           <w:sz w:val="17"/>
           <w:szCs w:val="17"/>
         </w:rPr>
-        <w:t xml:space="preserve">Single-arm row tested at 30 lbs for 5 reps and climbs from there; bent-over bilateral row and face pull round out the pulling volume, balancing the pressing work on Day B.</w:t>
+        <w:t xml:space="preserve">Single-arm row tested at 30 lbs for 5 reps and climbs from there; bent-over bilateral row rounds out the pulling volume, balancing the pressing work on Day B, before single-leg RDL closes the block on the posterior chain.</w:t>
       </w:r>
     </w:p>
     <w:tbl>
@@ -4678,7 +4678,7 @@
                 <w:sz w:val="18"/>
                 <w:szCs w:val="18"/>
               </w:rPr>
-              <w:t xml:space="preserve">Face Pull (Cable or Band)</w:t>
+              <w:t xml:space="preserve">Single-Leg RDL (DB)</w:t>
             </w:r>
           </w:p>
         </w:tc>
@@ -4711,7 +4711,7 @@
                 <w:sz w:val="15"/>
                 <w:szCs w:val="15"/>
               </w:rPr>
-              <w:t xml:space="preserve">3</w:t>
+              <w:t xml:space="preserve">3+3</w:t>
             </w:r>
           </w:p>
         </w:tc>
@@ -4744,7 +4744,7 @@
                 <w:sz w:val="15"/>
                 <w:szCs w:val="15"/>
               </w:rPr>
-              <w:t xml:space="preserve">15–20</w:t>
+              <w:t xml:space="preserve">8–10 ea</w:t>
             </w:r>
           </w:p>
         </w:tc>
@@ -4777,7 +4777,7 @@
                 <w:sz w:val="15"/>
                 <w:szCs w:val="15"/>
               </w:rPr>
-              <w:t xml:space="preserve">Light–Mod</w:t>
+              <w:t xml:space="preserve">20 lbs → 25 lbs</w:t>
             </w:r>
           </w:p>
         </w:tc>
@@ -4810,7 +4810,7 @@
                 <w:sz w:val="15"/>
                 <w:szCs w:val="15"/>
               </w:rPr>
-              <w:t xml:space="preserve">2-1-2</w:t>
+              <w:t xml:space="preserve">3-1-1</w:t>
             </w:r>
           </w:p>
         </w:tc>
@@ -4843,7 +4843,7 @@
                 <w:sz w:val="15"/>
                 <w:szCs w:val="15"/>
               </w:rPr>
-              <w:t xml:space="preserve">30s</w:t>
+              <w:t xml:space="preserve">75s</w:t>
             </w:r>
           </w:p>
         </w:tc>
@@ -4873,7 +4873,7 @@
                 <w:sz w:val="17"/>
                 <w:szCs w:val="17"/>
               </w:rPr>
-              <w:t xml:space="preserve">Pull to face, elbows at ear height, external rotation at end range. Shoulder health, balances pressing.</w:t>
+              <w:t xml:space="preserve">LEFT leg leads every set — lower leg LST (14.6 vs 15.1 lbs), asymmetry-protocol trigger at exactly 0.5 lb gap.</w:t>
             </w:r>
           </w:p>
         </w:tc>
@@ -7776,7 +7776,7 @@
                 <w:sz w:val="18"/>
                 <w:szCs w:val="18"/>
               </w:rPr>
-              <w:t xml:space="preserve">Step-Up (Unilateral, DB) — LEFT Leads</w:t>
+              <w:t xml:space="preserve">DB Lateral Raise</w:t>
             </w:r>
           </w:p>
         </w:tc>
@@ -7809,7 +7809,7 @@
                 <w:sz w:val="15"/>
                 <w:szCs w:val="15"/>
               </w:rPr>
-              <w:t xml:space="preserve">3+3</w:t>
+              <w:t xml:space="preserve">3</w:t>
             </w:r>
           </w:p>
         </w:tc>
@@ -7842,7 +7842,7 @@
                 <w:sz w:val="15"/>
                 <w:szCs w:val="15"/>
               </w:rPr>
-              <w:t xml:space="preserve">8 ea</w:t>
+              <w:t xml:space="preserve">12–15</w:t>
             </w:r>
           </w:p>
         </w:tc>
@@ -7875,7 +7875,7 @@
                 <w:sz w:val="15"/>
                 <w:szCs w:val="15"/>
               </w:rPr>
-              <w:t xml:space="preserve">15–20 lbs/hand</w:t>
+              <w:t xml:space="preserve">8–10 lbs</w:t>
             </w:r>
           </w:p>
         </w:tc>
@@ -7908,7 +7908,7 @@
                 <w:sz w:val="15"/>
                 <w:szCs w:val="15"/>
               </w:rPr>
-              <w:t xml:space="preserve">2-1-1</w:t>
+              <w:t xml:space="preserve">2-1-2</w:t>
             </w:r>
           </w:p>
         </w:tc>
@@ -7941,7 +7941,7 @@
                 <w:sz w:val="15"/>
                 <w:szCs w:val="15"/>
               </w:rPr>
-              <w:t xml:space="preserve">60s</w:t>
+              <w:t xml:space="preserve">30s</w:t>
             </w:r>
           </w:p>
         </w:tc>
@@ -7971,7 +7971,7 @@
                 <w:sz w:val="17"/>
                 <w:szCs w:val="17"/>
               </w:rPr>
-              <w:t xml:space="preserve">LEFT leads. 18–20 inch box. Drive through front heel, full hip extension at top.</w:t>
+              <w:t xml:space="preserve">Arms slightly bent. Raise to shoulder height, 1-second hold at top, slow 2-second lower.</w:t>
             </w:r>
           </w:p>
         </w:tc>
@@ -9236,7 +9236,7 @@
                 <w:sz w:val="18"/>
                 <w:szCs w:val="18"/>
               </w:rPr>
-              <w:t xml:space="preserve">DB Lateral Raise</w:t>
+              <w:t xml:space="preserve">Step-Up (Unilateral, DB) — LEFT Leads</w:t>
             </w:r>
           </w:p>
         </w:tc>
@@ -9269,7 +9269,7 @@
                 <w:sz w:val="15"/>
                 <w:szCs w:val="15"/>
               </w:rPr>
-              <w:t xml:space="preserve">3</w:t>
+              <w:t xml:space="preserve">3+3</w:t>
             </w:r>
           </w:p>
         </w:tc>
@@ -9302,7 +9302,7 @@
                 <w:sz w:val="15"/>
                 <w:szCs w:val="15"/>
               </w:rPr>
-              <w:t xml:space="preserve">12–15</w:t>
+              <w:t xml:space="preserve">8 ea</w:t>
             </w:r>
           </w:p>
         </w:tc>
@@ -9335,7 +9335,7 @@
                 <w:sz w:val="15"/>
                 <w:szCs w:val="15"/>
               </w:rPr>
-              <w:t xml:space="preserve">8–10 lbs</w:t>
+              <w:t xml:space="preserve">15–20 lbs/hand</w:t>
             </w:r>
           </w:p>
         </w:tc>
@@ -9368,7 +9368,7 @@
                 <w:sz w:val="15"/>
                 <w:szCs w:val="15"/>
               </w:rPr>
-              <w:t xml:space="preserve">2-1-2</w:t>
+              <w:t xml:space="preserve">2-1-1</w:t>
             </w:r>
           </w:p>
         </w:tc>
@@ -9401,7 +9401,7 @@
                 <w:sz w:val="15"/>
                 <w:szCs w:val="15"/>
               </w:rPr>
-              <w:t xml:space="preserve">30s</w:t>
+              <w:t xml:space="preserve">60s</w:t>
             </w:r>
           </w:p>
         </w:tc>
@@ -9431,7 +9431,7 @@
                 <w:sz w:val="17"/>
                 <w:szCs w:val="17"/>
               </w:rPr>
-              <w:t xml:space="preserve">Arms slightly bent. Raise to shoulder height, 1-second hold at top, slow 2-second lower.</w:t>
+              <w:t xml:space="preserve">LEFT leads. 18–20 inch box. Drive through front heel, full hip extension at top.</w:t>
             </w:r>
           </w:p>
         </w:tc>

--- a/clients/mary_burfete/Mary_Burfete_2Day_Training_Plan.docx
+++ b/clients/mary_burfete/Mary_Burfete_2Day_Training_Plan.docx
@@ -2435,6 +2435,432 @@
           </w:p>
         </w:tc>
       </w:tr>
+      <w:tr>
+        <w:tc>
+          <w:tcPr>
+            <w:tcW w:type="dxa" w:w="2600"/>
+            <w:tcBorders>
+              <w:top w:val="none" w:color="FFFFFF" w:sz="0"/>
+              <w:left w:val="none" w:color="FFFFFF" w:sz="0"/>
+              <w:bottom w:val="none" w:color="FFFFFF" w:sz="0"/>
+              <w:right w:val="none" w:color="FFFFFF" w:sz="0"/>
+            </w:tcBorders>
+            <w:shd w:fill="FFFFFF" w:color="auto" w:val="clear"/>
+            <w:tcMar>
+              <w:top w:type="dxa" w:w="40"/>
+              <w:left w:type="dxa" w:w="80"/>
+              <w:bottom w:type="dxa" w:w="40"/>
+              <w:right w:type="dxa" w:w="80"/>
+            </w:tcMar>
+            <w:vAlign w:val="center"/>
+          </w:tcPr>
+          <w:p>
+            <w:pPr>
+              <w:jc w:val="left"/>
+            </w:pPr>
+            <w:r>
+              <w:rPr>
+                <w:rFonts w:ascii="Arial" w:cs="Arial" w:eastAsia="Arial" w:hAnsi="Arial"/>
+                <w:b/>
+                <w:bCs/>
+                <w:color w:val="2C2C2C"/>
+                <w:sz w:val="17"/>
+                <w:szCs w:val="17"/>
+              </w:rPr>
+              <w:t xml:space="preserve">Seated DB Overhead Press</w:t>
+            </w:r>
+          </w:p>
+        </w:tc>
+        <w:tc>
+          <w:tcPr>
+            <w:tcW w:type="dxa" w:w="1600"/>
+            <w:tcBorders>
+              <w:top w:val="none" w:color="FFFFFF" w:sz="0"/>
+              <w:left w:val="none" w:color="FFFFFF" w:sz="0"/>
+              <w:bottom w:val="none" w:color="FFFFFF" w:sz="0"/>
+              <w:right w:val="none" w:color="FFFFFF" w:sz="0"/>
+            </w:tcBorders>
+            <w:shd w:fill="FFFFFF" w:color="auto" w:val="clear"/>
+            <w:tcMar>
+              <w:top w:type="dxa" w:w="40"/>
+              <w:left w:type="dxa" w:w="80"/>
+              <w:bottom w:type="dxa" w:w="40"/>
+              <w:right w:type="dxa" w:w="80"/>
+            </w:tcMar>
+            <w:vAlign w:val="center"/>
+          </w:tcPr>
+          <w:p>
+            <w:pPr>
+              <w:jc w:val="center"/>
+            </w:pPr>
+            <w:r>
+              <w:rPr>
+                <w:rFonts w:ascii="Arial" w:cs="Arial" w:eastAsia="Arial" w:hAnsi="Arial"/>
+                <w:b w:val="false"/>
+                <w:bCs w:val="false"/>
+                <w:color w:val="6B6B6B"/>
+                <w:sz w:val="16"/>
+                <w:szCs w:val="16"/>
+              </w:rPr>
+              <w:t xml:space="preserve">Not Tested</w:t>
+            </w:r>
+          </w:p>
+        </w:tc>
+        <w:tc>
+          <w:tcPr>
+            <w:tcW w:type="dxa" w:w="1400"/>
+            <w:tcBorders>
+              <w:top w:val="none" w:color="FFFFFF" w:sz="0"/>
+              <w:left w:val="none" w:color="FFFFFF" w:sz="0"/>
+              <w:bottom w:val="none" w:color="FFFFFF" w:sz="0"/>
+              <w:right w:val="none" w:color="FFFFFF" w:sz="0"/>
+            </w:tcBorders>
+            <w:shd w:fill="FFFFFF" w:color="auto" w:val="clear"/>
+            <w:tcMar>
+              <w:top w:type="dxa" w:w="40"/>
+              <w:left w:type="dxa" w:w="80"/>
+              <w:bottom w:type="dxa" w:w="40"/>
+              <w:right w:type="dxa" w:w="80"/>
+            </w:tcMar>
+            <w:vAlign w:val="center"/>
+          </w:tcPr>
+          <w:p>
+            <w:pPr>
+              <w:jc w:val="center"/>
+            </w:pPr>
+            <w:r>
+              <w:rPr>
+                <w:rFonts w:ascii="Arial" w:cs="Arial" w:eastAsia="Arial" w:hAnsi="Arial"/>
+                <w:b w:val="false"/>
+                <w:bCs w:val="false"/>
+                <w:color w:val="6B6B6B"/>
+                <w:sz w:val="16"/>
+                <w:szCs w:val="16"/>
+              </w:rPr>
+              <w:t xml:space="preserve">Working</w:t>
+            </w:r>
+          </w:p>
+        </w:tc>
+        <w:tc>
+          <w:tcPr>
+            <w:tcW w:type="dxa" w:w="4840"/>
+            <w:tcBorders>
+              <w:top w:val="none" w:color="FFFFFF" w:sz="0"/>
+              <w:left w:val="none" w:color="FFFFFF" w:sz="0"/>
+              <w:bottom w:val="none" w:color="FFFFFF" w:sz="0"/>
+              <w:right w:val="none" w:color="FFFFFF" w:sz="0"/>
+            </w:tcBorders>
+            <w:shd w:fill="FFFFFF" w:color="auto" w:val="clear"/>
+            <w:tcMar>
+              <w:top w:type="dxa" w:w="40"/>
+              <w:left w:type="dxa" w:w="80"/>
+              <w:bottom w:type="dxa" w:w="40"/>
+              <w:right w:type="dxa" w:w="80"/>
+            </w:tcMar>
+            <w:vAlign w:val="center"/>
+          </w:tcPr>
+          <w:p>
+            <w:pPr>
+              <w:jc w:val="left"/>
+            </w:pPr>
+            <w:r>
+              <w:rPr>
+                <w:rFonts w:ascii="Arial" w:cs="Arial" w:eastAsia="Arial" w:hAnsi="Arial"/>
+                <w:b w:val="false"/>
+                <w:bCs w:val="false"/>
+                <w:color w:val="6B6B6B"/>
+                <w:sz w:val="16"/>
+                <w:szCs w:val="16"/>
+              </w:rPr>
+              <w:t xml:space="preserve">Wk1: 15 lbs/hand ×8 — new baseline established this week. Target 20 lbs/hand ×8 by Wk4.</w:t>
+            </w:r>
+          </w:p>
+        </w:tc>
+      </w:tr>
+      <w:tr>
+        <w:tc>
+          <w:tcPr>
+            <w:tcW w:type="dxa" w:w="2600"/>
+            <w:tcBorders>
+              <w:top w:val="none" w:color="FFFFFF" w:sz="0"/>
+              <w:left w:val="none" w:color="FFFFFF" w:sz="0"/>
+              <w:bottom w:val="none" w:color="FFFFFF" w:sz="0"/>
+              <w:right w:val="none" w:color="FFFFFF" w:sz="0"/>
+            </w:tcBorders>
+            <w:shd w:fill="FAF3E0" w:color="auto" w:val="clear"/>
+            <w:tcMar>
+              <w:top w:type="dxa" w:w="40"/>
+              <w:left w:type="dxa" w:w="80"/>
+              <w:bottom w:type="dxa" w:w="40"/>
+              <w:right w:type="dxa" w:w="80"/>
+            </w:tcMar>
+            <w:vAlign w:val="center"/>
+          </w:tcPr>
+          <w:p>
+            <w:pPr>
+              <w:jc w:val="left"/>
+            </w:pPr>
+            <w:r>
+              <w:rPr>
+                <w:rFonts w:ascii="Arial" w:cs="Arial" w:eastAsia="Arial" w:hAnsi="Arial"/>
+                <w:b/>
+                <w:bCs/>
+                <w:color w:val="2C2C2C"/>
+                <w:sz w:val="17"/>
+                <w:szCs w:val="17"/>
+              </w:rPr>
+              <w:t xml:space="preserve">Incline Dumbbell Press</w:t>
+            </w:r>
+          </w:p>
+        </w:tc>
+        <w:tc>
+          <w:tcPr>
+            <w:tcW w:type="dxa" w:w="1600"/>
+            <w:tcBorders>
+              <w:top w:val="none" w:color="FFFFFF" w:sz="0"/>
+              <w:left w:val="none" w:color="FFFFFF" w:sz="0"/>
+              <w:bottom w:val="none" w:color="FFFFFF" w:sz="0"/>
+              <w:right w:val="none" w:color="FFFFFF" w:sz="0"/>
+            </w:tcBorders>
+            <w:shd w:fill="FAF3E0" w:color="auto" w:val="clear"/>
+            <w:tcMar>
+              <w:top w:type="dxa" w:w="40"/>
+              <w:left w:type="dxa" w:w="80"/>
+              <w:bottom w:type="dxa" w:w="40"/>
+              <w:right w:type="dxa" w:w="80"/>
+            </w:tcMar>
+            <w:vAlign w:val="center"/>
+          </w:tcPr>
+          <w:p>
+            <w:pPr>
+              <w:jc w:val="center"/>
+            </w:pPr>
+            <w:r>
+              <w:rPr>
+                <w:rFonts w:ascii="Arial" w:cs="Arial" w:eastAsia="Arial" w:hAnsi="Arial"/>
+                <w:b w:val="false"/>
+                <w:bCs w:val="false"/>
+                <w:color w:val="6B6B6B"/>
+                <w:sz w:val="16"/>
+                <w:szCs w:val="16"/>
+              </w:rPr>
+              <w:t xml:space="preserve">Not Tested</w:t>
+            </w:r>
+          </w:p>
+        </w:tc>
+        <w:tc>
+          <w:tcPr>
+            <w:tcW w:type="dxa" w:w="1400"/>
+            <w:tcBorders>
+              <w:top w:val="none" w:color="FFFFFF" w:sz="0"/>
+              <w:left w:val="none" w:color="FFFFFF" w:sz="0"/>
+              <w:bottom w:val="none" w:color="FFFFFF" w:sz="0"/>
+              <w:right w:val="none" w:color="FFFFFF" w:sz="0"/>
+            </w:tcBorders>
+            <w:shd w:fill="FAF3E0" w:color="auto" w:val="clear"/>
+            <w:tcMar>
+              <w:top w:type="dxa" w:w="40"/>
+              <w:left w:type="dxa" w:w="80"/>
+              <w:bottom w:type="dxa" w:w="40"/>
+              <w:right w:type="dxa" w:w="80"/>
+            </w:tcMar>
+            <w:vAlign w:val="center"/>
+          </w:tcPr>
+          <w:p>
+            <w:pPr>
+              <w:jc w:val="center"/>
+            </w:pPr>
+            <w:r>
+              <w:rPr>
+                <w:rFonts w:ascii="Arial" w:cs="Arial" w:eastAsia="Arial" w:hAnsi="Arial"/>
+                <w:b w:val="false"/>
+                <w:bCs w:val="false"/>
+                <w:color w:val="6B6B6B"/>
+                <w:sz w:val="16"/>
+                <w:szCs w:val="16"/>
+              </w:rPr>
+              <w:t xml:space="preserve">Working</w:t>
+            </w:r>
+          </w:p>
+        </w:tc>
+        <w:tc>
+          <w:tcPr>
+            <w:tcW w:type="dxa" w:w="4840"/>
+            <w:tcBorders>
+              <w:top w:val="none" w:color="FFFFFF" w:sz="0"/>
+              <w:left w:val="none" w:color="FFFFFF" w:sz="0"/>
+              <w:bottom w:val="none" w:color="FFFFFF" w:sz="0"/>
+              <w:right w:val="none" w:color="FFFFFF" w:sz="0"/>
+            </w:tcBorders>
+            <w:shd w:fill="FAF3E0" w:color="auto" w:val="clear"/>
+            <w:tcMar>
+              <w:top w:type="dxa" w:w="40"/>
+              <w:left w:type="dxa" w:w="80"/>
+              <w:bottom w:type="dxa" w:w="40"/>
+              <w:right w:type="dxa" w:w="80"/>
+            </w:tcMar>
+            <w:vAlign w:val="center"/>
+          </w:tcPr>
+          <w:p>
+            <w:pPr>
+              <w:jc w:val="left"/>
+            </w:pPr>
+            <w:r>
+              <w:rPr>
+                <w:rFonts w:ascii="Arial" w:cs="Arial" w:eastAsia="Arial" w:hAnsi="Arial"/>
+                <w:b w:val="false"/>
+                <w:bCs w:val="false"/>
+                <w:color w:val="6B6B6B"/>
+                <w:sz w:val="16"/>
+                <w:szCs w:val="16"/>
+              </w:rPr>
+              <w:t xml:space="preserve">Wk1: 20 lbs/hand ×8 — new baseline established this week. Target 25 lbs/hand ×8 by Wk4.</w:t>
+            </w:r>
+          </w:p>
+        </w:tc>
+      </w:tr>
+      <w:tr>
+        <w:tc>
+          <w:tcPr>
+            <w:tcW w:type="dxa" w:w="2600"/>
+            <w:tcBorders>
+              <w:top w:val="none" w:color="FFFFFF" w:sz="0"/>
+              <w:left w:val="none" w:color="FFFFFF" w:sz="0"/>
+              <w:bottom w:val="none" w:color="FFFFFF" w:sz="0"/>
+              <w:right w:val="none" w:color="FFFFFF" w:sz="0"/>
+            </w:tcBorders>
+            <w:shd w:fill="FFFFFF" w:color="auto" w:val="clear"/>
+            <w:tcMar>
+              <w:top w:type="dxa" w:w="40"/>
+              <w:left w:type="dxa" w:w="80"/>
+              <w:bottom w:type="dxa" w:w="40"/>
+              <w:right w:type="dxa" w:w="80"/>
+            </w:tcMar>
+            <w:vAlign w:val="center"/>
+          </w:tcPr>
+          <w:p>
+            <w:pPr>
+              <w:jc w:val="left"/>
+            </w:pPr>
+            <w:r>
+              <w:rPr>
+                <w:rFonts w:ascii="Arial" w:cs="Arial" w:eastAsia="Arial" w:hAnsi="Arial"/>
+                <w:b/>
+                <w:bCs/>
+                <w:color w:val="2C2C2C"/>
+                <w:sz w:val="17"/>
+                <w:szCs w:val="17"/>
+              </w:rPr>
+              <w:t xml:space="preserve">DB Reverse Lunge</w:t>
+            </w:r>
+          </w:p>
+        </w:tc>
+        <w:tc>
+          <w:tcPr>
+            <w:tcW w:type="dxa" w:w="1600"/>
+            <w:tcBorders>
+              <w:top w:val="none" w:color="FFFFFF" w:sz="0"/>
+              <w:left w:val="none" w:color="FFFFFF" w:sz="0"/>
+              <w:bottom w:val="none" w:color="FFFFFF" w:sz="0"/>
+              <w:right w:val="none" w:color="FFFFFF" w:sz="0"/>
+            </w:tcBorders>
+            <w:shd w:fill="FFFFFF" w:color="auto" w:val="clear"/>
+            <w:tcMar>
+              <w:top w:type="dxa" w:w="40"/>
+              <w:left w:type="dxa" w:w="80"/>
+              <w:bottom w:type="dxa" w:w="40"/>
+              <w:right w:type="dxa" w:w="80"/>
+            </w:tcMar>
+            <w:vAlign w:val="center"/>
+          </w:tcPr>
+          <w:p>
+            <w:pPr>
+              <w:jc w:val="center"/>
+            </w:pPr>
+            <w:r>
+              <w:rPr>
+                <w:rFonts w:ascii="Arial" w:cs="Arial" w:eastAsia="Arial" w:hAnsi="Arial"/>
+                <w:b w:val="false"/>
+                <w:bCs w:val="false"/>
+                <w:color w:val="6B6B6B"/>
+                <w:sz w:val="16"/>
+                <w:szCs w:val="16"/>
+              </w:rPr>
+              <w:t xml:space="preserve">Not Tested</w:t>
+            </w:r>
+          </w:p>
+        </w:tc>
+        <w:tc>
+          <w:tcPr>
+            <w:tcW w:type="dxa" w:w="1400"/>
+            <w:tcBorders>
+              <w:top w:val="none" w:color="FFFFFF" w:sz="0"/>
+              <w:left w:val="none" w:color="FFFFFF" w:sz="0"/>
+              <w:bottom w:val="none" w:color="FFFFFF" w:sz="0"/>
+              <w:right w:val="none" w:color="FFFFFF" w:sz="0"/>
+            </w:tcBorders>
+            <w:shd w:fill="FFFFFF" w:color="auto" w:val="clear"/>
+            <w:tcMar>
+              <w:top w:type="dxa" w:w="40"/>
+              <w:left w:type="dxa" w:w="80"/>
+              <w:bottom w:type="dxa" w:w="40"/>
+              <w:right w:type="dxa" w:w="80"/>
+            </w:tcMar>
+            <w:vAlign w:val="center"/>
+          </w:tcPr>
+          <w:p>
+            <w:pPr>
+              <w:jc w:val="center"/>
+            </w:pPr>
+            <w:r>
+              <w:rPr>
+                <w:rFonts w:ascii="Arial" w:cs="Arial" w:eastAsia="Arial" w:hAnsi="Arial"/>
+                <w:b w:val="false"/>
+                <w:bCs w:val="false"/>
+                <w:color w:val="6B6B6B"/>
+                <w:sz w:val="16"/>
+                <w:szCs w:val="16"/>
+              </w:rPr>
+              <w:t xml:space="preserve">Working</w:t>
+            </w:r>
+          </w:p>
+        </w:tc>
+        <w:tc>
+          <w:tcPr>
+            <w:tcW w:type="dxa" w:w="4840"/>
+            <w:tcBorders>
+              <w:top w:val="none" w:color="FFFFFF" w:sz="0"/>
+              <w:left w:val="none" w:color="FFFFFF" w:sz="0"/>
+              <w:bottom w:val="none" w:color="FFFFFF" w:sz="0"/>
+              <w:right w:val="none" w:color="FFFFFF" w:sz="0"/>
+            </w:tcBorders>
+            <w:shd w:fill="FFFFFF" w:color="auto" w:val="clear"/>
+            <w:tcMar>
+              <w:top w:type="dxa" w:w="40"/>
+              <w:left w:type="dxa" w:w="80"/>
+              <w:bottom w:type="dxa" w:w="40"/>
+              <w:right w:type="dxa" w:w="80"/>
+            </w:tcMar>
+            <w:vAlign w:val="center"/>
+          </w:tcPr>
+          <w:p>
+            <w:pPr>
+              <w:jc w:val="left"/>
+            </w:pPr>
+            <w:r>
+              <w:rPr>
+                <w:rFonts w:ascii="Arial" w:cs="Arial" w:eastAsia="Arial" w:hAnsi="Arial"/>
+                <w:b w:val="false"/>
+                <w:bCs w:val="false"/>
+                <w:color w:val="6B6B6B"/>
+                <w:sz w:val="16"/>
+                <w:szCs w:val="16"/>
+              </w:rPr>
+              <w:t xml:space="preserve">Wk1: 15 lbs/hand ×8/side — new baseline established this week. Target 20 lbs/hand by Wk4. LEFT leg leads.</w:t>
+            </w:r>
+          </w:p>
+        </w:tc>
+      </w:tr>
     </w:tbl>
     <w:p>
       <w:pPr>
@@ -2539,6 +2965,31 @@
           <w:szCs w:val="17"/>
         </w:rPr>
         <w:t xml:space="preserve">At 55, Mary sits directly on the boundary between the 45-55 (Perimenopause/Menopause Transition) and 55-65 (Postmenopausal) age brackets. Protein and creatine targets below already reflect the 50+ escalation (2.0-2.2 g/kg, creatine strongly indicated) appropriate to either bracket. LIFTMOR-style bone-loading candidacy screening (T-score &lt; -1.0) is worth introducing now rather than waiting — both brackets converge on bone density as a priority as estrogen decline accelerates.</w:t>
+      </w:r>
+    </w:p>
+    <w:p>
+      <w:pPr>
+        <w:spacing w:after="100"/>
+      </w:pPr>
+      <w:r>
+        <w:rPr>
+          <w:rFonts w:ascii="Arial" w:cs="Arial" w:eastAsia="Arial" w:hAnsi="Arial"/>
+          <w:b/>
+          <w:bCs/>
+          <w:color w:val="C9A227"/>
+          <w:sz w:val="17"/>
+          <w:szCs w:val="17"/>
+        </w:rPr>
+        <w:t xml:space="preserve">Seated Overhead Press, Incline Press &amp; Lunge — Baselines Established This Week:  </w:t>
+      </w:r>
+      <w:r>
+        <w:rPr>
+          <w:rFonts w:ascii="Arial" w:cs="Arial" w:eastAsia="Arial" w:hAnsi="Arial"/>
+          <w:color w:val="2C2C2C"/>
+          <w:sz w:val="17"/>
+          <w:szCs w:val="17"/>
+        </w:rPr>
+        <w:t xml:space="preserve">Three movements from the core ICONS Baseline Testing Protocol were not part of Mary's initial testing battery: Seated Overhead Press, Incline Dumbbell Press, and a true lunge pattern (her split stance squat and step-up cover related but distinct patterns, not a substitute for a genuine lunge). All three are introduced this week at conservative, technique-first loads (Seated DB Overhead Press 15 lbs/hand, Incline Dumbbell Press 20 lbs/hand, DB Reverse Lunge 15 lbs/hand — LEFT leg leads, consistent with the segmental asymmetry finding above) and become the new 8-week baseline for each pattern, not an invented tested number.</w:t>
       </w:r>
     </w:p>
     <w:p>
@@ -3895,7 +4346,7 @@
           <w:sz w:val="17"/>
           <w:szCs w:val="17"/>
         </w:rPr>
-        <w:t xml:space="preserve">B — PRIMARY PULL STRENGTH</w:t>
+        <w:t xml:space="preserve">B — PRIMARY PULL STRENGTH &amp; PRESS ACCESSORY</w:t>
       </w:r>
     </w:p>
     <w:p>
@@ -3920,7 +4371,7 @@
           <w:sz w:val="17"/>
           <w:szCs w:val="17"/>
         </w:rPr>
-        <w:t xml:space="preserve">Single-arm row tested at 30 lbs for 5 reps and climbs from there; bent-over bilateral row rounds out the pulling volume, balancing the pressing work on Day B, before single-leg RDL closes the block on the posterior chain.</w:t>
+        <w:t xml:space="preserve">Single-arm row tested at 30 lbs for 5 reps and climbs from there; bent-over bilateral row rounds out the pulling volume, balancing the pressing work on Day B, before single-leg RDL closes the posterior-chain portion of the block. Incline Dumbbell Press was not part of the initial testing battery — it closes the block as a new horizontal-press baseline, established this week at a conservative technique-first load.</w:t>
       </w:r>
     </w:p>
     <w:tbl>
@@ -4874,6 +5325,248 @@
                 <w:szCs w:val="17"/>
               </w:rPr>
               <w:t xml:space="preserve">LEFT leg leads every set — lower leg LST (14.6 vs 15.1 lbs), asymmetry-protocol trigger at exactly 0.5 lb gap.</w:t>
+            </w:r>
+          </w:p>
+        </w:tc>
+      </w:tr>
+      <w:tr>
+        <w:tc>
+          <w:tcPr>
+            <w:tcW w:type="dxa" w:w="2400"/>
+            <w:tcBorders>
+              <w:top w:val="none" w:color="FFFFFF" w:sz="0"/>
+              <w:left w:val="none" w:color="FFFFFF" w:sz="0"/>
+              <w:bottom w:val="none" w:color="FFFFFF" w:sz="0"/>
+              <w:right w:val="none" w:color="FFFFFF" w:sz="0"/>
+            </w:tcBorders>
+            <w:shd w:fill="FFFFFF" w:color="auto" w:val="clear"/>
+            <w:tcMar>
+              <w:top w:type="dxa" w:w="40"/>
+              <w:left w:type="dxa" w:w="80"/>
+              <w:bottom w:type="dxa" w:w="40"/>
+              <w:right w:type="dxa" w:w="80"/>
+            </w:tcMar>
+            <w:vAlign w:val="center"/>
+          </w:tcPr>
+          <w:p>
+            <w:r>
+              <w:rPr>
+                <w:rFonts w:ascii="Arial" w:cs="Arial" w:eastAsia="Arial" w:hAnsi="Arial"/>
+                <w:b/>
+                <w:bCs/>
+                <w:color w:val="2C2C2C"/>
+                <w:sz w:val="18"/>
+                <w:szCs w:val="18"/>
+              </w:rPr>
+              <w:t xml:space="preserve">Incline Dumbbell Press</w:t>
+            </w:r>
+          </w:p>
+          <w:p>
+            <w:r>
+              <w:rPr>
+                <w:rFonts w:ascii="Arial" w:cs="Arial" w:eastAsia="Arial" w:hAnsi="Arial"/>
+                <w:i/>
+                <w:iCs/>
+                <w:color w:val="B71C1C"/>
+                <w:sz w:val="14"/>
+                <w:szCs w:val="14"/>
+              </w:rPr>
+              <w:t xml:space="preserve">Not tested — establishing baseline this week</w:t>
+            </w:r>
+          </w:p>
+        </w:tc>
+        <w:tc>
+          <w:tcPr>
+            <w:tcW w:type="dxa" w:w="380"/>
+            <w:tcBorders>
+              <w:top w:val="none" w:color="FFFFFF" w:sz="0"/>
+              <w:left w:val="none" w:color="FFFFFF" w:sz="0"/>
+              <w:bottom w:val="none" w:color="FFFFFF" w:sz="0"/>
+              <w:right w:val="none" w:color="FFFFFF" w:sz="0"/>
+            </w:tcBorders>
+            <w:shd w:fill="FFFFFF" w:color="auto" w:val="clear"/>
+            <w:tcMar>
+              <w:top w:type="dxa" w:w="40"/>
+              <w:left w:type="dxa" w:w="80"/>
+              <w:bottom w:type="dxa" w:w="40"/>
+              <w:right w:type="dxa" w:w="80"/>
+            </w:tcMar>
+            <w:vAlign w:val="center"/>
+          </w:tcPr>
+          <w:p>
+            <w:pPr>
+              <w:jc w:val="center"/>
+            </w:pPr>
+            <w:r>
+              <w:rPr>
+                <w:rFonts w:ascii="Arial" w:cs="Arial" w:eastAsia="Arial" w:hAnsi="Arial"/>
+                <w:color w:val="6B6B6B"/>
+                <w:sz w:val="15"/>
+                <w:szCs w:val="15"/>
+              </w:rPr>
+              <w:t xml:space="preserve">3</w:t>
+            </w:r>
+          </w:p>
+        </w:tc>
+        <w:tc>
+          <w:tcPr>
+            <w:tcW w:type="dxa" w:w="420"/>
+            <w:tcBorders>
+              <w:top w:val="none" w:color="FFFFFF" w:sz="0"/>
+              <w:left w:val="none" w:color="FFFFFF" w:sz="0"/>
+              <w:bottom w:val="none" w:color="FFFFFF" w:sz="0"/>
+              <w:right w:val="none" w:color="FFFFFF" w:sz="0"/>
+            </w:tcBorders>
+            <w:shd w:fill="FFFFFF" w:color="auto" w:val="clear"/>
+            <w:tcMar>
+              <w:top w:type="dxa" w:w="40"/>
+              <w:left w:type="dxa" w:w="80"/>
+              <w:bottom w:type="dxa" w:w="40"/>
+              <w:right w:type="dxa" w:w="80"/>
+            </w:tcMar>
+            <w:vAlign w:val="center"/>
+          </w:tcPr>
+          <w:p>
+            <w:pPr>
+              <w:jc w:val="center"/>
+            </w:pPr>
+            <w:r>
+              <w:rPr>
+                <w:rFonts w:ascii="Arial" w:cs="Arial" w:eastAsia="Arial" w:hAnsi="Arial"/>
+                <w:color w:val="6B6B6B"/>
+                <w:sz w:val="15"/>
+                <w:szCs w:val="15"/>
+              </w:rPr>
+              <w:t xml:space="preserve">8</w:t>
+            </w:r>
+          </w:p>
+        </w:tc>
+        <w:tc>
+          <w:tcPr>
+            <w:tcW w:type="dxa" w:w="680"/>
+            <w:tcBorders>
+              <w:top w:val="none" w:color="FFFFFF" w:sz="0"/>
+              <w:left w:val="none" w:color="FFFFFF" w:sz="0"/>
+              <w:bottom w:val="none" w:color="FFFFFF" w:sz="0"/>
+              <w:right w:val="none" w:color="FFFFFF" w:sz="0"/>
+            </w:tcBorders>
+            <w:shd w:fill="FFFFFF" w:color="auto" w:val="clear"/>
+            <w:tcMar>
+              <w:top w:type="dxa" w:w="40"/>
+              <w:left w:type="dxa" w:w="80"/>
+              <w:bottom w:type="dxa" w:w="40"/>
+              <w:right w:type="dxa" w:w="80"/>
+            </w:tcMar>
+            <w:vAlign w:val="center"/>
+          </w:tcPr>
+          <w:p>
+            <w:pPr>
+              <w:jc w:val="center"/>
+            </w:pPr>
+            <w:r>
+              <w:rPr>
+                <w:rFonts w:ascii="Arial" w:cs="Arial" w:eastAsia="Arial" w:hAnsi="Arial"/>
+                <w:color w:val="6B6B6B"/>
+                <w:sz w:val="15"/>
+                <w:szCs w:val="15"/>
+              </w:rPr>
+              <w:t xml:space="preserve">Wk1: 20 lbs/hand → Wk4: 25 lbs/hand</w:t>
+            </w:r>
+          </w:p>
+        </w:tc>
+        <w:tc>
+          <w:tcPr>
+            <w:tcW w:type="dxa" w:w="540"/>
+            <w:tcBorders>
+              <w:top w:val="none" w:color="FFFFFF" w:sz="0"/>
+              <w:left w:val="none" w:color="FFFFFF" w:sz="0"/>
+              <w:bottom w:val="none" w:color="FFFFFF" w:sz="0"/>
+              <w:right w:val="none" w:color="FFFFFF" w:sz="0"/>
+            </w:tcBorders>
+            <w:shd w:fill="FFFFFF" w:color="auto" w:val="clear"/>
+            <w:tcMar>
+              <w:top w:type="dxa" w:w="40"/>
+              <w:left w:type="dxa" w:w="80"/>
+              <w:bottom w:type="dxa" w:w="40"/>
+              <w:right w:type="dxa" w:w="80"/>
+            </w:tcMar>
+            <w:vAlign w:val="center"/>
+          </w:tcPr>
+          <w:p>
+            <w:pPr>
+              <w:jc w:val="center"/>
+            </w:pPr>
+            <w:r>
+              <w:rPr>
+                <w:rFonts w:ascii="Arial" w:cs="Arial" w:eastAsia="Arial" w:hAnsi="Arial"/>
+                <w:color w:val="6B6B6B"/>
+                <w:sz w:val="15"/>
+                <w:szCs w:val="15"/>
+              </w:rPr>
+              <w:t xml:space="preserve">2-1-2</w:t>
+            </w:r>
+          </w:p>
+        </w:tc>
+        <w:tc>
+          <w:tcPr>
+            <w:tcW w:type="dxa" w:w="440"/>
+            <w:tcBorders>
+              <w:top w:val="none" w:color="FFFFFF" w:sz="0"/>
+              <w:left w:val="none" w:color="FFFFFF" w:sz="0"/>
+              <w:bottom w:val="none" w:color="FFFFFF" w:sz="0"/>
+              <w:right w:val="none" w:color="FFFFFF" w:sz="0"/>
+            </w:tcBorders>
+            <w:shd w:fill="FFFFFF" w:color="auto" w:val="clear"/>
+            <w:tcMar>
+              <w:top w:type="dxa" w:w="40"/>
+              <w:left w:type="dxa" w:w="80"/>
+              <w:bottom w:type="dxa" w:w="40"/>
+              <w:right w:type="dxa" w:w="80"/>
+            </w:tcMar>
+            <w:vAlign w:val="center"/>
+          </w:tcPr>
+          <w:p>
+            <w:pPr>
+              <w:jc w:val="center"/>
+            </w:pPr>
+            <w:r>
+              <w:rPr>
+                <w:rFonts w:ascii="Arial" w:cs="Arial" w:eastAsia="Arial" w:hAnsi="Arial"/>
+                <w:color w:val="6B6B6B"/>
+                <w:sz w:val="15"/>
+                <w:szCs w:val="15"/>
+              </w:rPr>
+              <w:t xml:space="preserve">75s</w:t>
+            </w:r>
+          </w:p>
+        </w:tc>
+        <w:tc>
+          <w:tcPr>
+            <w:tcW w:type="dxa" w:w="5580"/>
+            <w:tcBorders>
+              <w:top w:val="none" w:color="FFFFFF" w:sz="0"/>
+              <w:left w:val="none" w:color="FFFFFF" w:sz="0"/>
+              <w:bottom w:val="none" w:color="FFFFFF" w:sz="0"/>
+              <w:right w:val="none" w:color="FFFFFF" w:sz="0"/>
+            </w:tcBorders>
+            <w:shd w:fill="FFFFFF" w:color="auto" w:val="clear"/>
+            <w:tcMar>
+              <w:top w:type="dxa" w:w="40"/>
+              <w:left w:type="dxa" w:w="80"/>
+              <w:bottom w:type="dxa" w:w="40"/>
+              <w:right w:type="dxa" w:w="80"/>
+            </w:tcMar>
+            <w:vAlign w:val="center"/>
+          </w:tcPr>
+          <w:p>
+            <w:r>
+              <w:rPr>
+                <w:rFonts w:ascii="Arial" w:cs="Arial" w:eastAsia="Arial" w:hAnsi="Arial"/>
+                <w:color w:val="6B6B6B"/>
+                <w:sz w:val="17"/>
+                <w:szCs w:val="17"/>
+              </w:rPr>
+              <w:t xml:space="preserve">Bench ~30°, elbows ~45°, controlled descent to full stretch.</w:t>
             </w:r>
           </w:p>
         </w:tc>
@@ -6993,7 +7686,7 @@
           <w:sz w:val="17"/>
           <w:szCs w:val="17"/>
         </w:rPr>
-        <w:t xml:space="preserve">A — PRIMARY LOWER — SQUAT &amp; SPLIT SQUAT</w:t>
+        <w:t xml:space="preserve">A — PRIMARY LOWER — SQUAT, SPLIT SQUAT &amp; LUNGE</w:t>
       </w:r>
     </w:p>
     <w:p>
@@ -7018,7 +7711,7 @@
           <w:sz w:val="17"/>
           <w:szCs w:val="17"/>
         </w:rPr>
-        <w:t xml:space="preserve">Back squat tested at 90 lbs for 5 reps; split stance DB squat tested at 17.5 lbs/hand for 5 reps. LEFT leg leads every unilateral exercise here — legs sit exactly at the 0.5 lb asymmetry-protocol trigger (14.6 vs 15.1 lbs), per the Johanna Castillo precedent.</w:t>
+        <w:t xml:space="preserve">Back squat tested at 90 lbs for 5 reps; split stance DB squat tested at 17.5 lbs/hand for 5 reps. LEFT leg leads every unilateral exercise here — legs sit exactly at the 0.5 lb asymmetry-protocol trigger (14.6 vs 15.1 lbs), per the Johanna Castillo precedent. DB Reverse Lunge was not part of the initial testing battery — it closes the block as a new baseline, LEFT-led per the same asymmetry finding.</w:t>
       </w:r>
     </w:p>
     <w:tbl>
@@ -7972,6 +8665,248 @@
                 <w:szCs w:val="17"/>
               </w:rPr>
               <w:t xml:space="preserve">Arms slightly bent. Raise to shoulder height, 1-second hold at top, slow 2-second lower.</w:t>
+            </w:r>
+          </w:p>
+        </w:tc>
+      </w:tr>
+      <w:tr>
+        <w:tc>
+          <w:tcPr>
+            <w:tcW w:type="dxa" w:w="2400"/>
+            <w:tcBorders>
+              <w:top w:val="none" w:color="FFFFFF" w:sz="0"/>
+              <w:left w:val="none" w:color="FFFFFF" w:sz="0"/>
+              <w:bottom w:val="none" w:color="FFFFFF" w:sz="0"/>
+              <w:right w:val="none" w:color="FFFFFF" w:sz="0"/>
+            </w:tcBorders>
+            <w:shd w:fill="FFFFFF" w:color="auto" w:val="clear"/>
+            <w:tcMar>
+              <w:top w:type="dxa" w:w="40"/>
+              <w:left w:type="dxa" w:w="80"/>
+              <w:bottom w:type="dxa" w:w="40"/>
+              <w:right w:type="dxa" w:w="80"/>
+            </w:tcMar>
+            <w:vAlign w:val="center"/>
+          </w:tcPr>
+          <w:p>
+            <w:r>
+              <w:rPr>
+                <w:rFonts w:ascii="Arial" w:cs="Arial" w:eastAsia="Arial" w:hAnsi="Arial"/>
+                <w:b/>
+                <w:bCs/>
+                <w:color w:val="2C2C2C"/>
+                <w:sz w:val="18"/>
+                <w:szCs w:val="18"/>
+              </w:rPr>
+              <w:t xml:space="preserve">DB Reverse Lunge — LEFT Leads</w:t>
+            </w:r>
+          </w:p>
+          <w:p>
+            <w:r>
+              <w:rPr>
+                <w:rFonts w:ascii="Arial" w:cs="Arial" w:eastAsia="Arial" w:hAnsi="Arial"/>
+                <w:i/>
+                <w:iCs/>
+                <w:color w:val="B71C1C"/>
+                <w:sz w:val="14"/>
+                <w:szCs w:val="14"/>
+              </w:rPr>
+              <w:t xml:space="preserve">Not tested — establishing baseline this week</w:t>
+            </w:r>
+          </w:p>
+        </w:tc>
+        <w:tc>
+          <w:tcPr>
+            <w:tcW w:type="dxa" w:w="380"/>
+            <w:tcBorders>
+              <w:top w:val="none" w:color="FFFFFF" w:sz="0"/>
+              <w:left w:val="none" w:color="FFFFFF" w:sz="0"/>
+              <w:bottom w:val="none" w:color="FFFFFF" w:sz="0"/>
+              <w:right w:val="none" w:color="FFFFFF" w:sz="0"/>
+            </w:tcBorders>
+            <w:shd w:fill="FFFFFF" w:color="auto" w:val="clear"/>
+            <w:tcMar>
+              <w:top w:type="dxa" w:w="40"/>
+              <w:left w:type="dxa" w:w="80"/>
+              <w:bottom w:type="dxa" w:w="40"/>
+              <w:right w:type="dxa" w:w="80"/>
+            </w:tcMar>
+            <w:vAlign w:val="center"/>
+          </w:tcPr>
+          <w:p>
+            <w:pPr>
+              <w:jc w:val="center"/>
+            </w:pPr>
+            <w:r>
+              <w:rPr>
+                <w:rFonts w:ascii="Arial" w:cs="Arial" w:eastAsia="Arial" w:hAnsi="Arial"/>
+                <w:color w:val="6B6B6B"/>
+                <w:sz w:val="15"/>
+                <w:szCs w:val="15"/>
+              </w:rPr>
+              <w:t xml:space="preserve">3+3</w:t>
+            </w:r>
+          </w:p>
+        </w:tc>
+        <w:tc>
+          <w:tcPr>
+            <w:tcW w:type="dxa" w:w="420"/>
+            <w:tcBorders>
+              <w:top w:val="none" w:color="FFFFFF" w:sz="0"/>
+              <w:left w:val="none" w:color="FFFFFF" w:sz="0"/>
+              <w:bottom w:val="none" w:color="FFFFFF" w:sz="0"/>
+              <w:right w:val="none" w:color="FFFFFF" w:sz="0"/>
+            </w:tcBorders>
+            <w:shd w:fill="FFFFFF" w:color="auto" w:val="clear"/>
+            <w:tcMar>
+              <w:top w:type="dxa" w:w="40"/>
+              <w:left w:type="dxa" w:w="80"/>
+              <w:bottom w:type="dxa" w:w="40"/>
+              <w:right w:type="dxa" w:w="80"/>
+            </w:tcMar>
+            <w:vAlign w:val="center"/>
+          </w:tcPr>
+          <w:p>
+            <w:pPr>
+              <w:jc w:val="center"/>
+            </w:pPr>
+            <w:r>
+              <w:rPr>
+                <w:rFonts w:ascii="Arial" w:cs="Arial" w:eastAsia="Arial" w:hAnsi="Arial"/>
+                <w:color w:val="6B6B6B"/>
+                <w:sz w:val="15"/>
+                <w:szCs w:val="15"/>
+              </w:rPr>
+              <w:t xml:space="preserve">8 ea</w:t>
+            </w:r>
+          </w:p>
+        </w:tc>
+        <w:tc>
+          <w:tcPr>
+            <w:tcW w:type="dxa" w:w="680"/>
+            <w:tcBorders>
+              <w:top w:val="none" w:color="FFFFFF" w:sz="0"/>
+              <w:left w:val="none" w:color="FFFFFF" w:sz="0"/>
+              <w:bottom w:val="none" w:color="FFFFFF" w:sz="0"/>
+              <w:right w:val="none" w:color="FFFFFF" w:sz="0"/>
+            </w:tcBorders>
+            <w:shd w:fill="FFFFFF" w:color="auto" w:val="clear"/>
+            <w:tcMar>
+              <w:top w:type="dxa" w:w="40"/>
+              <w:left w:type="dxa" w:w="80"/>
+              <w:bottom w:type="dxa" w:w="40"/>
+              <w:right w:type="dxa" w:w="80"/>
+            </w:tcMar>
+            <w:vAlign w:val="center"/>
+          </w:tcPr>
+          <w:p>
+            <w:pPr>
+              <w:jc w:val="center"/>
+            </w:pPr>
+            <w:r>
+              <w:rPr>
+                <w:rFonts w:ascii="Arial" w:cs="Arial" w:eastAsia="Arial" w:hAnsi="Arial"/>
+                <w:color w:val="6B6B6B"/>
+                <w:sz w:val="15"/>
+                <w:szCs w:val="15"/>
+              </w:rPr>
+              <w:t xml:space="preserve">Wk1: 15 lbs/hand → Wk4: 20 lbs/hand</w:t>
+            </w:r>
+          </w:p>
+        </w:tc>
+        <w:tc>
+          <w:tcPr>
+            <w:tcW w:type="dxa" w:w="540"/>
+            <w:tcBorders>
+              <w:top w:val="none" w:color="FFFFFF" w:sz="0"/>
+              <w:left w:val="none" w:color="FFFFFF" w:sz="0"/>
+              <w:bottom w:val="none" w:color="FFFFFF" w:sz="0"/>
+              <w:right w:val="none" w:color="FFFFFF" w:sz="0"/>
+            </w:tcBorders>
+            <w:shd w:fill="FFFFFF" w:color="auto" w:val="clear"/>
+            <w:tcMar>
+              <w:top w:type="dxa" w:w="40"/>
+              <w:left w:type="dxa" w:w="80"/>
+              <w:bottom w:type="dxa" w:w="40"/>
+              <w:right w:type="dxa" w:w="80"/>
+            </w:tcMar>
+            <w:vAlign w:val="center"/>
+          </w:tcPr>
+          <w:p>
+            <w:pPr>
+              <w:jc w:val="center"/>
+            </w:pPr>
+            <w:r>
+              <w:rPr>
+                <w:rFonts w:ascii="Arial" w:cs="Arial" w:eastAsia="Arial" w:hAnsi="Arial"/>
+                <w:color w:val="6B6B6B"/>
+                <w:sz w:val="15"/>
+                <w:szCs w:val="15"/>
+              </w:rPr>
+              <w:t xml:space="preserve">2-1-1</w:t>
+            </w:r>
+          </w:p>
+        </w:tc>
+        <w:tc>
+          <w:tcPr>
+            <w:tcW w:type="dxa" w:w="440"/>
+            <w:tcBorders>
+              <w:top w:val="none" w:color="FFFFFF" w:sz="0"/>
+              <w:left w:val="none" w:color="FFFFFF" w:sz="0"/>
+              <w:bottom w:val="none" w:color="FFFFFF" w:sz="0"/>
+              <w:right w:val="none" w:color="FFFFFF" w:sz="0"/>
+            </w:tcBorders>
+            <w:shd w:fill="FFFFFF" w:color="auto" w:val="clear"/>
+            <w:tcMar>
+              <w:top w:type="dxa" w:w="40"/>
+              <w:left w:type="dxa" w:w="80"/>
+              <w:bottom w:type="dxa" w:w="40"/>
+              <w:right w:type="dxa" w:w="80"/>
+            </w:tcMar>
+            <w:vAlign w:val="center"/>
+          </w:tcPr>
+          <w:p>
+            <w:pPr>
+              <w:jc w:val="center"/>
+            </w:pPr>
+            <w:r>
+              <w:rPr>
+                <w:rFonts w:ascii="Arial" w:cs="Arial" w:eastAsia="Arial" w:hAnsi="Arial"/>
+                <w:color w:val="6B6B6B"/>
+                <w:sz w:val="15"/>
+                <w:szCs w:val="15"/>
+              </w:rPr>
+              <w:t xml:space="preserve">75s</w:t>
+            </w:r>
+          </w:p>
+        </w:tc>
+        <w:tc>
+          <w:tcPr>
+            <w:tcW w:type="dxa" w:w="5580"/>
+            <w:tcBorders>
+              <w:top w:val="none" w:color="FFFFFF" w:sz="0"/>
+              <w:left w:val="none" w:color="FFFFFF" w:sz="0"/>
+              <w:bottom w:val="none" w:color="FFFFFF" w:sz="0"/>
+              <w:right w:val="none" w:color="FFFFFF" w:sz="0"/>
+            </w:tcBorders>
+            <w:shd w:fill="FFFFFF" w:color="auto" w:val="clear"/>
+            <w:tcMar>
+              <w:top w:type="dxa" w:w="40"/>
+              <w:left w:type="dxa" w:w="80"/>
+              <w:bottom w:type="dxa" w:w="40"/>
+              <w:right w:type="dxa" w:w="80"/>
+            </w:tcMar>
+            <w:vAlign w:val="center"/>
+          </w:tcPr>
+          <w:p>
+            <w:r>
+              <w:rPr>
+                <w:rFonts w:ascii="Arial" w:cs="Arial" w:eastAsia="Arial" w:hAnsi="Arial"/>
+                <w:color w:val="6B6B6B"/>
+                <w:sz w:val="17"/>
+                <w:szCs w:val="17"/>
+              </w:rPr>
+              <w:t xml:space="preserve">LEFT (weaker) leg trains first. Step back, knee tracks over mid-foot, drive through front heel.</w:t>
             </w:r>
           </w:p>
         </w:tc>
@@ -8020,7 +8955,7 @@
           <w:sz w:val="17"/>
           <w:szCs w:val="17"/>
         </w:rPr>
-        <w:t xml:space="preserve">Bench press tested at 65 lbs for 5 reps. Five clean reps per grip on assisted pull-ups (close, standard, wide) is a strong starting point — close grip leads every session as the least shoulder strain and easiest to add volume to first.</w:t>
+        <w:t xml:space="preserve">Bench press tested at 65 lbs for 5 reps. Seated Overhead Press was not part of the initial testing battery and closes the pressing pair as a new vertical-press baseline, established this week at a conservative technique-first load. Five clean reps per grip on assisted pull-ups (close, standard, wide) is a strong starting point — close grip leads every session as the least shoulder strain and easiest to add volume to first.</w:t>
       </w:r>
     </w:p>
     <w:tbl>
@@ -8549,7 +9484,20 @@
                 <w:sz w:val="18"/>
                 <w:szCs w:val="18"/>
               </w:rPr>
-              <w:t xml:space="preserve">Assisted Pull-Up — Close Grip</w:t>
+              <w:t xml:space="preserve">Seated DB Overhead Press</w:t>
+            </w:r>
+          </w:p>
+          <w:p>
+            <w:r>
+              <w:rPr>
+                <w:rFonts w:ascii="Arial" w:cs="Arial" w:eastAsia="Arial" w:hAnsi="Arial"/>
+                <w:i/>
+                <w:iCs/>
+                <w:color w:val="B71C1C"/>
+                <w:sz w:val="14"/>
+                <w:szCs w:val="14"/>
+              </w:rPr>
+              <w:t xml:space="preserve">Not tested — establishing baseline this week</w:t>
             </w:r>
           </w:p>
         </w:tc>
@@ -8615,7 +9563,7 @@
                 <w:sz w:val="15"/>
                 <w:szCs w:val="15"/>
               </w:rPr>
-              <w:t xml:space="preserve">5–6</w:t>
+              <w:t xml:space="preserve">8</w:t>
             </w:r>
           </w:p>
         </w:tc>
@@ -8648,7 +9596,7 @@
                 <w:sz w:val="15"/>
                 <w:szCs w:val="15"/>
               </w:rPr>
-              <w:t xml:space="preserve">Assist level set</w:t>
+              <w:t xml:space="preserve">Wk1: 15 lbs/hand → Wk4: 20 lbs/hand</w:t>
             </w:r>
           </w:p>
         </w:tc>
@@ -8681,7 +9629,7 @@
                 <w:sz w:val="15"/>
                 <w:szCs w:val="15"/>
               </w:rPr>
-              <w:t xml:space="preserve">3-1-2</w:t>
+              <w:t xml:space="preserve">2-0-2</w:t>
             </w:r>
           </w:p>
         </w:tc>
@@ -8714,7 +9662,7 @@
                 <w:sz w:val="15"/>
                 <w:szCs w:val="15"/>
               </w:rPr>
-              <w:t xml:space="preserve">60s</w:t>
+              <w:t xml:space="preserve">75s</w:t>
             </w:r>
           </w:p>
         </w:tc>
@@ -8744,7 +9692,7 @@
                 <w:sz w:val="17"/>
                 <w:szCs w:val="17"/>
               </w:rPr>
-              <w:t xml:space="preserve">LEADS every session. Full hang at bottom, chin over bar at top, controlled 3-second descent.</w:t>
+              <w:t xml:space="preserve">Ribs stacked over hips, press straight overhead, no lean-back.</w:t>
             </w:r>
           </w:p>
         </w:tc>
@@ -8778,7 +9726,7 @@
                 <w:sz w:val="18"/>
                 <w:szCs w:val="18"/>
               </w:rPr>
-              <w:t xml:space="preserve">Assisted Pull-Up — Standard Grip</w:t>
+              <w:t xml:space="preserve">Assisted Pull-Up — Close Grip</w:t>
             </w:r>
           </w:p>
         </w:tc>
@@ -8973,7 +9921,7 @@
                 <w:sz w:val="17"/>
                 <w:szCs w:val="17"/>
               </w:rPr>
-              <w:t xml:space="preserve">Standard overhand grip, shoulder-width. Same quality as close grip.</w:t>
+              <w:t xml:space="preserve">LEADS every session. Full hang at bottom, chin over bar at top, controlled 3-second descent.</w:t>
             </w:r>
           </w:p>
         </w:tc>
@@ -9007,7 +9955,7 @@
                 <w:sz w:val="18"/>
                 <w:szCs w:val="18"/>
               </w:rPr>
-              <w:t xml:space="preserve">Assisted Pull-Up — Wide Grip</w:t>
+              <w:t xml:space="preserve">Assisted Pull-Up — Standard Grip</w:t>
             </w:r>
           </w:p>
         </w:tc>
@@ -9172,7 +10120,7 @@
                 <w:sz w:val="15"/>
                 <w:szCs w:val="15"/>
               </w:rPr>
-              <w:t xml:space="preserve">75s</w:t>
+              <w:t xml:space="preserve">60s</w:t>
             </w:r>
           </w:p>
         </w:tc>
@@ -9202,7 +10150,7 @@
                 <w:sz w:val="17"/>
                 <w:szCs w:val="17"/>
               </w:rPr>
-              <w:t xml:space="preserve">Wide overhand grip — greatest lat stretch at bottom, hardest of the three. Full range, no partial reps.</w:t>
+              <w:t xml:space="preserve">Standard overhand grip, shoulder-width. Same quality as close grip.</w:t>
             </w:r>
           </w:p>
         </w:tc>
@@ -9236,6 +10184,235 @@
                 <w:sz w:val="18"/>
                 <w:szCs w:val="18"/>
               </w:rPr>
+              <w:t xml:space="preserve">Assisted Pull-Up — Wide Grip</w:t>
+            </w:r>
+          </w:p>
+        </w:tc>
+        <w:tc>
+          <w:tcPr>
+            <w:tcW w:type="dxa" w:w="380"/>
+            <w:tcBorders>
+              <w:top w:val="none" w:color="FFFFFF" w:sz="0"/>
+              <w:left w:val="none" w:color="FFFFFF" w:sz="0"/>
+              <w:bottom w:val="none" w:color="FFFFFF" w:sz="0"/>
+              <w:right w:val="none" w:color="FFFFFF" w:sz="0"/>
+            </w:tcBorders>
+            <w:shd w:fill="F1F8F2" w:color="auto" w:val="clear"/>
+            <w:tcMar>
+              <w:top w:type="dxa" w:w="40"/>
+              <w:left w:type="dxa" w:w="80"/>
+              <w:bottom w:type="dxa" w:w="40"/>
+              <w:right w:type="dxa" w:w="80"/>
+            </w:tcMar>
+            <w:vAlign w:val="center"/>
+          </w:tcPr>
+          <w:p>
+            <w:pPr>
+              <w:jc w:val="center"/>
+            </w:pPr>
+            <w:r>
+              <w:rPr>
+                <w:rFonts w:ascii="Arial" w:cs="Arial" w:eastAsia="Arial" w:hAnsi="Arial"/>
+                <w:color w:val="6B6B6B"/>
+                <w:sz w:val="15"/>
+                <w:szCs w:val="15"/>
+              </w:rPr>
+              <w:t xml:space="preserve">3</w:t>
+            </w:r>
+          </w:p>
+        </w:tc>
+        <w:tc>
+          <w:tcPr>
+            <w:tcW w:type="dxa" w:w="420"/>
+            <w:tcBorders>
+              <w:top w:val="none" w:color="FFFFFF" w:sz="0"/>
+              <w:left w:val="none" w:color="FFFFFF" w:sz="0"/>
+              <w:bottom w:val="none" w:color="FFFFFF" w:sz="0"/>
+              <w:right w:val="none" w:color="FFFFFF" w:sz="0"/>
+            </w:tcBorders>
+            <w:shd w:fill="F1F8F2" w:color="auto" w:val="clear"/>
+            <w:tcMar>
+              <w:top w:type="dxa" w:w="40"/>
+              <w:left w:type="dxa" w:w="80"/>
+              <w:bottom w:type="dxa" w:w="40"/>
+              <w:right w:type="dxa" w:w="80"/>
+            </w:tcMar>
+            <w:vAlign w:val="center"/>
+          </w:tcPr>
+          <w:p>
+            <w:pPr>
+              <w:jc w:val="center"/>
+            </w:pPr>
+            <w:r>
+              <w:rPr>
+                <w:rFonts w:ascii="Arial" w:cs="Arial" w:eastAsia="Arial" w:hAnsi="Arial"/>
+                <w:color w:val="6B6B6B"/>
+                <w:sz w:val="15"/>
+                <w:szCs w:val="15"/>
+              </w:rPr>
+              <w:t xml:space="preserve">5–6</w:t>
+            </w:r>
+          </w:p>
+        </w:tc>
+        <w:tc>
+          <w:tcPr>
+            <w:tcW w:type="dxa" w:w="680"/>
+            <w:tcBorders>
+              <w:top w:val="none" w:color="FFFFFF" w:sz="0"/>
+              <w:left w:val="none" w:color="FFFFFF" w:sz="0"/>
+              <w:bottom w:val="none" w:color="FFFFFF" w:sz="0"/>
+              <w:right w:val="none" w:color="FFFFFF" w:sz="0"/>
+            </w:tcBorders>
+            <w:shd w:fill="F1F8F2" w:color="auto" w:val="clear"/>
+            <w:tcMar>
+              <w:top w:type="dxa" w:w="40"/>
+              <w:left w:type="dxa" w:w="80"/>
+              <w:bottom w:type="dxa" w:w="40"/>
+              <w:right w:type="dxa" w:w="80"/>
+            </w:tcMar>
+            <w:vAlign w:val="center"/>
+          </w:tcPr>
+          <w:p>
+            <w:pPr>
+              <w:jc w:val="center"/>
+            </w:pPr>
+            <w:r>
+              <w:rPr>
+                <w:rFonts w:ascii="Arial" w:cs="Arial" w:eastAsia="Arial" w:hAnsi="Arial"/>
+                <w:color w:val="6B6B6B"/>
+                <w:sz w:val="15"/>
+                <w:szCs w:val="15"/>
+              </w:rPr>
+              <w:t xml:space="preserve">Assist level set</w:t>
+            </w:r>
+          </w:p>
+        </w:tc>
+        <w:tc>
+          <w:tcPr>
+            <w:tcW w:type="dxa" w:w="540"/>
+            <w:tcBorders>
+              <w:top w:val="none" w:color="FFFFFF" w:sz="0"/>
+              <w:left w:val="none" w:color="FFFFFF" w:sz="0"/>
+              <w:bottom w:val="none" w:color="FFFFFF" w:sz="0"/>
+              <w:right w:val="none" w:color="FFFFFF" w:sz="0"/>
+            </w:tcBorders>
+            <w:shd w:fill="F1F8F2" w:color="auto" w:val="clear"/>
+            <w:tcMar>
+              <w:top w:type="dxa" w:w="40"/>
+              <w:left w:type="dxa" w:w="80"/>
+              <w:bottom w:type="dxa" w:w="40"/>
+              <w:right w:type="dxa" w:w="80"/>
+            </w:tcMar>
+            <w:vAlign w:val="center"/>
+          </w:tcPr>
+          <w:p>
+            <w:pPr>
+              <w:jc w:val="center"/>
+            </w:pPr>
+            <w:r>
+              <w:rPr>
+                <w:rFonts w:ascii="Arial" w:cs="Arial" w:eastAsia="Arial" w:hAnsi="Arial"/>
+                <w:color w:val="6B6B6B"/>
+                <w:sz w:val="15"/>
+                <w:szCs w:val="15"/>
+              </w:rPr>
+              <w:t xml:space="preserve">3-1-2</w:t>
+            </w:r>
+          </w:p>
+        </w:tc>
+        <w:tc>
+          <w:tcPr>
+            <w:tcW w:type="dxa" w:w="440"/>
+            <w:tcBorders>
+              <w:top w:val="none" w:color="FFFFFF" w:sz="0"/>
+              <w:left w:val="none" w:color="FFFFFF" w:sz="0"/>
+              <w:bottom w:val="none" w:color="FFFFFF" w:sz="0"/>
+              <w:right w:val="none" w:color="FFFFFF" w:sz="0"/>
+            </w:tcBorders>
+            <w:shd w:fill="F1F8F2" w:color="auto" w:val="clear"/>
+            <w:tcMar>
+              <w:top w:type="dxa" w:w="40"/>
+              <w:left w:type="dxa" w:w="80"/>
+              <w:bottom w:type="dxa" w:w="40"/>
+              <w:right w:type="dxa" w:w="80"/>
+            </w:tcMar>
+            <w:vAlign w:val="center"/>
+          </w:tcPr>
+          <w:p>
+            <w:pPr>
+              <w:jc w:val="center"/>
+            </w:pPr>
+            <w:r>
+              <w:rPr>
+                <w:rFonts w:ascii="Arial" w:cs="Arial" w:eastAsia="Arial" w:hAnsi="Arial"/>
+                <w:color w:val="6B6B6B"/>
+                <w:sz w:val="15"/>
+                <w:szCs w:val="15"/>
+              </w:rPr>
+              <w:t xml:space="preserve">75s</w:t>
+            </w:r>
+          </w:p>
+        </w:tc>
+        <w:tc>
+          <w:tcPr>
+            <w:tcW w:type="dxa" w:w="5580"/>
+            <w:tcBorders>
+              <w:top w:val="none" w:color="FFFFFF" w:sz="0"/>
+              <w:left w:val="none" w:color="FFFFFF" w:sz="0"/>
+              <w:bottom w:val="none" w:color="FFFFFF" w:sz="0"/>
+              <w:right w:val="none" w:color="FFFFFF" w:sz="0"/>
+            </w:tcBorders>
+            <w:shd w:fill="F1F8F2" w:color="auto" w:val="clear"/>
+            <w:tcMar>
+              <w:top w:type="dxa" w:w="40"/>
+              <w:left w:type="dxa" w:w="80"/>
+              <w:bottom w:type="dxa" w:w="40"/>
+              <w:right w:type="dxa" w:w="80"/>
+            </w:tcMar>
+            <w:vAlign w:val="center"/>
+          </w:tcPr>
+          <w:p>
+            <w:r>
+              <w:rPr>
+                <w:rFonts w:ascii="Arial" w:cs="Arial" w:eastAsia="Arial" w:hAnsi="Arial"/>
+                <w:color w:val="6B6B6B"/>
+                <w:sz w:val="17"/>
+                <w:szCs w:val="17"/>
+              </w:rPr>
+              <w:t xml:space="preserve">Wide overhand grip — greatest lat stretch at bottom, hardest of the three. Full range, no partial reps.</w:t>
+            </w:r>
+          </w:p>
+        </w:tc>
+      </w:tr>
+      <w:tr>
+        <w:tc>
+          <w:tcPr>
+            <w:tcW w:type="dxa" w:w="2400"/>
+            <w:tcBorders>
+              <w:top w:val="none" w:color="FFFFFF" w:sz="0"/>
+              <w:left w:val="none" w:color="FFFFFF" w:sz="0"/>
+              <w:bottom w:val="none" w:color="FFFFFF" w:sz="0"/>
+              <w:right w:val="none" w:color="FFFFFF" w:sz="0"/>
+            </w:tcBorders>
+            <w:shd w:fill="FFFFFF" w:color="auto" w:val="clear"/>
+            <w:tcMar>
+              <w:top w:type="dxa" w:w="40"/>
+              <w:left w:type="dxa" w:w="80"/>
+              <w:bottom w:type="dxa" w:w="40"/>
+              <w:right w:type="dxa" w:w="80"/>
+            </w:tcMar>
+            <w:vAlign w:val="center"/>
+          </w:tcPr>
+          <w:p>
+            <w:r>
+              <w:rPr>
+                <w:rFonts w:ascii="Arial" w:cs="Arial" w:eastAsia="Arial" w:hAnsi="Arial"/>
+                <w:b/>
+                <w:bCs/>
+                <w:color w:val="2C2C2C"/>
+                <w:sz w:val="18"/>
+                <w:szCs w:val="18"/>
+              </w:rPr>
               <w:t xml:space="preserve">Step-Up (Unilateral, DB) — LEFT Leads</w:t>
             </w:r>
           </w:p>
@@ -9249,7 +10426,7 @@
               <w:bottom w:val="none" w:color="FFFFFF" w:sz="0"/>
               <w:right w:val="none" w:color="FFFFFF" w:sz="0"/>
             </w:tcBorders>
-            <w:shd w:fill="F1F8F2" w:color="auto" w:val="clear"/>
+            <w:shd w:fill="FFFFFF" w:color="auto" w:val="clear"/>
             <w:tcMar>
               <w:top w:type="dxa" w:w="40"/>
               <w:left w:type="dxa" w:w="80"/>
@@ -9282,7 +10459,7 @@
               <w:bottom w:val="none" w:color="FFFFFF" w:sz="0"/>
               <w:right w:val="none" w:color="FFFFFF" w:sz="0"/>
             </w:tcBorders>
-            <w:shd w:fill="F1F8F2" w:color="auto" w:val="clear"/>
+            <w:shd w:fill="FFFFFF" w:color="auto" w:val="clear"/>
             <w:tcMar>
               <w:top w:type="dxa" w:w="40"/>
               <w:left w:type="dxa" w:w="80"/>
@@ -9315,7 +10492,7 @@
               <w:bottom w:val="none" w:color="FFFFFF" w:sz="0"/>
               <w:right w:val="none" w:color="FFFFFF" w:sz="0"/>
             </w:tcBorders>
-            <w:shd w:fill="F1F8F2" w:color="auto" w:val="clear"/>
+            <w:shd w:fill="FFFFFF" w:color="auto" w:val="clear"/>
             <w:tcMar>
               <w:top w:type="dxa" w:w="40"/>
               <w:left w:type="dxa" w:w="80"/>
@@ -9348,7 +10525,7 @@
               <w:bottom w:val="none" w:color="FFFFFF" w:sz="0"/>
               <w:right w:val="none" w:color="FFFFFF" w:sz="0"/>
             </w:tcBorders>
-            <w:shd w:fill="F1F8F2" w:color="auto" w:val="clear"/>
+            <w:shd w:fill="FFFFFF" w:color="auto" w:val="clear"/>
             <w:tcMar>
               <w:top w:type="dxa" w:w="40"/>
               <w:left w:type="dxa" w:w="80"/>
@@ -9381,7 +10558,7 @@
               <w:bottom w:val="none" w:color="FFFFFF" w:sz="0"/>
               <w:right w:val="none" w:color="FFFFFF" w:sz="0"/>
             </w:tcBorders>
-            <w:shd w:fill="F1F8F2" w:color="auto" w:val="clear"/>
+            <w:shd w:fill="FFFFFF" w:color="auto" w:val="clear"/>
             <w:tcMar>
               <w:top w:type="dxa" w:w="40"/>
               <w:left w:type="dxa" w:w="80"/>
@@ -9414,7 +10591,7 @@
               <w:bottom w:val="none" w:color="FFFFFF" w:sz="0"/>
               <w:right w:val="none" w:color="FFFFFF" w:sz="0"/>
             </w:tcBorders>
-            <w:shd w:fill="F1F8F2" w:color="auto" w:val="clear"/>
+            <w:shd w:fill="FFFFFF" w:color="auto" w:val="clear"/>
             <w:tcMar>
               <w:top w:type="dxa" w:w="40"/>
               <w:left w:type="dxa" w:w="80"/>
@@ -12772,7 +13949,7 @@
           <w:sz w:val="17"/>
           <w:szCs w:val="17"/>
         </w:rPr>
-        <w:t xml:space="preserve">All baseline lifts surpassed. Push-up: 7 full unassisted. Plank: 2:00+ loaded. Pull-up assist level reduced across all 3 grips.</w:t>
+        <w:t xml:space="preserve">All baseline lifts surpassed. Push-up: 7 full unassisted. Plank: 2:00+ loaded. Pull-up assist level reduced across all 3 grips. Seated Overhead Press progressing from 15 toward 20 lbs/hand; Incline Dumbbell Press from 20 toward 25 lbs/hand; DB Reverse Lunge from 15 toward 20 lbs/hand (LEFT leads) — all three newly established this week.</w:t>
       </w:r>
     </w:p>
     <w:p>

--- a/clients/mary_burfete/Mary_Burfete_2Day_Training_Plan.docx
+++ b/clients/mary_burfete/Mary_Burfete_2Day_Training_Plan.docx
@@ -3019,6 +3019,31 @@
     </w:p>
     <w:p>
       <w:pPr>
+        <w:spacing w:after="100"/>
+      </w:pPr>
+      <w:r>
+        <w:rPr>
+          <w:rFonts w:ascii="Arial" w:cs="Arial" w:eastAsia="Arial" w:hAnsi="Arial"/>
+          <w:b/>
+          <w:bCs/>
+          <w:color w:val="C9A227"/>
+          <w:sz w:val="17"/>
+          <w:szCs w:val="17"/>
+        </w:rPr>
+        <w:t xml:space="preserve">Power Training Added — 55-65 Bracket (8/16/2026):  </w:t>
+      </w:r>
+      <w:r>
+        <w:rPr>
+          <w:rFonts w:ascii="Arial" w:cs="Arial" w:eastAsia="Arial" w:hAnsi="Arial"/>
+          <w:color w:val="2C2C2C"/>
+          <w:sz w:val="17"/>
+          <w:szCs w:val="17"/>
+        </w:rPr>
+        <w:t xml:space="preserve">CLAUDE.md's Power Training section places sub-maximal-load, maximal-intent power work in the 55-65 bracket already, not just 65+ — power output declines before strength does, so waiting until 65 is a real cost. Day A, Block D now includes a Trap Bar Jump: a light load well below her tested hinge working weights, moved with maximal intent, full recovery between sets. Full recovery is the defining design feature of power work, distinct from a metabolic stimulus, so it is sequenced before the Conditioning Finisher rather than after it — trained fresh, not stacked onto fatigue. Mary carries no clinical flag ruling out any particular movement, but a lower-body, non-overhead jump pattern was chosen as the more conservative default, consistent with how this same addition was made for her closest bracket-mates on the roster (Siobhan Hansen, Elizabeth Poyner), and because it pairs naturally with the hex bar equipment already in use on this day.</w:t>
+      </w:r>
+    </w:p>
+    <w:p>
+      <w:pPr>
         <w:spacing w:after="80"/>
       </w:pPr>
     </w:p>
@@ -4371,7 +4396,7 @@
           <w:sz w:val="17"/>
           <w:szCs w:val="17"/>
         </w:rPr>
-        <w:t xml:space="preserve">Single-arm row tested at 30 lbs for 5 reps and climbs from there; bent-over bilateral row rounds out the pulling volume, balancing the pressing work on Day B, before single-leg RDL closes the posterior-chain portion of the block. Incline Dumbbell Press was not part of the initial testing battery — it closes the block as a new horizontal-press baseline, established this week at a conservative technique-first load.</w:t>
+        <w:t xml:space="preserve">Single-arm row tested at 30 lbs for 5 reps and climbs from there; single-leg RDL sits next, breaking up the pulling volume with a hinge-pattern movement, before bent-over bilateral row rounds out the pulling volume, balancing the pressing work on Day B. Incline Dumbbell Press was not part of the initial testing battery — it closes the block as a new horizontal-press baseline, established this week at a conservative technique-first load.</w:t>
       </w:r>
     </w:p>
     <w:tbl>
@@ -4900,7 +4925,7 @@
                 <w:sz w:val="18"/>
                 <w:szCs w:val="18"/>
               </w:rPr>
-              <w:t xml:space="preserve">Bent-Over DB Row (Both Arms)</w:t>
+              <w:t xml:space="preserve">Single-Leg RDL (DB)</w:t>
             </w:r>
           </w:p>
         </w:tc>
@@ -4933,7 +4958,7 @@
                 <w:sz w:val="15"/>
                 <w:szCs w:val="15"/>
               </w:rPr>
-              <w:t xml:space="preserve">3</w:t>
+              <w:t xml:space="preserve">3+3</w:t>
             </w:r>
           </w:p>
         </w:tc>
@@ -4966,7 +4991,7 @@
                 <w:sz w:val="15"/>
                 <w:szCs w:val="15"/>
               </w:rPr>
-              <w:t xml:space="preserve">10</w:t>
+              <w:t xml:space="preserve">8–10 ea</w:t>
             </w:r>
           </w:p>
         </w:tc>
@@ -4999,7 +5024,7 @@
                 <w:sz w:val="15"/>
                 <w:szCs w:val="15"/>
               </w:rPr>
-              <w:t xml:space="preserve">20–25 lbs/hand</w:t>
+              <w:t xml:space="preserve">20 lbs → 25 lbs</w:t>
             </w:r>
           </w:p>
         </w:tc>
@@ -5032,7 +5057,7 @@
                 <w:sz w:val="15"/>
                 <w:szCs w:val="15"/>
               </w:rPr>
-              <w:t xml:space="preserve">2-1-2</w:t>
+              <w:t xml:space="preserve">3-1-1</w:t>
             </w:r>
           </w:p>
         </w:tc>
@@ -5065,7 +5090,7 @@
                 <w:sz w:val="15"/>
                 <w:szCs w:val="15"/>
               </w:rPr>
-              <w:t xml:space="preserve">60s</w:t>
+              <w:t xml:space="preserve">75s</w:t>
             </w:r>
           </w:p>
         </w:tc>
@@ -5095,7 +5120,7 @@
                 <w:sz w:val="17"/>
                 <w:szCs w:val="17"/>
               </w:rPr>
-              <w:t xml:space="preserve">Hip hinge, flat back, pull both DBs to ribs together. Bilateral pulling volume.</w:t>
+              <w:t xml:space="preserve">LEFT leg leads every set — lower leg LST (14.6 vs 15.1 lbs), asymmetry-protocol trigger at exactly 0.5 lb gap.</w:t>
             </w:r>
           </w:p>
         </w:tc>
@@ -5129,7 +5154,7 @@
                 <w:sz w:val="18"/>
                 <w:szCs w:val="18"/>
               </w:rPr>
-              <w:t xml:space="preserve">Single-Leg RDL (DB)</w:t>
+              <w:t xml:space="preserve">Bent-Over DB Row (Both Arms)</w:t>
             </w:r>
           </w:p>
         </w:tc>
@@ -5162,7 +5187,7 @@
                 <w:sz w:val="15"/>
                 <w:szCs w:val="15"/>
               </w:rPr>
-              <w:t xml:space="preserve">3+3</w:t>
+              <w:t xml:space="preserve">3</w:t>
             </w:r>
           </w:p>
         </w:tc>
@@ -5195,7 +5220,7 @@
                 <w:sz w:val="15"/>
                 <w:szCs w:val="15"/>
               </w:rPr>
-              <w:t xml:space="preserve">8–10 ea</w:t>
+              <w:t xml:space="preserve">10</w:t>
             </w:r>
           </w:p>
         </w:tc>
@@ -5228,7 +5253,7 @@
                 <w:sz w:val="15"/>
                 <w:szCs w:val="15"/>
               </w:rPr>
-              <w:t xml:space="preserve">20 lbs → 25 lbs</w:t>
+              <w:t xml:space="preserve">20–25 lbs/hand</w:t>
             </w:r>
           </w:p>
         </w:tc>
@@ -5261,7 +5286,7 @@
                 <w:sz w:val="15"/>
                 <w:szCs w:val="15"/>
               </w:rPr>
-              <w:t xml:space="preserve">3-1-1</w:t>
+              <w:t xml:space="preserve">2-1-2</w:t>
             </w:r>
           </w:p>
         </w:tc>
@@ -5294,7 +5319,7 @@
                 <w:sz w:val="15"/>
                 <w:szCs w:val="15"/>
               </w:rPr>
-              <w:t xml:space="preserve">75s</w:t>
+              <w:t xml:space="preserve">60s</w:t>
             </w:r>
           </w:p>
         </w:tc>
@@ -5324,7 +5349,7 @@
                 <w:sz w:val="17"/>
                 <w:szCs w:val="17"/>
               </w:rPr>
-              <w:t xml:space="preserve">LEFT leg leads every set — lower leg LST (14.6 vs 15.1 lbs), asymmetry-protocol trigger at exactly 0.5 lb gap.</w:t>
+              <w:t xml:space="preserve">Hip hinge, flat back, pull both DBs to ribs together. Bilateral pulling volume.</w:t>
             </w:r>
           </w:p>
         </w:tc>
@@ -6592,7 +6617,551 @@
           <w:sz w:val="17"/>
           <w:szCs w:val="17"/>
         </w:rPr>
-        <w:t xml:space="preserve">D — CONDITIONING FINISHER (CHOOSE ONE)</w:t>
+        <w:t xml:space="preserve">D — POWER TRAINING — LOWER BODY (55-65 BRACKET)</w:t>
+      </w:r>
+    </w:p>
+    <w:p>
+      <w:pPr>
+        <w:spacing w:after="80"/>
+      </w:pPr>
+      <w:r>
+        <w:rPr>
+          <w:rFonts w:ascii="Arial" w:cs="Arial" w:eastAsia="Arial" w:hAnsi="Arial"/>
+          <w:b/>
+          <w:bCs/>
+          <w:color w:val="C9A227"/>
+          <w:sz w:val="17"/>
+          <w:szCs w:val="17"/>
+        </w:rPr>
+        <w:t xml:space="preserve">Why:  </w:t>
+      </w:r>
+      <w:r>
+        <w:rPr>
+          <w:rFonts w:ascii="Arial" w:cs="Arial" w:eastAsia="Arial" w:hAnsi="Arial"/>
+          <w:color w:val="2C2C2C"/>
+          <w:sz w:val="17"/>
+          <w:szCs w:val="17"/>
+        </w:rPr>
+        <w:t xml:space="preserve">Muscle power — moving a sub-maximal load with maximal intent — predicts functional independence and longevity more strongly than strength alone, and belongs in the 55-65 bracket already, not just 65+. Light load relative to her tested hex deadlift working weights; full recovery between sets is the point — this is a velocity stimulus, not a conditioning one, so it is trained fresh, before the conditioning finisher below, not after it.</w:t>
+      </w:r>
+    </w:p>
+    <w:tbl>
+      <w:tblPr>
+        <w:tblW w:type="dxa" w:w="10440"/>
+        <w:tblBorders>
+          <w:top w:val="none" w:color="FFFFFF" w:sz="0"/>
+          <w:left w:val="none" w:color="FFFFFF" w:sz="0"/>
+          <w:bottom w:val="none" w:color="FFFFFF" w:sz="0"/>
+          <w:right w:val="none" w:color="FFFFFF" w:sz="0"/>
+          <w:insideH w:val="single" w:color="auto" w:sz="4"/>
+          <w:insideV w:val="single" w:color="auto" w:sz="4"/>
+        </w:tblBorders>
+      </w:tblPr>
+      <w:tblGrid>
+        <w:gridCol w:w="2400"/>
+        <w:gridCol w:w="380"/>
+        <w:gridCol w:w="420"/>
+        <w:gridCol w:w="680"/>
+        <w:gridCol w:w="540"/>
+        <w:gridCol w:w="440"/>
+        <w:gridCol w:w="5580"/>
+      </w:tblGrid>
+      <w:tr>
+        <w:tc>
+          <w:tcPr>
+            <w:tcW w:type="dxa" w:w="2400"/>
+            <w:tcBorders>
+              <w:top w:val="none" w:color="FFFFFF" w:sz="0"/>
+              <w:left w:val="none" w:color="FFFFFF" w:sz="0"/>
+              <w:bottom w:val="none" w:color="FFFFFF" w:sz="0"/>
+              <w:right w:val="none" w:color="FFFFFF" w:sz="0"/>
+            </w:tcBorders>
+            <w:shd w:fill="F5E8C0" w:color="auto" w:val="clear"/>
+            <w:tcMar>
+              <w:top w:type="dxa" w:w="40"/>
+              <w:left w:type="dxa" w:w="80"/>
+              <w:bottom w:type="dxa" w:w="40"/>
+              <w:right w:type="dxa" w:w="80"/>
+            </w:tcMar>
+            <w:vAlign w:val="center"/>
+          </w:tcPr>
+          <w:p>
+            <w:pPr>
+              <w:jc w:val="left"/>
+            </w:pPr>
+            <w:r>
+              <w:rPr>
+                <w:rFonts w:ascii="Arial" w:cs="Arial" w:eastAsia="Arial" w:hAnsi="Arial"/>
+                <w:b/>
+                <w:bCs/>
+                <w:color w:val="C9A227"/>
+                <w:sz w:val="15"/>
+                <w:szCs w:val="15"/>
+              </w:rPr>
+              <w:t xml:space="preserve">EXERCISE</w:t>
+            </w:r>
+          </w:p>
+        </w:tc>
+        <w:tc>
+          <w:tcPr>
+            <w:tcW w:type="dxa" w:w="380"/>
+            <w:tcBorders>
+              <w:top w:val="none" w:color="FFFFFF" w:sz="0"/>
+              <w:left w:val="none" w:color="FFFFFF" w:sz="0"/>
+              <w:bottom w:val="none" w:color="FFFFFF" w:sz="0"/>
+              <w:right w:val="none" w:color="FFFFFF" w:sz="0"/>
+            </w:tcBorders>
+            <w:shd w:fill="F5E8C0" w:color="auto" w:val="clear"/>
+            <w:tcMar>
+              <w:top w:type="dxa" w:w="40"/>
+              <w:left w:type="dxa" w:w="80"/>
+              <w:bottom w:type="dxa" w:w="40"/>
+              <w:right w:type="dxa" w:w="80"/>
+            </w:tcMar>
+            <w:vAlign w:val="center"/>
+          </w:tcPr>
+          <w:p>
+            <w:pPr>
+              <w:jc w:val="center"/>
+            </w:pPr>
+            <w:r>
+              <w:rPr>
+                <w:rFonts w:ascii="Arial" w:cs="Arial" w:eastAsia="Arial" w:hAnsi="Arial"/>
+                <w:b/>
+                <w:bCs/>
+                <w:color w:val="C9A227"/>
+                <w:sz w:val="13"/>
+                <w:szCs w:val="13"/>
+              </w:rPr>
+              <w:t xml:space="preserve">SETS</w:t>
+            </w:r>
+          </w:p>
+        </w:tc>
+        <w:tc>
+          <w:tcPr>
+            <w:tcW w:type="dxa" w:w="420"/>
+            <w:tcBorders>
+              <w:top w:val="none" w:color="FFFFFF" w:sz="0"/>
+              <w:left w:val="none" w:color="FFFFFF" w:sz="0"/>
+              <w:bottom w:val="none" w:color="FFFFFF" w:sz="0"/>
+              <w:right w:val="none" w:color="FFFFFF" w:sz="0"/>
+            </w:tcBorders>
+            <w:shd w:fill="F5E8C0" w:color="auto" w:val="clear"/>
+            <w:tcMar>
+              <w:top w:type="dxa" w:w="40"/>
+              <w:left w:type="dxa" w:w="80"/>
+              <w:bottom w:type="dxa" w:w="40"/>
+              <w:right w:type="dxa" w:w="80"/>
+            </w:tcMar>
+            <w:vAlign w:val="center"/>
+          </w:tcPr>
+          <w:p>
+            <w:pPr>
+              <w:jc w:val="center"/>
+            </w:pPr>
+            <w:r>
+              <w:rPr>
+                <w:rFonts w:ascii="Arial" w:cs="Arial" w:eastAsia="Arial" w:hAnsi="Arial"/>
+                <w:b/>
+                <w:bCs/>
+                <w:color w:val="C9A227"/>
+                <w:sz w:val="13"/>
+                <w:szCs w:val="13"/>
+              </w:rPr>
+              <w:t xml:space="preserve">REPS</w:t>
+            </w:r>
+          </w:p>
+        </w:tc>
+        <w:tc>
+          <w:tcPr>
+            <w:tcW w:type="dxa" w:w="680"/>
+            <w:tcBorders>
+              <w:top w:val="none" w:color="FFFFFF" w:sz="0"/>
+              <w:left w:val="none" w:color="FFFFFF" w:sz="0"/>
+              <w:bottom w:val="none" w:color="FFFFFF" w:sz="0"/>
+              <w:right w:val="none" w:color="FFFFFF" w:sz="0"/>
+            </w:tcBorders>
+            <w:shd w:fill="F5E8C0" w:color="auto" w:val="clear"/>
+            <w:tcMar>
+              <w:top w:type="dxa" w:w="40"/>
+              <w:left w:type="dxa" w:w="80"/>
+              <w:bottom w:type="dxa" w:w="40"/>
+              <w:right w:type="dxa" w:w="80"/>
+            </w:tcMar>
+            <w:vAlign w:val="center"/>
+          </w:tcPr>
+          <w:p>
+            <w:pPr>
+              <w:jc w:val="center"/>
+            </w:pPr>
+            <w:r>
+              <w:rPr>
+                <w:rFonts w:ascii="Arial" w:cs="Arial" w:eastAsia="Arial" w:hAnsi="Arial"/>
+                <w:b/>
+                <w:bCs/>
+                <w:color w:val="C9A227"/>
+                <w:sz w:val="13"/>
+                <w:szCs w:val="13"/>
+              </w:rPr>
+              <w:t xml:space="preserve">LOAD</w:t>
+            </w:r>
+          </w:p>
+        </w:tc>
+        <w:tc>
+          <w:tcPr>
+            <w:tcW w:type="dxa" w:w="540"/>
+            <w:tcBorders>
+              <w:top w:val="none" w:color="FFFFFF" w:sz="0"/>
+              <w:left w:val="none" w:color="FFFFFF" w:sz="0"/>
+              <w:bottom w:val="none" w:color="FFFFFF" w:sz="0"/>
+              <w:right w:val="none" w:color="FFFFFF" w:sz="0"/>
+            </w:tcBorders>
+            <w:shd w:fill="F5E8C0" w:color="auto" w:val="clear"/>
+            <w:tcMar>
+              <w:top w:type="dxa" w:w="40"/>
+              <w:left w:type="dxa" w:w="80"/>
+              <w:bottom w:type="dxa" w:w="40"/>
+              <w:right w:type="dxa" w:w="80"/>
+            </w:tcMar>
+            <w:vAlign w:val="center"/>
+          </w:tcPr>
+          <w:p>
+            <w:pPr>
+              <w:jc w:val="center"/>
+            </w:pPr>
+            <w:r>
+              <w:rPr>
+                <w:rFonts w:ascii="Arial" w:cs="Arial" w:eastAsia="Arial" w:hAnsi="Arial"/>
+                <w:b/>
+                <w:bCs/>
+                <w:color w:val="C9A227"/>
+                <w:sz w:val="13"/>
+                <w:szCs w:val="13"/>
+              </w:rPr>
+              <w:t xml:space="preserve">TEMPO</w:t>
+            </w:r>
+          </w:p>
+        </w:tc>
+        <w:tc>
+          <w:tcPr>
+            <w:tcW w:type="dxa" w:w="440"/>
+            <w:tcBorders>
+              <w:top w:val="none" w:color="FFFFFF" w:sz="0"/>
+              <w:left w:val="none" w:color="FFFFFF" w:sz="0"/>
+              <w:bottom w:val="none" w:color="FFFFFF" w:sz="0"/>
+              <w:right w:val="none" w:color="FFFFFF" w:sz="0"/>
+            </w:tcBorders>
+            <w:shd w:fill="F5E8C0" w:color="auto" w:val="clear"/>
+            <w:tcMar>
+              <w:top w:type="dxa" w:w="40"/>
+              <w:left w:type="dxa" w:w="80"/>
+              <w:bottom w:type="dxa" w:w="40"/>
+              <w:right w:type="dxa" w:w="80"/>
+            </w:tcMar>
+            <w:vAlign w:val="center"/>
+          </w:tcPr>
+          <w:p>
+            <w:pPr>
+              <w:jc w:val="center"/>
+            </w:pPr>
+            <w:r>
+              <w:rPr>
+                <w:rFonts w:ascii="Arial" w:cs="Arial" w:eastAsia="Arial" w:hAnsi="Arial"/>
+                <w:b/>
+                <w:bCs/>
+                <w:color w:val="C9A227"/>
+                <w:sz w:val="13"/>
+                <w:szCs w:val="13"/>
+              </w:rPr>
+              <w:t xml:space="preserve">REST</w:t>
+            </w:r>
+          </w:p>
+        </w:tc>
+        <w:tc>
+          <w:tcPr>
+            <w:tcW w:type="dxa" w:w="5580"/>
+            <w:tcBorders>
+              <w:top w:val="none" w:color="FFFFFF" w:sz="0"/>
+              <w:left w:val="none" w:color="FFFFFF" w:sz="0"/>
+              <w:bottom w:val="none" w:color="FFFFFF" w:sz="0"/>
+              <w:right w:val="none" w:color="FFFFFF" w:sz="0"/>
+            </w:tcBorders>
+            <w:shd w:fill="F5E8C0" w:color="auto" w:val="clear"/>
+            <w:tcMar>
+              <w:top w:type="dxa" w:w="40"/>
+              <w:left w:type="dxa" w:w="80"/>
+              <w:bottom w:type="dxa" w:w="40"/>
+              <w:right w:type="dxa" w:w="80"/>
+            </w:tcMar>
+            <w:vAlign w:val="center"/>
+          </w:tcPr>
+          <w:p>
+            <w:pPr>
+              <w:jc w:val="left"/>
+            </w:pPr>
+            <w:r>
+              <w:rPr>
+                <w:rFonts w:ascii="Arial" w:cs="Arial" w:eastAsia="Arial" w:hAnsi="Arial"/>
+                <w:b/>
+                <w:bCs/>
+                <w:color w:val="C9A227"/>
+                <w:sz w:val="15"/>
+                <w:szCs w:val="15"/>
+              </w:rPr>
+              <w:t xml:space="preserve">COACHING CUE</w:t>
+            </w:r>
+          </w:p>
+        </w:tc>
+      </w:tr>
+      <w:tr>
+        <w:tc>
+          <w:tcPr>
+            <w:tcW w:type="dxa" w:w="2400"/>
+            <w:tcBorders>
+              <w:top w:val="none" w:color="FFFFFF" w:sz="0"/>
+              <w:left w:val="none" w:color="FFFFFF" w:sz="0"/>
+              <w:bottom w:val="none" w:color="FFFFFF" w:sz="0"/>
+              <w:right w:val="none" w:color="FFFFFF" w:sz="0"/>
+            </w:tcBorders>
+            <w:shd w:fill="FAF3E0" w:color="auto" w:val="clear"/>
+            <w:tcMar>
+              <w:top w:type="dxa" w:w="40"/>
+              <w:left w:type="dxa" w:w="80"/>
+              <w:bottom w:type="dxa" w:w="40"/>
+              <w:right w:type="dxa" w:w="80"/>
+            </w:tcMar>
+            <w:vAlign w:val="center"/>
+          </w:tcPr>
+          <w:p>
+            <w:r>
+              <w:rPr>
+                <w:rFonts w:ascii="Arial" w:cs="Arial" w:eastAsia="Arial" w:hAnsi="Arial"/>
+                <w:b/>
+                <w:bCs/>
+                <w:color w:val="2C2C2C"/>
+                <w:sz w:val="18"/>
+                <w:szCs w:val="18"/>
+              </w:rPr>
+              <w:t xml:space="preserve">Trap Bar Jump (Light Load, Full Recovery)</w:t>
+            </w:r>
+          </w:p>
+        </w:tc>
+        <w:tc>
+          <w:tcPr>
+            <w:tcW w:type="dxa" w:w="380"/>
+            <w:tcBorders>
+              <w:top w:val="none" w:color="FFFFFF" w:sz="0"/>
+              <w:left w:val="none" w:color="FFFFFF" w:sz="0"/>
+              <w:bottom w:val="none" w:color="FFFFFF" w:sz="0"/>
+              <w:right w:val="none" w:color="FFFFFF" w:sz="0"/>
+            </w:tcBorders>
+            <w:shd w:fill="FAF3E0" w:color="auto" w:val="clear"/>
+            <w:tcMar>
+              <w:top w:type="dxa" w:w="40"/>
+              <w:left w:type="dxa" w:w="80"/>
+              <w:bottom w:type="dxa" w:w="40"/>
+              <w:right w:type="dxa" w:w="80"/>
+            </w:tcMar>
+            <w:vAlign w:val="center"/>
+          </w:tcPr>
+          <w:p>
+            <w:pPr>
+              <w:jc w:val="center"/>
+            </w:pPr>
+            <w:r>
+              <w:rPr>
+                <w:rFonts w:ascii="Arial" w:cs="Arial" w:eastAsia="Arial" w:hAnsi="Arial"/>
+                <w:color w:val="6B6B6B"/>
+                <w:sz w:val="15"/>
+                <w:szCs w:val="15"/>
+              </w:rPr>
+              <w:t xml:space="preserve">3</w:t>
+            </w:r>
+          </w:p>
+        </w:tc>
+        <w:tc>
+          <w:tcPr>
+            <w:tcW w:type="dxa" w:w="420"/>
+            <w:tcBorders>
+              <w:top w:val="none" w:color="FFFFFF" w:sz="0"/>
+              <w:left w:val="none" w:color="FFFFFF" w:sz="0"/>
+              <w:bottom w:val="none" w:color="FFFFFF" w:sz="0"/>
+              <w:right w:val="none" w:color="FFFFFF" w:sz="0"/>
+            </w:tcBorders>
+            <w:shd w:fill="FAF3E0" w:color="auto" w:val="clear"/>
+            <w:tcMar>
+              <w:top w:type="dxa" w:w="40"/>
+              <w:left w:type="dxa" w:w="80"/>
+              <w:bottom w:type="dxa" w:w="40"/>
+              <w:right w:type="dxa" w:w="80"/>
+            </w:tcMar>
+            <w:vAlign w:val="center"/>
+          </w:tcPr>
+          <w:p>
+            <w:pPr>
+              <w:jc w:val="center"/>
+            </w:pPr>
+            <w:r>
+              <w:rPr>
+                <w:rFonts w:ascii="Arial" w:cs="Arial" w:eastAsia="Arial" w:hAnsi="Arial"/>
+                <w:color w:val="6B6B6B"/>
+                <w:sz w:val="15"/>
+                <w:szCs w:val="15"/>
+              </w:rPr>
+              <w:t xml:space="preserve">3</w:t>
+            </w:r>
+          </w:p>
+        </w:tc>
+        <w:tc>
+          <w:tcPr>
+            <w:tcW w:type="dxa" w:w="680"/>
+            <w:tcBorders>
+              <w:top w:val="none" w:color="FFFFFF" w:sz="0"/>
+              <w:left w:val="none" w:color="FFFFFF" w:sz="0"/>
+              <w:bottom w:val="none" w:color="FFFFFF" w:sz="0"/>
+              <w:right w:val="none" w:color="FFFFFF" w:sz="0"/>
+            </w:tcBorders>
+            <w:shd w:fill="FAF3E0" w:color="auto" w:val="clear"/>
+            <w:tcMar>
+              <w:top w:type="dxa" w:w="40"/>
+              <w:left w:type="dxa" w:w="80"/>
+              <w:bottom w:type="dxa" w:w="40"/>
+              <w:right w:type="dxa" w:w="80"/>
+            </w:tcMar>
+            <w:vAlign w:val="center"/>
+          </w:tcPr>
+          <w:p>
+            <w:pPr>
+              <w:jc w:val="center"/>
+            </w:pPr>
+            <w:r>
+              <w:rPr>
+                <w:rFonts w:ascii="Arial" w:cs="Arial" w:eastAsia="Arial" w:hAnsi="Arial"/>
+                <w:color w:val="6B6B6B"/>
+                <w:sz w:val="15"/>
+                <w:szCs w:val="15"/>
+              </w:rPr>
+              <w:t xml:space="preserve">30–40 lbs (empty-to-light trap bar)</w:t>
+            </w:r>
+          </w:p>
+        </w:tc>
+        <w:tc>
+          <w:tcPr>
+            <w:tcW w:type="dxa" w:w="540"/>
+            <w:tcBorders>
+              <w:top w:val="none" w:color="FFFFFF" w:sz="0"/>
+              <w:left w:val="none" w:color="FFFFFF" w:sz="0"/>
+              <w:bottom w:val="none" w:color="FFFFFF" w:sz="0"/>
+              <w:right w:val="none" w:color="FFFFFF" w:sz="0"/>
+            </w:tcBorders>
+            <w:shd w:fill="FAF3E0" w:color="auto" w:val="clear"/>
+            <w:tcMar>
+              <w:top w:type="dxa" w:w="40"/>
+              <w:left w:type="dxa" w:w="80"/>
+              <w:bottom w:type="dxa" w:w="40"/>
+              <w:right w:type="dxa" w:w="80"/>
+            </w:tcMar>
+            <w:vAlign w:val="center"/>
+          </w:tcPr>
+          <w:p>
+            <w:pPr>
+              <w:jc w:val="center"/>
+            </w:pPr>
+            <w:r>
+              <w:rPr>
+                <w:rFonts w:ascii="Arial" w:cs="Arial" w:eastAsia="Arial" w:hAnsi="Arial"/>
+                <w:color w:val="6B6B6B"/>
+                <w:sz w:val="15"/>
+                <w:szCs w:val="15"/>
+              </w:rPr>
+              <w:t xml:space="preserve">Explosive up, soft controlled landing</w:t>
+            </w:r>
+          </w:p>
+        </w:tc>
+        <w:tc>
+          <w:tcPr>
+            <w:tcW w:type="dxa" w:w="440"/>
+            <w:tcBorders>
+              <w:top w:val="none" w:color="FFFFFF" w:sz="0"/>
+              <w:left w:val="none" w:color="FFFFFF" w:sz="0"/>
+              <w:bottom w:val="none" w:color="FFFFFF" w:sz="0"/>
+              <w:right w:val="none" w:color="FFFFFF" w:sz="0"/>
+            </w:tcBorders>
+            <w:shd w:fill="FAF3E0" w:color="auto" w:val="clear"/>
+            <w:tcMar>
+              <w:top w:type="dxa" w:w="40"/>
+              <w:left w:type="dxa" w:w="80"/>
+              <w:bottom w:type="dxa" w:w="40"/>
+              <w:right w:type="dxa" w:w="80"/>
+            </w:tcMar>
+            <w:vAlign w:val="center"/>
+          </w:tcPr>
+          <w:p>
+            <w:pPr>
+              <w:jc w:val="center"/>
+            </w:pPr>
+            <w:r>
+              <w:rPr>
+                <w:rFonts w:ascii="Arial" w:cs="Arial" w:eastAsia="Arial" w:hAnsi="Arial"/>
+                <w:color w:val="6B6B6B"/>
+                <w:sz w:val="15"/>
+                <w:szCs w:val="15"/>
+              </w:rPr>
+              <w:t xml:space="preserve">120s</w:t>
+            </w:r>
+          </w:p>
+        </w:tc>
+        <w:tc>
+          <w:tcPr>
+            <w:tcW w:type="dxa" w:w="5580"/>
+            <w:tcBorders>
+              <w:top w:val="none" w:color="FFFFFF" w:sz="0"/>
+              <w:left w:val="none" w:color="FFFFFF" w:sz="0"/>
+              <w:bottom w:val="none" w:color="FFFFFF" w:sz="0"/>
+              <w:right w:val="none" w:color="FFFFFF" w:sz="0"/>
+            </w:tcBorders>
+            <w:shd w:fill="FAF3E0" w:color="auto" w:val="clear"/>
+            <w:tcMar>
+              <w:top w:type="dxa" w:w="40"/>
+              <w:left w:type="dxa" w:w="80"/>
+              <w:bottom w:type="dxa" w:w="40"/>
+              <w:right w:type="dxa" w:w="80"/>
+            </w:tcMar>
+            <w:vAlign w:val="center"/>
+          </w:tcPr>
+          <w:p>
+            <w:r>
+              <w:rPr>
+                <w:rFonts w:ascii="Arial" w:cs="Arial" w:eastAsia="Arial" w:hAnsi="Arial"/>
+                <w:color w:val="6B6B6B"/>
+                <w:sz w:val="17"/>
+                <w:szCs w:val="17"/>
+              </w:rPr>
+              <w:t xml:space="preserve">Drive up with real intent through ankle, knee, hip. Land soft. Full recovery — not a metabolic set.</w:t>
+            </w:r>
+          </w:p>
+        </w:tc>
+      </w:tr>
+    </w:tbl>
+    <w:p>
+      <w:pPr>
+        <w:spacing w:after="100"/>
+      </w:pPr>
+    </w:p>
+    <w:p>
+      <w:pPr>
+        <w:spacing w:after="60" w:before="120"/>
+      </w:pPr>
+      <w:r>
+        <w:rPr>
+          <w:rFonts w:ascii="Arial" w:cs="Arial" w:eastAsia="Arial" w:hAnsi="Arial"/>
+          <w:b/>
+          <w:bCs/>
+          <w:color w:val="C9A227"/>
+          <w:sz w:val="17"/>
+          <w:szCs w:val="17"/>
+        </w:rPr>
+        <w:t xml:space="preserve">E — CONDITIONING FINISHER (CHOOSE ONE)</w:t>
       </w:r>
     </w:p>
     <w:p>

--- a/clients/mary_burfete/Mary_Burfete_2Day_Training_Plan.docx
+++ b/clients/mary_burfete/Mary_Burfete_2Day_Training_Plan.docx
@@ -2939,7 +2939,7 @@
           <w:sz w:val="17"/>
           <w:szCs w:val="17"/>
         </w:rPr>
-        <w:t xml:space="preserve">Arms: Left 7.3 lbs / Right 7.2 lbs — 0.1 lb gap, below the 0.5 lb asymmetry-protocol threshold — monitor only, no unilateral-lead requirement. Legs: Left 14.6 lbs / Right 15.1 lbs — exactly 0.5 lbs, landing precisely AT the asymmetry-protocol trigger. Consistent with the Johanna Castillo precedent, an exact-threshold gap is treated as triggering the full protocol, not as a borderline non-trigger. LEFT leg (lower LST) is weaker and leads every unilateral leg exercise in this program — split stance squat, step-up, and single-leg RDL all list LEFT first below.</w:t>
+        <w:t xml:space="preserve">Arms: Left 7.3 lbs / Right 7.2 lbs — 0.1 lb gap, below the 0.5 lb asymmetry-protocol threshold — monitor only, no unilateral-lead requirement. Legs: Left 14.6 lbs / Right 15.1 lbs — exactly 0.5 lbs, landing precisely AT the asymmetry-protocol trigger. An exact-threshold gap is treated as triggering the full protocol, not as a borderline non-trigger. LEFT leg (lower LST) is weaker and leads every unilateral leg exercise in this program — split stance squat, step-up, and single-leg RDL all list LEFT first below.</w:t>
       </w:r>
     </w:p>
     <w:p>
@@ -8280,7 +8280,7 @@
           <w:sz w:val="17"/>
           <w:szCs w:val="17"/>
         </w:rPr>
-        <w:t xml:space="preserve">Back squat tested at 90 lbs for 5 reps; split stance DB squat tested at 17.5 lbs/hand for 5 reps. LEFT leg leads every unilateral exercise here — legs sit exactly at the 0.5 lb asymmetry-protocol trigger (14.6 vs 15.1 lbs), per the Johanna Castillo precedent. DB Reverse Lunge was not part of the initial testing battery — it closes the block as a new baseline, LEFT-led per the same asymmetry finding.</w:t>
+        <w:t xml:space="preserve">Back squat tested at 90 lbs for 5 reps; split stance DB squat tested at 17.5 lbs/hand for 5 reps. LEFT leg leads every unilateral exercise here — legs sit exactly at the 0.5 lb asymmetry-protocol trigger (14.6 vs 15.1 lbs). DB Reverse Lunge was not part of the initial testing battery — it closes the block as a new baseline, LEFT-led per the same asymmetry finding.</w:t>
       </w:r>
     </w:p>
     <w:tbl>

--- a/clients/mary_burfete/Mary_Burfete_2Day_Training_Plan.docx
+++ b/clients/mary_burfete/Mary_Burfete_2Day_Training_Plan.docx
@@ -426,7 +426,7 @@
                 <w:sz w:val="13"/>
                 <w:szCs w:val="13"/>
               </w:rPr>
-              <w:t xml:space="preserve">Bone Mass</w:t>
+              <w:t xml:space="preserve">Bone Mass (Styku est.)</w:t>
             </w:r>
           </w:p>
           <w:p>
@@ -3014,7 +3014,7 @@
           <w:sz w:val="17"/>
           <w:szCs w:val="17"/>
         </w:rPr>
-        <w:t xml:space="preserve">No menopausal status was stated by the trainer at intake — isPostmenopausal is left unconfirmed here rather than fabricated. At 55, Mary is at or past the average age of menopause onset (~51), and this program includes real, heavy hip-thrust, squat, and deadlift loading — exactly the pattern the pelvic floor protocol exists to safeguard. Per CLAUDE.md's Perimenopausal Status guidance, the transition window itself (not just confirmed postmenopausal status) carries elevated stress-urinary-incontinence risk, so this is not a low-stakes unknown. Confirming her actual status is worth doing at the next intake conversation given how load-bearing that determination is for whether the pelvic floor safety callout should be running on every heavy day. Until confirmed, coach standard pelvic floor bracing and exhale-on-exertion cues verbally on all heavy hinge and squat work as a precaution, independent of what this document auto-generates.</w:t>
+        <w:t xml:space="preserve">No menopausal status was stated by the trainer at intake — isPostmenopausal is left unconfirmed here rather than fabricated. At 55, Mary is at or past the average age of menopause onset (~51), and this program includes real, heavy hip-thrust, squat, and deadlift loading — exactly the pattern the pelvic floor protocol exists to safeguard. Per CLAUDE.md's Perimenopausal Status guidance, the transition window itself (not just confirmed postmenopausal status) carries elevated stress-urinary-incontinence risk, so this is not a low-stakes unknown. Confirming her actual status is worth doing at the next intake conversation given how load-bearing that determination is for whether the pelvic floor safety callout should be running on every heavy day. Fixed 8/17/2026: both heavy-loading days now carry the written Pelvic Floor Safety Note directly (via `day.forcePelvicFloor: true`, a new engine field for exactly this unconfirmed-but-cautious case), not just verbal coaching cues.</w:t>
       </w:r>
     </w:p>
     <w:p>
@@ -3358,6 +3358,31 @@
     </w:p>
     <w:p>
       <w:pPr>
+        <w:spacing w:after="100"/>
+      </w:pPr>
+      <w:r>
+        <w:rPr>
+          <w:rFonts w:ascii="Arial" w:cs="Arial" w:eastAsia="Arial" w:hAnsi="Arial"/>
+          <w:b/>
+          <w:bCs/>
+          <w:color w:val="E65100"/>
+          <w:sz w:val="17"/>
+          <w:szCs w:val="17"/>
+        </w:rPr>
+        <w:t xml:space="preserve">Pelvic Floor Safety Note:  </w:t>
+      </w:r>
+      <w:r>
+        <w:rPr>
+          <w:rFonts w:ascii="Arial" w:cs="Arial" w:eastAsia="Arial" w:hAnsi="Arial"/>
+          <w:color w:val="2C2C2C"/>
+          <w:sz w:val="17"/>
+          <w:szCs w:val="17"/>
+        </w:rPr>
+        <w:t xml:space="preserve">Brace before lifting, exhale on exertion — no breath-holding. If you experience any leaking, heaviness, or pressure, stop and flag your coach. This is common and treatable.</w:t>
+      </w:r>
+    </w:p>
+    <w:p>
+      <w:pPr>
         <w:spacing w:after="60" w:before="120"/>
       </w:pPr>
       <w:r>
@@ -8240,6 +8265,31 @@
           <w:szCs w:val="17"/>
         </w:rPr>
         <w:t xml:space="preserve">8 min: 3 min bike or treadmill walk (Zone 2). Then: glute bridge 2×15, goblet squat 2×10 light (depth focus), dead hang 20 seconds (shoulder decompression), band pull-apart 2×15, ankle circles 10 each.</w:t>
+      </w:r>
+    </w:p>
+    <w:p>
+      <w:pPr>
+        <w:spacing w:after="100"/>
+      </w:pPr>
+      <w:r>
+        <w:rPr>
+          <w:rFonts w:ascii="Arial" w:cs="Arial" w:eastAsia="Arial" w:hAnsi="Arial"/>
+          <w:b/>
+          <w:bCs/>
+          <w:color w:val="E65100"/>
+          <w:sz w:val="17"/>
+          <w:szCs w:val="17"/>
+        </w:rPr>
+        <w:t xml:space="preserve">Pelvic Floor Safety Note:  </w:t>
+      </w:r>
+      <w:r>
+        <w:rPr>
+          <w:rFonts w:ascii="Arial" w:cs="Arial" w:eastAsia="Arial" w:hAnsi="Arial"/>
+          <w:color w:val="2C2C2C"/>
+          <w:sz w:val="17"/>
+          <w:szCs w:val="17"/>
+        </w:rPr>
+        <w:t xml:space="preserve">Brace before lifting, exhale on exertion — no breath-holding. If you experience any leaking, heaviness, or pressure, stop and flag your coach. This is common and treatable.</w:t>
       </w:r>
     </w:p>
     <w:p>

--- a/clients/mary_burfete/Mary_Burfete_2Day_Training_Plan.docx
+++ b/clients/mary_burfete/Mary_Burfete_2Day_Training_Plan.docx
@@ -3378,7 +3378,7 @@
           <w:sz w:val="17"/>
           <w:szCs w:val="17"/>
         </w:rPr>
-        <w:t xml:space="preserve">Brace before lifting, exhale on exertion — no breath-holding. If you experience any leaking, heaviness, or pressure, stop and flag your coach. This is common and treatable.</w:t>
+        <w:t xml:space="preserve">Match your bracing to the load: breathe freely on lighter sets, exhale on exertion as your default, and use a brief, controlled brace on your heaviest working sets. If you experience any leaking, heaviness, or pressure, stop and flag your coach. This is common and treatable.</w:t>
       </w:r>
     </w:p>
     <w:p>
@@ -8289,7 +8289,7 @@
           <w:sz w:val="17"/>
           <w:szCs w:val="17"/>
         </w:rPr>
-        <w:t xml:space="preserve">Brace before lifting, exhale on exertion — no breath-holding. If you experience any leaking, heaviness, or pressure, stop and flag your coach. This is common and treatable.</w:t>
+        <w:t xml:space="preserve">Match your bracing to the load: breathe freely on lighter sets, exhale on exertion as your default, and use a brief, controlled brace on your heaviest working sets. If you experience any leaking, heaviness, or pressure, stop and flag your coach. This is common and treatable.</w:t>
       </w:r>
     </w:p>
     <w:p>

--- a/clients/mary_burfete/Mary_Burfete_2Day_Training_Plan.docx
+++ b/clients/mary_burfete/Mary_Burfete_2Day_Training_Plan.docx
@@ -2914,7 +2914,7 @@
           <w:sz w:val="17"/>
           <w:szCs w:val="17"/>
         </w:rPr>
-        <w:t xml:space="preserve">Shape Score 65/100 (Needs Improvement). Body Fat 35.5% (49.6 lbs fat mass) — Styku's own scan classification reads "Average" (35-39.9% band). Lean Mass 85.2 lbs (61.1%) — Styku flags this "Ideal Lean Mass." BMI 21.2 — Normal range (18.5-24.9). ALST Index 5.52 kg/m² — falls in the Normal/monitor tier per our 3-tier table (&lt;5.5 At-Risk / 5.5-6.99 Normal-monitor / ≥7.0 Optimal), but only 0.02 kg/m² above the At-Risk cutoff — genuinely borderline, and worth close attention at the next rescan rather than treated as comfortably clear. VFA 62.0 cm² — Very Low Risk per our precise VFA table (&lt;70 cm² threshold); Styku's own dashboard tag on this scan reads "Low Risk," but our table's more precise banding places her in the more favorable Very Low Risk tier — using the correct, more precise tier here rather than Styku's coarser label.</w:t>
+        <w:t xml:space="preserve">Shape Score 65/100 (Needs Improvement). Body Fat 35.5% (49.6 lbs fat mass) — Styku's own scan classification reads "Average" (35-39.9% band). Lean Mass 85.2 lbs (61.1%) — Styku flags this "Ideal Lean Mass." BMI 21.2 — Normal range (18.5-24.9). ALST Index 5.52 kg/m² — within the normal reference range (≥5.5 kg/m²), but only 0.02 kg/m² above the At-Risk cutoff — genuinely borderline, and worth close attention at the next rescan rather than treated as comfortably clear; ALST is tracked here as a trend metric, not a graded score. VFA 62.0 cm² — a low reading, worth tracking as a trend at future scans rather than assigned a precise risk-band label.</w:t>
       </w:r>
     </w:p>
     <w:p>
@@ -2964,7 +2964,7 @@
           <w:sz w:val="17"/>
           <w:szCs w:val="17"/>
         </w:rPr>
-        <w:t xml:space="preserve">At 55, Mary sits directly on the boundary between the 45-55 (Perimenopause/Menopause Transition) and 55-65 (Postmenopausal) age brackets. Protein and creatine targets below already reflect the 50+ escalation (2.0-2.2 g/kg, creatine strongly indicated) appropriate to either bracket. LIFTMOR-style bone-loading candidacy screening (T-score &lt; -1.0) is worth introducing now rather than waiting — both brackets converge on bone density as a priority as estrogen decline accelerates.</w:t>
+        <w:t xml:space="preserve">At 55, Mary sits directly on the boundary between the 45-55 (Perimenopause/Menopause Transition) and 55-65 (Postmenopausal) age brackets. Protein and creatine targets below sit at the upper end of the working range (2.0-2.2 g/kg, creatine strongly indicated) — supported by her borderline ALST reading (0.02 kg/m² above the At-Risk cutoff) and the heavy training load carried in this program. LIFTMOR-style bone-loading candidacy screening (T-score &lt; -1.0) is worth introducing now rather than waiting — both brackets converge on bone density as a priority as estrogen decline accelerates.</w:t>
       </w:r>
     </w:p>
     <w:p>
@@ -14618,7 +14618,7 @@
           <w:sz w:val="17"/>
           <w:szCs w:val="17"/>
         </w:rPr>
-        <w:t xml:space="preserve">Styku rescan recommended at 8 weeks — track ALST Index closely given the current 5.52 kg/m² reading sits only 0.02 kg/m² above the At-Risk cutoff (do not assume it stays clear of the threshold without confirming), VFA trend (currently 62.0 cm², Very Low Risk — maintain), and the leg segmental gap (currently exactly 0.5 lbs, at the asymmetry-protocol trigger — should trend down with the LEFT-leads unilateral protocol). Also worth revisiting at next intake: confirming actual menopausal status, given its direct relevance to the pelvic floor protocol on this program's heavy hinge/squat days.</w:t>
+        <w:t xml:space="preserve">Styku rescan recommended at 8 weeks — track ALST Index closely given the current 5.52 kg/m² reading sits only 0.02 kg/m² above the At-Risk cutoff (do not assume it stays clear of the threshold without confirming; ALST is tracked as a trend metric, not a graded score), VFA trend (currently 62.0 cm² — track as a trend rather than a risk-band label), and the leg segmental gap (currently exactly 0.5 lbs, at the asymmetry-protocol trigger — should trend down with the LEFT-leads unilateral protocol). Also worth revisiting at next intake: confirming actual menopausal status, given its direct relevance to the pelvic floor protocol on this program's heavy hinge/squat days.</w:t>
       </w:r>
     </w:p>
     <w:p>

--- a/clients/mary_burfete/Mary_Burfete_2Day_Training_Plan.docx
+++ b/clients/mary_burfete/Mary_Burfete_2Day_Training_Plan.docx
@@ -2990,6 +2990,31 @@
           <w:szCs w:val="17"/>
         </w:rPr>
         <w:t xml:space="preserve">Three movements from the core ICONS Baseline Testing Protocol were not part of Mary's initial testing battery: Seated Overhead Press, Incline Dumbbell Press, and a true lunge pattern (her split stance squat and step-up cover related but distinct patterns, not a substitute for a genuine lunge). All three are introduced this week at conservative, technique-first loads (Seated DB Overhead Press 15 lbs/hand, Incline Dumbbell Press 20 lbs/hand, DB Reverse Lunge 15 lbs/hand — LEFT leg leads, consistent with the segmental asymmetry finding above) and become the new 8-week baseline for each pattern, not an invented tested number.</w:t>
+      </w:r>
+    </w:p>
+    <w:p>
+      <w:pPr>
+        <w:spacing w:after="100"/>
+      </w:pPr>
+      <w:r>
+        <w:rPr>
+          <w:rFonts w:ascii="Arial" w:cs="Arial" w:eastAsia="Arial" w:hAnsi="Arial"/>
+          <w:b/>
+          <w:bCs/>
+          <w:color w:val="C9A227"/>
+          <w:sz w:val="17"/>
+          <w:szCs w:val="17"/>
+        </w:rPr>
+        <w:t xml:space="preserve">How Hard Each Set Should Feel — Reps In Reserve (RIR):  </w:t>
+      </w:r>
+      <w:r>
+        <w:rPr>
+          <w:rFonts w:ascii="Arial" w:cs="Arial" w:eastAsia="Arial" w:hAnsi="Arial"/>
+          <w:color w:val="2C2C2C"/>
+          <w:sz w:val="17"/>
+          <w:szCs w:val="17"/>
+        </w:rPr>
+        <w:t xml:space="preserve">Every working set in this program carries an RIR target — the number of clean reps you could still have completed when you racked the weight. 2 RIR is the default on the primary lifts (hex deadlift, hip thrust, back squat, bench press, single-arm row): finish each set with two good reps left, not grinding. 1 RIR is used only on the accessory and isolation work where the goal is muscle growth rather than peak strength. 3+ RIR marks everything deliberately sub-maximal — the new patterns being established this week, the shoulder-health and metabolic-circuit work — and there is no meaningful difference between 3, 4 and 5 there, so do not try to hit a precise number. Training to true failure is not required and is not the goal on any lift here. Calibration for the first few weeks: on one sub-maximal set of each new movement, call out the RIR you think you have left, then take that set to true failure and compare. Once your call is within one rep two sessions running, your RIR is reliable enough to drive load increases on its own.</w:t>
       </w:r>
     </w:p>
     <w:p>
@@ -3133,7 +3158,7 @@
           <w:sz w:val="17"/>
           <w:szCs w:val="17"/>
         </w:rPr>
-        <w:t xml:space="preserve">Age 40+. Prescribe 3–5g creatine monohydrate daily with food, no loading phase. Saturates in 3–4 weeks. Well-supported for strength, power, and cognition; bone-density evidence is mixed, not settled — a possible upside alongside LIFTMOR-style loading, not a substitute for it.</w:t>
+        <w:t xml:space="preserve">Age 40+. 3–5g creatine monohydrate daily with food, no loading phase. Saturates in 3–4 weeks. Well-supported for strength, power, and cognition; bone-density evidence is mixed, not settled — a possible upside alongside LIFTMOR-style loading, not a substitute for it.</w:t>
       </w:r>
     </w:p>
     <w:p>
@@ -3158,7 +3183,7 @@
           <w:sz w:val="17"/>
           <w:szCs w:val="17"/>
         </w:rPr>
-        <w:t xml:space="preserve">15g collagen peptides + 50mg Vitamin C, taken 30–60 minutes before the loading session. Doubles collagen synthesis markers when paired with mechanical load (Shaw et al. 2017).</w:t>
+        <w:t xml:space="preserve">15g collagen peptides + 50mg Vitamin C, taken 45–60 minutes before the loading session. A connective-tissue support protocol taken consistently on training days over 12+ weeks — the benefit is structural and builds over time, not a pre-workout performance boost. Requires mechanical load to work. Ranks below protein and creatine in priority (Shaw et al. 2017).</w:t>
       </w:r>
     </w:p>
     <w:p>
@@ -3916,6 +3941,17 @@
               </w:rPr>
               <w:t xml:space="preserve">Hinge hips back to grip, drive floor away, hips and shoulders rise together.</w:t>
             </w:r>
+            <w:r>
+              <w:rPr>
+                <w:rFonts w:ascii="Arial" w:cs="Arial" w:eastAsia="Arial" w:hAnsi="Arial"/>
+                <w:i/>
+                <w:iCs/>
+                <w:color w:val="00695C"/>
+                <w:sz w:val="14"/>
+                <w:szCs w:val="14"/>
+              </w:rPr>
+              <w:t xml:space="preserve">  2 RIR</w:t>
+            </w:r>
           </w:p>
         </w:tc>
       </w:tr>
@@ -4145,6 +4181,17 @@
               </w:rPr>
               <w:t xml:space="preserve">Upper back on bench, drive hips to full extension, squeeze glutes hard at top. Bone-density investment.</w:t>
             </w:r>
+            <w:r>
+              <w:rPr>
+                <w:rFonts w:ascii="Arial" w:cs="Arial" w:eastAsia="Arial" w:hAnsi="Arial"/>
+                <w:i/>
+                <w:iCs/>
+                <w:color w:val="00695C"/>
+                <w:sz w:val="14"/>
+                <w:szCs w:val="14"/>
+              </w:rPr>
+              <w:t xml:space="preserve">  2 RIR</w:t>
+            </w:r>
           </w:p>
         </w:tc>
       </w:tr>
@@ -4373,6 +4420,17 @@
                 <w:szCs w:val="17"/>
               </w:rPr>
               <w:t xml:space="preserve">Pull to face, elbows at ear height, external rotation at end range. Shoulder health, balances pressing.</w:t>
+            </w:r>
+            <w:r>
+              <w:rPr>
+                <w:rFonts w:ascii="Arial" w:cs="Arial" w:eastAsia="Arial" w:hAnsi="Arial"/>
+                <w:i/>
+                <w:iCs/>
+                <w:color w:val="00695C"/>
+                <w:sz w:val="14"/>
+                <w:szCs w:val="14"/>
+              </w:rPr>
+              <w:t xml:space="preserve">  3+ RIR — shoulder health, quality over load</w:t>
             </w:r>
           </w:p>
         </w:tc>
@@ -4918,6 +4976,17 @@
               </w:rPr>
               <w:t xml:space="preserve">Bench-supported, flat back. Drive elbow to hip, full stretch at bottom.</w:t>
             </w:r>
+            <w:r>
+              <w:rPr>
+                <w:rFonts w:ascii="Arial" w:cs="Arial" w:eastAsia="Arial" w:hAnsi="Arial"/>
+                <w:i/>
+                <w:iCs/>
+                <w:color w:val="00695C"/>
+                <w:sz w:val="14"/>
+                <w:szCs w:val="14"/>
+              </w:rPr>
+              <w:t xml:space="preserve">  2 RIR</w:t>
+            </w:r>
           </w:p>
         </w:tc>
       </w:tr>
@@ -5147,6 +5216,17 @@
               </w:rPr>
               <w:t xml:space="preserve">LEFT leg leads every set — lower leg LST (14.6 vs 15.1 lbs), asymmetry-protocol trigger at exactly 0.5 lb gap.</w:t>
             </w:r>
+            <w:r>
+              <w:rPr>
+                <w:rFonts w:ascii="Arial" w:cs="Arial" w:eastAsia="Arial" w:hAnsi="Arial"/>
+                <w:i/>
+                <w:iCs/>
+                <w:color w:val="00695C"/>
+                <w:sz w:val="14"/>
+                <w:szCs w:val="14"/>
+              </w:rPr>
+              <w:t xml:space="preserve">  2 RIR — match the right side to what the left can hold</w:t>
+            </w:r>
           </w:p>
         </w:tc>
       </w:tr>
@@ -5376,6 +5456,17 @@
               </w:rPr>
               <w:t xml:space="preserve">Hip hinge, flat back, pull both DBs to ribs together. Bilateral pulling volume.</w:t>
             </w:r>
+            <w:r>
+              <w:rPr>
+                <w:rFonts w:ascii="Arial" w:cs="Arial" w:eastAsia="Arial" w:hAnsi="Arial"/>
+                <w:i/>
+                <w:iCs/>
+                <w:color w:val="00695C"/>
+                <w:sz w:val="14"/>
+                <w:szCs w:val="14"/>
+              </w:rPr>
+              <w:t xml:space="preserve">  1 RIR — hypertrophy-priority accessory</w:t>
+            </w:r>
           </w:p>
         </w:tc>
       </w:tr>
@@ -5617,6 +5708,17 @@
                 <w:szCs w:val="17"/>
               </w:rPr>
               <w:t xml:space="preserve">Bench ~30°, elbows ~45°, controlled descent to full stretch.</w:t>
+            </w:r>
+            <w:r>
+              <w:rPr>
+                <w:rFonts w:ascii="Arial" w:cs="Arial" w:eastAsia="Arial" w:hAnsi="Arial"/>
+                <w:i/>
+                <w:iCs/>
+                <w:color w:val="00695C"/>
+                <w:sz w:val="14"/>
+                <w:szCs w:val="14"/>
+              </w:rPr>
+              <w:t xml:space="preserve">  3+ RIR — new pattern, technique first</w:t>
             </w:r>
           </w:p>
         </w:tc>
@@ -7163,6 +7265,17 @@
                 <w:szCs w:val="17"/>
               </w:rPr>
               <w:t xml:space="preserve">Drive up with real intent through ankle, knee, hip. Land soft. Full recovery — not a metabolic set.</w:t>
+            </w:r>
+            <w:r>
+              <w:rPr>
+                <w:rFonts w:ascii="Arial" w:cs="Arial" w:eastAsia="Arial" w:hAnsi="Arial"/>
+                <w:i/>
+                <w:iCs/>
+                <w:color w:val="00695C"/>
+                <w:sz w:val="14"/>
+                <w:szCs w:val="14"/>
+              </w:rPr>
+              <w:t xml:space="preserve">  Not RIR-governed — end the set if bar speed drops</w:t>
             </w:r>
           </w:p>
         </w:tc>
@@ -8827,6 +8940,17 @@
               </w:rPr>
               <w:t xml:space="preserve">Full depth, chest tall, drive knees out. Brace before descent, exhale on the drive up.</w:t>
             </w:r>
+            <w:r>
+              <w:rPr>
+                <w:rFonts w:ascii="Arial" w:cs="Arial" w:eastAsia="Arial" w:hAnsi="Arial"/>
+                <w:i/>
+                <w:iCs/>
+                <w:color w:val="00695C"/>
+                <w:sz w:val="14"/>
+                <w:szCs w:val="14"/>
+              </w:rPr>
+              <w:t xml:space="preserve">  2 RIR</w:t>
+            </w:r>
           </w:p>
         </w:tc>
       </w:tr>
@@ -9056,6 +9180,17 @@
               </w:rPr>
               <w:t xml:space="preserve">LEFT (weaker) leg trains first every set. Rear foot elevated optional. Front knee tracks over toes.</w:t>
             </w:r>
+            <w:r>
+              <w:rPr>
+                <w:rFonts w:ascii="Arial" w:cs="Arial" w:eastAsia="Arial" w:hAnsi="Arial"/>
+                <w:i/>
+                <w:iCs/>
+                <w:color w:val="00695C"/>
+                <w:sz w:val="14"/>
+                <w:szCs w:val="14"/>
+              </w:rPr>
+              <w:t xml:space="preserve">  2 RIR — match the right side to what the left can hold</w:t>
+            </w:r>
           </w:p>
         </w:tc>
       </w:tr>
@@ -9285,6 +9420,17 @@
               </w:rPr>
               <w:t xml:space="preserve">Arms slightly bent. Raise to shoulder height, 1-second hold at top, slow 2-second lower.</w:t>
             </w:r>
+            <w:r>
+              <w:rPr>
+                <w:rFonts w:ascii="Arial" w:cs="Arial" w:eastAsia="Arial" w:hAnsi="Arial"/>
+                <w:i/>
+                <w:iCs/>
+                <w:color w:val="00695C"/>
+                <w:sz w:val="14"/>
+                <w:szCs w:val="14"/>
+              </w:rPr>
+              <w:t xml:space="preserve">  1 RIR — hypertrophy-priority isolation</w:t>
+            </w:r>
           </w:p>
         </w:tc>
       </w:tr>
@@ -9526,6 +9672,17 @@
                 <w:szCs w:val="17"/>
               </w:rPr>
               <w:t xml:space="preserve">LEFT (weaker) leg trains first. Step back, knee tracks over mid-foot, drive through front heel.</w:t>
+            </w:r>
+            <w:r>
+              <w:rPr>
+                <w:rFonts w:ascii="Arial" w:cs="Arial" w:eastAsia="Arial" w:hAnsi="Arial"/>
+                <w:i/>
+                <w:iCs/>
+                <w:color w:val="00695C"/>
+                <w:sz w:val="14"/>
+                <w:szCs w:val="14"/>
+              </w:rPr>
+              <w:t xml:space="preserve">  3+ RIR — new pattern, technique first</w:t>
             </w:r>
           </w:p>
         </w:tc>
@@ -10071,6 +10228,17 @@
               </w:rPr>
               <w:t xml:space="preserve">Shoulder blades set, feet planted, controlled descent to chest, drive up without bouncing.</w:t>
             </w:r>
+            <w:r>
+              <w:rPr>
+                <w:rFonts w:ascii="Arial" w:cs="Arial" w:eastAsia="Arial" w:hAnsi="Arial"/>
+                <w:i/>
+                <w:iCs/>
+                <w:color w:val="00695C"/>
+                <w:sz w:val="14"/>
+                <w:szCs w:val="14"/>
+              </w:rPr>
+              <w:t xml:space="preserve">  2 RIR</w:t>
+            </w:r>
           </w:p>
         </w:tc>
       </w:tr>
@@ -10313,6 +10481,17 @@
               </w:rPr>
               <w:t xml:space="preserve">Ribs stacked over hips, press straight overhead, no lean-back.</w:t>
             </w:r>
+            <w:r>
+              <w:rPr>
+                <w:rFonts w:ascii="Arial" w:cs="Arial" w:eastAsia="Arial" w:hAnsi="Arial"/>
+                <w:i/>
+                <w:iCs/>
+                <w:color w:val="00695C"/>
+                <w:sz w:val="14"/>
+                <w:szCs w:val="14"/>
+              </w:rPr>
+              <w:t xml:space="preserve">  3+ RIR — new pattern, technique first</w:t>
+            </w:r>
           </w:p>
         </w:tc>
       </w:tr>
@@ -10542,6 +10721,17 @@
               </w:rPr>
               <w:t xml:space="preserve">LEADS every session. Full hang at bottom, chin over bar at top, controlled 3-second descent.</w:t>
             </w:r>
+            <w:r>
+              <w:rPr>
+                <w:rFonts w:ascii="Arial" w:cs="Arial" w:eastAsia="Arial" w:hAnsi="Arial"/>
+                <w:i/>
+                <w:iCs/>
+                <w:color w:val="00695C"/>
+                <w:sz w:val="14"/>
+                <w:szCs w:val="14"/>
+              </w:rPr>
+              <w:t xml:space="preserve">  2 RIR — set the assist level so this holds</w:t>
+            </w:r>
           </w:p>
         </w:tc>
       </w:tr>
@@ -10771,6 +10961,17 @@
               </w:rPr>
               <w:t xml:space="preserve">Standard overhand grip, shoulder-width. Same quality as close grip.</w:t>
             </w:r>
+            <w:r>
+              <w:rPr>
+                <w:rFonts w:ascii="Arial" w:cs="Arial" w:eastAsia="Arial" w:hAnsi="Arial"/>
+                <w:i/>
+                <w:iCs/>
+                <w:color w:val="00695C"/>
+                <w:sz w:val="14"/>
+                <w:szCs w:val="14"/>
+              </w:rPr>
+              <w:t xml:space="preserve">  2 RIR</w:t>
+            </w:r>
           </w:p>
         </w:tc>
       </w:tr>
@@ -11000,6 +11201,17 @@
               </w:rPr>
               <w:t xml:space="preserve">Wide overhand grip — greatest lat stretch at bottom, hardest of the three. Full range, no partial reps.</w:t>
             </w:r>
+            <w:r>
+              <w:rPr>
+                <w:rFonts w:ascii="Arial" w:cs="Arial" w:eastAsia="Arial" w:hAnsi="Arial"/>
+                <w:i/>
+                <w:iCs/>
+                <w:color w:val="00695C"/>
+                <w:sz w:val="14"/>
+                <w:szCs w:val="14"/>
+              </w:rPr>
+              <w:t xml:space="preserve">  2 RIR — add assist here if needed</w:t>
+            </w:r>
           </w:p>
         </w:tc>
       </w:tr>
@@ -11228,6 +11440,17 @@
                 <w:szCs w:val="17"/>
               </w:rPr>
               <w:t xml:space="preserve">LEFT leads. 18–20 inch box. Drive through front heel, full hip extension at top.</w:t>
+            </w:r>
+            <w:r>
+              <w:rPr>
+                <w:rFonts w:ascii="Arial" w:cs="Arial" w:eastAsia="Arial" w:hAnsi="Arial"/>
+                <w:i/>
+                <w:iCs/>
+                <w:color w:val="00695C"/>
+                <w:sz w:val="14"/>
+                <w:szCs w:val="14"/>
+              </w:rPr>
+              <w:t xml:space="preserve">  2 RIR</w:t>
             </w:r>
           </w:p>
         </w:tc>
@@ -11773,6 +11996,17 @@
               </w:rPr>
               <w:t xml:space="preserve">Baseline 10 reps. Hands on bench or box, full chest to bench level, controlled descent.</w:t>
             </w:r>
+            <w:r>
+              <w:rPr>
+                <w:rFonts w:ascii="Arial" w:cs="Arial" w:eastAsia="Arial" w:hAnsi="Arial"/>
+                <w:i/>
+                <w:iCs/>
+                <w:color w:val="00695C"/>
+                <w:sz w:val="14"/>
+                <w:szCs w:val="14"/>
+              </w:rPr>
+              <w:t xml:space="preserve">  1 RIR — hypertrophy-priority accessory</w:t>
+            </w:r>
           </w:p>
         </w:tc>
       </w:tr>
@@ -12002,6 +12236,17 @@
               </w:rPr>
               <w:t xml:space="preserve">Attempt full push-ups, stop 2 reps before form breaks. Neutral spine throughout.</w:t>
             </w:r>
+            <w:r>
+              <w:rPr>
+                <w:rFonts w:ascii="Arial" w:cs="Arial" w:eastAsia="Arial" w:hAnsi="Arial"/>
+                <w:i/>
+                <w:iCs/>
+                <w:color w:val="00695C"/>
+                <w:sz w:val="14"/>
+                <w:szCs w:val="14"/>
+              </w:rPr>
+              <w:t xml:space="preserve">  2 RIR — form is the limiter, not fatigue</w:t>
+            </w:r>
           </w:p>
         </w:tc>
       </w:tr>
@@ -12230,6 +12475,17 @@
                 <w:szCs w:val="17"/>
               </w:rPr>
               <w:t xml:space="preserve">Hands on bench behind body, lower until elbows reach 90°, drive back up.</w:t>
+            </w:r>
+            <w:r>
+              <w:rPr>
+                <w:rFonts w:ascii="Arial" w:cs="Arial" w:eastAsia="Arial" w:hAnsi="Arial"/>
+                <w:i/>
+                <w:iCs/>
+                <w:color w:val="00695C"/>
+                <w:sz w:val="14"/>
+                <w:szCs w:val="14"/>
+              </w:rPr>
+              <w:t xml:space="preserve">  1 RIR — hypertrophy-priority isolation</w:t>
             </w:r>
           </w:p>
         </w:tc>
@@ -12775,6 +13031,17 @@
               </w:rPr>
               <w:t xml:space="preserve">Sub-maximal load, continuous reps. Focus is metabolic — keep moving into the next exercise.</w:t>
             </w:r>
+            <w:r>
+              <w:rPr>
+                <w:rFonts w:ascii="Arial" w:cs="Arial" w:eastAsia="Arial" w:hAnsi="Arial"/>
+                <w:i/>
+                <w:iCs/>
+                <w:color w:val="00695C"/>
+                <w:sz w:val="14"/>
+                <w:szCs w:val="14"/>
+              </w:rPr>
+              <w:t xml:space="preserve">  3+ RIR throughout the circuit — metabolic, never near-failure</w:t>
+            </w:r>
           </w:p>
         </w:tc>
       </w:tr>
@@ -13003,6 +13270,17 @@
                 <w:szCs w:val="17"/>
               </w:rPr>
               <w:t xml:space="preserve">Hip hinge, pull both DBs to ribs. Lighter than Day A primary row — metabolic pull volume.</w:t>
+            </w:r>
+            <w:r>
+              <w:rPr>
+                <w:rFonts w:ascii="Arial" w:cs="Arial" w:eastAsia="Arial" w:hAnsi="Arial"/>
+                <w:i/>
+                <w:iCs/>
+                <w:color w:val="00695C"/>
+                <w:sz w:val="14"/>
+                <w:szCs w:val="14"/>
+              </w:rPr>
+              <w:t xml:space="preserve">  3+ RIR</w:t>
             </w:r>
           </w:p>
         </w:tc>

--- a/clients/mary_burfete/Mary_Burfete_2Day_Training_Plan.docx
+++ b/clients/mary_burfete/Mary_Burfete_2Day_Training_Plan.docx
@@ -2930,7 +2930,7 @@
           <w:sz w:val="17"/>
           <w:szCs w:val="17"/>
         </w:rPr>
-        <w:t xml:space="preserve">Segmental Asymmetry — Legs At Threshold, Protocol Triggered:  </w:t>
+        <w:t xml:space="preserve">Segmental Asymmetry — Left Leg Leads Unilateral Work (Arms Monitor Only):  </w:t>
       </w:r>
       <w:r>
         <w:rPr>
@@ -2939,7 +2939,57 @@
           <w:sz w:val="17"/>
           <w:szCs w:val="17"/>
         </w:rPr>
-        <w:t xml:space="preserve">Arms: Left 7.3 lbs / Right 7.2 lbs — 0.1 lb gap, below the 0.5 lb asymmetry-protocol threshold — monitor only, no unilateral-lead requirement. Legs: Left 14.6 lbs / Right 15.1 lbs — exactly 0.5 lbs, landing precisely AT the asymmetry-protocol trigger. An exact-threshold gap is treated as triggering the full protocol, not as a borderline non-trigger. LEFT leg (lower LST) is weaker and leads every unilateral leg exercise in this program — split stance squat, step-up, and single-leg RDL all list LEFT first below.</w:t>
+        <w:t xml:space="preserve">Arms: Left 7.3 lbs / Right 7.2 lbs — effectively even; monitor only, no unilateral-lead requirement. Legs: Left 14.6 lbs / Right 15.1 lbs — the left leg reads as the lighter/weaker side on this scan, and it leads every unilateral leg exercise in this program as a standard coaching convention — split stance squat, step-up, and single-leg RDL all list LEFT first below, with reps and loads logged per side. The gap is tracked at the 8-week rescan to confirm the lead assignment still reflects a real, worth-addressing difference.</w:t>
+      </w:r>
+    </w:p>
+    <w:p>
+      <w:pPr>
+        <w:spacing w:after="100"/>
+      </w:pPr>
+      <w:r>
+        <w:rPr>
+          <w:rFonts w:ascii="Arial" w:cs="Arial" w:eastAsia="Arial" w:hAnsi="Arial"/>
+          <w:b/>
+          <w:bCs/>
+          <w:color w:val="E65100"/>
+          <w:sz w:val="17"/>
+          <w:szCs w:val="17"/>
+        </w:rPr>
+        <w:t xml:space="preserve">Asymmetry Trigger Recalculation — Flagged Discrepancy (8/19/2026):  </w:t>
+      </w:r>
+      <w:r>
+        <w:rPr>
+          <w:rFonts w:ascii="Arial" w:cs="Arial" w:eastAsia="Arial" w:hAnsi="Arial"/>
+          <w:color w:val="2C2C2C"/>
+          <w:sz w:val="17"/>
+          <w:szCs w:val="17"/>
+        </w:rPr>
+        <w:t xml:space="preserve">CLAUDE.md's Asymmetry Protocol trigger was corrected 8/17/2026 from an absolute 0.5 lb L/R gap to a relative &gt;=10% gap (the old absolute figure was firing on measurement noise). Recomputed against this client's actual numbers at this document's first touch since that correction: Left Leg 14.6 lbs / Right Leg 15.1 lbs is a 0.5 lb gap — it met the OLD absolute trigger exactly (the original basis for this document's LEFT-leads protocol, per the Johanna Castillo exact-threshold precedent) but is only ~3.3% relative, so it does NOT clear the corrected &gt;=10% threshold. Arms (7.3 vs 7.2, ~1.4% relative) sit below it either way. Per the Nicolette Scott precedent, the left-leg-leads prescription programmed throughout (Split Stance Squat, Step-Up, DB Reverse Lunge, Single-Leg RDL) is left UNCHANGED pending a dedicated per-client review — a functional single-leg strength/power test is the preferred primary trigger for that review. Client-visible trigger language was reworded off the retired absolute standard; this note makes the discrepancy visible rather than resolving it silently. Flagged to the main thread/icons-expert.</w:t>
+      </w:r>
+    </w:p>
+    <w:p>
+      <w:pPr>
+        <w:spacing w:after="100"/>
+      </w:pPr>
+      <w:r>
+        <w:rPr>
+          <w:rFonts w:ascii="Arial" w:cs="Arial" w:eastAsia="Arial" w:hAnsi="Arial"/>
+          <w:b/>
+          <w:bCs/>
+          <w:color w:val="1565C0"/>
+          <w:sz w:val="17"/>
+          <w:szCs w:val="17"/>
+        </w:rPr>
+        <w:t xml:space="preserve">Planned Deload — Week 5 by Default, Adjusted by How Training Is Actually Going:  </w:t>
+      </w:r>
+      <w:r>
+        <w:rPr>
+          <w:rFonts w:ascii="Arial" w:cs="Arial" w:eastAsia="Arial" w:hAnsi="Arial"/>
+          <w:color w:val="2C2C2C"/>
+          <w:sz w:val="17"/>
+          <w:szCs w:val="17"/>
+        </w:rPr>
+        <w:t xml:space="preserve">This program includes one deliberately lighter week, planned rather than reactive. The default timing is Week 5, directly after the Week 4 strength check: the same exercises and movement patterns, sets reduced by roughly a third, every set held comfortably in the technique band (3 or more reps in reserve), and loads held at Week 3-4 levels — the usual add-weight rule pauses for that one week. Because Mary is recovering well on a strong, established base, the exact week flexes: if lifts stall, soreness lingers, or sleep degrades before Week 5, the light week moves earlier; if every signal is green it may slide one week later — but it is never skipped across an 8-week block of continuous loading. One light week costs nothing that matters — muscle built over the previous month is not lost in a single reduced-volume week, and Weeks 6-8 then rebuild from the Week 4 loads toward the 8-week retest and rescan.</w:t>
       </w:r>
     </w:p>
     <w:p>
@@ -3064,7 +3114,32 @@
           <w:sz w:val="17"/>
           <w:szCs w:val="17"/>
         </w:rPr>
-        <w:t xml:space="preserve">CLAUDE.md's Power Training section places sub-maximal-load, maximal-intent power work in the 55-65 bracket already, not just 65+ — power output declines before strength does, so waiting until 65 is a real cost. Day A, Block D now includes a Trap Bar Jump: a light load well below her tested hinge working weights, moved with maximal intent, full recovery between sets. Full recovery is the defining design feature of power work, distinct from a metabolic stimulus, so it is sequenced before the Conditioning Finisher rather than after it — trained fresh, not stacked onto fatigue. Mary carries no clinical flag ruling out any particular movement, but a lower-body, non-overhead jump pattern was chosen as the more conservative default, consistent with how this same addition was made for her closest bracket-mates on the roster (Siobhan Hansen, Elizabeth Poyner), and because it pairs naturally with the hex bar equipment already in use on this day.</w:t>
+        <w:t xml:space="preserve">CLAUDE.md's Power Training section places sub-maximal-load, maximal-intent power work in the 55-65 bracket already, not just 65+ — power output declines before strength does, so waiting until 65 is a real cost. Day A's power block (Block E as of the 8/19/2026 Block Method restructure, part of the day's Full-Body Integration close) includes a Trap Bar Jump: a light load well below her tested hinge working weights, moved with maximal intent, full recovery between sets. Full recovery is the defining design feature of power work, distinct from a metabolic stimulus, so it is sequenced before the Conditioning Finisher rather than after it — trained fresh, not stacked onto fatigue. Mary carries no clinical flag ruling out any particular movement, but a lower-body, non-overhead jump pattern was chosen as the more conservative default, consistent with how this same addition was made for her closest bracket-mates on the roster (Siobhan Hansen, Elizabeth Poyner), and because it pairs naturally with the hex bar equipment already in use on this day.</w:t>
+      </w:r>
+    </w:p>
+    <w:p>
+      <w:pPr>
+        <w:spacing w:after="100"/>
+      </w:pPr>
+      <w:r>
+        <w:rPr>
+          <w:rFonts w:ascii="Arial" w:cs="Arial" w:eastAsia="Arial" w:hAnsi="Arial"/>
+          <w:b/>
+          <w:bCs/>
+          <w:color w:val="C9A227"/>
+          <w:sz w:val="17"/>
+          <w:szCs w:val="17"/>
+        </w:rPr>
+        <w:t xml:space="preserve">Session Architecture — ICONS Block Method Restructure (8/19/2026):  </w:t>
+      </w:r>
+      <w:r>
+        <w:rPr>
+          <w:rFonts w:ascii="Arial" w:cs="Arial" w:eastAsia="Arial" w:hAnsi="Arial"/>
+          <w:color w:val="2C2C2C"/>
+          <w:sz w:val="17"/>
+          <w:szCs w:val="17"/>
+        </w:rPr>
+        <w:t xml:space="preserve">Both days restructured onto the ICONS Block Method six-slot order (Corrective → Primary Compound → Accessory → Jason's Exercise → Secondary Compound → Third Compound/Integration) with the rendered exercise order on both days UNCHANGED — block boundaries and titles were re-cut around the existing sequence, deliberately preserving the 8/12/2026 and 8/16/2026 Antagonist Rotation fixes verbatim. Day A: slots 1 and 4 honestly omitted (no documented corrective finding, and no Jason Bethea exercise/coordinated-care relationship on file — no filler inserted); slot 2 = Hex Bar Deadlift; slot 3 = Hip Thrust + Face Pull (the 8/16 fix's Face-Pull placement survives); slot 5 = SA Row + SL RDL + Bent-Over Row + Incline Press; slot 6 = Carry + Core and the Trap Bar Jump power block, retitled as the day's Full-Body Integration close (pilot Day-3 pattern); conditioning finisher follows. Day B: slots 1 and 4 omitted (same reasoning); slot 2 = Back Squat; slot 3 = Split Stance Squat + Lateral Raise + Reverse Lunge; slot 5 = Bench + OHP + pull-up battery + Step-Up; Push-Up Progression retained as a standing baseline-protocol block; slot 6 = the metabolic circuit retitled Full-Body Integration. Compound-slot options menus added to every compound slot, filtered by the confirmed studio inventory and her record (no clinical movement constraint on file; forcePelvicFloor already handles the unconfirmed-menopausal-status caution on both days and survives untouched; left-leads side rules restated on every unilateral option); anchors named in every menu. Same pass: Face Pull renamed to Kieser; asymmetry trigger language reworded off the retired 0.5 lb absolute standard (see the discrepancy note above — prescription unchanged); combined-model Week-5 deload added; 4-week strength / 8-12-week Styku cadence split stated in the summary.</w:t>
       </w:r>
     </w:p>
     <w:p>
@@ -3419,7 +3494,7 @@
           <w:sz w:val="17"/>
           <w:szCs w:val="17"/>
         </w:rPr>
-        <w:t xml:space="preserve">A — PRIMARY HINGE STRENGTH</w:t>
+        <w:t xml:space="preserve">A — PRIMARY COMPOUND — HEX BAR DEADLIFT</w:t>
       </w:r>
     </w:p>
     <w:p>
@@ -3435,7 +3510,7 @@
           <w:sz w:val="17"/>
           <w:szCs w:val="17"/>
         </w:rPr>
-        <w:t xml:space="preserve">Hex Deadlift &amp; Hip Thrust — Epley 1RM 181 / 105 lbs:  </w:t>
+        <w:t xml:space="preserve">Hex Deadlift — Epley 1RM 181 lbs:  </w:t>
       </w:r>
       <w:r>
         <w:rPr>
@@ -3444,7 +3519,7 @@
           <w:sz w:val="17"/>
           <w:szCs w:val="17"/>
         </w:rPr>
-        <w:t xml:space="preserve">Both lifts tested at 90+ lbs for 5 reps — a genuinely strong starting point. Week 1 trains at 80% of Epley 1RM to lock in hip hinge mechanics under real load; by Week 4 both lifts climb to 93% of Epley 1RM, above the originally tested weight.</w:t>
+        <w:t xml:space="preserve">The day's main lift, and her strongest tested number — 155 lbs x5. Week 1 trains at 80% of Epley 1RM to lock in hip hinge mechanics under real load; by Week 4 it climbs to 93%, above the originally tested weight. If the day calls for a variation, rotate between: a conventional double-DB deadlift, a hex bar pull from low blocks (shortened range on a heavier-feeling day), or a barbell Romanian deadlift (hinge emphasis, lighter load). The hex bar lift stays the one we track and retest — its Week 1 → Week 4 line is the anchor.</w:t>
       </w:r>
     </w:p>
     <w:tbl>
@@ -3955,6 +4030,74 @@
           </w:p>
         </w:tc>
       </w:tr>
+    </w:tbl>
+    <w:p>
+      <w:pPr>
+        <w:spacing w:after="100"/>
+      </w:pPr>
+    </w:p>
+    <w:p>
+      <w:pPr>
+        <w:spacing w:after="60" w:before="120"/>
+      </w:pPr>
+      <w:r>
+        <w:rPr>
+          <w:rFonts w:ascii="Arial" w:cs="Arial" w:eastAsia="Arial" w:hAnsi="Arial"/>
+          <w:b/>
+          <w:bCs/>
+          <w:color w:val="C9A227"/>
+          <w:sz w:val="17"/>
+          <w:szCs w:val="17"/>
+        </w:rPr>
+        <w:t xml:space="preserve">B — ACCESSORY — HIP THRUST &amp; SHOULDER HEALTH</w:t>
+      </w:r>
+    </w:p>
+    <w:p>
+      <w:pPr>
+        <w:spacing w:after="80"/>
+      </w:pPr>
+      <w:r>
+        <w:rPr>
+          <w:rFonts w:ascii="Arial" w:cs="Arial" w:eastAsia="Arial" w:hAnsi="Arial"/>
+          <w:b/>
+          <w:bCs/>
+          <w:color w:val="C9A227"/>
+          <w:sz w:val="17"/>
+          <w:szCs w:val="17"/>
+        </w:rPr>
+        <w:t xml:space="preserve">Hip Thrust — Epley 1RM 105 lbs:  </w:t>
+      </w:r>
+      <w:r>
+        <w:rPr>
+          <w:rFonts w:ascii="Arial" w:cs="Arial" w:eastAsia="Arial" w:hAnsi="Arial"/>
+          <w:color w:val="2C2C2C"/>
+          <w:sz w:val="17"/>
+          <w:szCs w:val="17"/>
+        </w:rPr>
+        <w:t xml:space="preserve">The glute-building accessory directly behind the deadlift — tested at 90 lbs x5, trained on the same 80% → 93% ramp — followed by high-rep shoulder-health work that rotates the pattern before the pulling block below. If the hip thrust needs a variation: a floor glute bridge, a B-stance hip thrust (left leg takes the working share), or a single-leg glute bridge (left leg leads) covers the same pattern; the bench-supported hip thrust stays the lift we track.</w:t>
+      </w:r>
+    </w:p>
+    <w:tbl>
+      <w:tblPr>
+        <w:tblW w:type="dxa" w:w="10440"/>
+        <w:tblBorders>
+          <w:top w:val="none" w:color="FFFFFF" w:sz="0"/>
+          <w:left w:val="none" w:color="FFFFFF" w:sz="0"/>
+          <w:bottom w:val="none" w:color="FFFFFF" w:sz="0"/>
+          <w:right w:val="none" w:color="FFFFFF" w:sz="0"/>
+          <w:insideH w:val="single" w:color="auto" w:sz="4"/>
+          <w:insideV w:val="single" w:color="auto" w:sz="4"/>
+        </w:tblBorders>
+      </w:tblPr>
+      <w:tblGrid>
+        <w:gridCol w:w="2400"/>
+        <w:gridCol w:w="380"/>
+        <w:gridCol w:w="420"/>
+        <w:gridCol w:w="680"/>
+        <w:gridCol w:w="540"/>
+        <w:gridCol w:w="440"/>
+        <w:gridCol w:w="5580"/>
+      </w:tblGrid>
       <w:tr>
         <w:tc>
           <w:tcPr>
@@ -3965,7 +4108,254 @@
               <w:bottom w:val="none" w:color="FFFFFF" w:sz="0"/>
               <w:right w:val="none" w:color="FFFFFF" w:sz="0"/>
             </w:tcBorders>
-            <w:shd w:fill="FFFFFF" w:color="auto" w:val="clear"/>
+            <w:shd w:fill="F5E8C0" w:color="auto" w:val="clear"/>
+            <w:tcMar>
+              <w:top w:type="dxa" w:w="40"/>
+              <w:left w:type="dxa" w:w="80"/>
+              <w:bottom w:type="dxa" w:w="40"/>
+              <w:right w:type="dxa" w:w="80"/>
+            </w:tcMar>
+            <w:vAlign w:val="center"/>
+          </w:tcPr>
+          <w:p>
+            <w:pPr>
+              <w:jc w:val="left"/>
+            </w:pPr>
+            <w:r>
+              <w:rPr>
+                <w:rFonts w:ascii="Arial" w:cs="Arial" w:eastAsia="Arial" w:hAnsi="Arial"/>
+                <w:b/>
+                <w:bCs/>
+                <w:color w:val="C9A227"/>
+                <w:sz w:val="15"/>
+                <w:szCs w:val="15"/>
+              </w:rPr>
+              <w:t xml:space="preserve">EXERCISE</w:t>
+            </w:r>
+          </w:p>
+        </w:tc>
+        <w:tc>
+          <w:tcPr>
+            <w:tcW w:type="dxa" w:w="380"/>
+            <w:tcBorders>
+              <w:top w:val="none" w:color="FFFFFF" w:sz="0"/>
+              <w:left w:val="none" w:color="FFFFFF" w:sz="0"/>
+              <w:bottom w:val="none" w:color="FFFFFF" w:sz="0"/>
+              <w:right w:val="none" w:color="FFFFFF" w:sz="0"/>
+            </w:tcBorders>
+            <w:shd w:fill="F5E8C0" w:color="auto" w:val="clear"/>
+            <w:tcMar>
+              <w:top w:type="dxa" w:w="40"/>
+              <w:left w:type="dxa" w:w="80"/>
+              <w:bottom w:type="dxa" w:w="40"/>
+              <w:right w:type="dxa" w:w="80"/>
+            </w:tcMar>
+            <w:vAlign w:val="center"/>
+          </w:tcPr>
+          <w:p>
+            <w:pPr>
+              <w:jc w:val="center"/>
+            </w:pPr>
+            <w:r>
+              <w:rPr>
+                <w:rFonts w:ascii="Arial" w:cs="Arial" w:eastAsia="Arial" w:hAnsi="Arial"/>
+                <w:b/>
+                <w:bCs/>
+                <w:color w:val="C9A227"/>
+                <w:sz w:val="13"/>
+                <w:szCs w:val="13"/>
+              </w:rPr>
+              <w:t xml:space="preserve">SETS</w:t>
+            </w:r>
+          </w:p>
+        </w:tc>
+        <w:tc>
+          <w:tcPr>
+            <w:tcW w:type="dxa" w:w="420"/>
+            <w:tcBorders>
+              <w:top w:val="none" w:color="FFFFFF" w:sz="0"/>
+              <w:left w:val="none" w:color="FFFFFF" w:sz="0"/>
+              <w:bottom w:val="none" w:color="FFFFFF" w:sz="0"/>
+              <w:right w:val="none" w:color="FFFFFF" w:sz="0"/>
+            </w:tcBorders>
+            <w:shd w:fill="F5E8C0" w:color="auto" w:val="clear"/>
+            <w:tcMar>
+              <w:top w:type="dxa" w:w="40"/>
+              <w:left w:type="dxa" w:w="80"/>
+              <w:bottom w:type="dxa" w:w="40"/>
+              <w:right w:type="dxa" w:w="80"/>
+            </w:tcMar>
+            <w:vAlign w:val="center"/>
+          </w:tcPr>
+          <w:p>
+            <w:pPr>
+              <w:jc w:val="center"/>
+            </w:pPr>
+            <w:r>
+              <w:rPr>
+                <w:rFonts w:ascii="Arial" w:cs="Arial" w:eastAsia="Arial" w:hAnsi="Arial"/>
+                <w:b/>
+                <w:bCs/>
+                <w:color w:val="C9A227"/>
+                <w:sz w:val="13"/>
+                <w:szCs w:val="13"/>
+              </w:rPr>
+              <w:t xml:space="preserve">REPS</w:t>
+            </w:r>
+          </w:p>
+        </w:tc>
+        <w:tc>
+          <w:tcPr>
+            <w:tcW w:type="dxa" w:w="680"/>
+            <w:tcBorders>
+              <w:top w:val="none" w:color="FFFFFF" w:sz="0"/>
+              <w:left w:val="none" w:color="FFFFFF" w:sz="0"/>
+              <w:bottom w:val="none" w:color="FFFFFF" w:sz="0"/>
+              <w:right w:val="none" w:color="FFFFFF" w:sz="0"/>
+            </w:tcBorders>
+            <w:shd w:fill="F5E8C0" w:color="auto" w:val="clear"/>
+            <w:tcMar>
+              <w:top w:type="dxa" w:w="40"/>
+              <w:left w:type="dxa" w:w="80"/>
+              <w:bottom w:type="dxa" w:w="40"/>
+              <w:right w:type="dxa" w:w="80"/>
+            </w:tcMar>
+            <w:vAlign w:val="center"/>
+          </w:tcPr>
+          <w:p>
+            <w:pPr>
+              <w:jc w:val="center"/>
+            </w:pPr>
+            <w:r>
+              <w:rPr>
+                <w:rFonts w:ascii="Arial" w:cs="Arial" w:eastAsia="Arial" w:hAnsi="Arial"/>
+                <w:b/>
+                <w:bCs/>
+                <w:color w:val="C9A227"/>
+                <w:sz w:val="13"/>
+                <w:szCs w:val="13"/>
+              </w:rPr>
+              <w:t xml:space="preserve">LOAD</w:t>
+            </w:r>
+          </w:p>
+        </w:tc>
+        <w:tc>
+          <w:tcPr>
+            <w:tcW w:type="dxa" w:w="540"/>
+            <w:tcBorders>
+              <w:top w:val="none" w:color="FFFFFF" w:sz="0"/>
+              <w:left w:val="none" w:color="FFFFFF" w:sz="0"/>
+              <w:bottom w:val="none" w:color="FFFFFF" w:sz="0"/>
+              <w:right w:val="none" w:color="FFFFFF" w:sz="0"/>
+            </w:tcBorders>
+            <w:shd w:fill="F5E8C0" w:color="auto" w:val="clear"/>
+            <w:tcMar>
+              <w:top w:type="dxa" w:w="40"/>
+              <w:left w:type="dxa" w:w="80"/>
+              <w:bottom w:type="dxa" w:w="40"/>
+              <w:right w:type="dxa" w:w="80"/>
+            </w:tcMar>
+            <w:vAlign w:val="center"/>
+          </w:tcPr>
+          <w:p>
+            <w:pPr>
+              <w:jc w:val="center"/>
+            </w:pPr>
+            <w:r>
+              <w:rPr>
+                <w:rFonts w:ascii="Arial" w:cs="Arial" w:eastAsia="Arial" w:hAnsi="Arial"/>
+                <w:b/>
+                <w:bCs/>
+                <w:color w:val="C9A227"/>
+                <w:sz w:val="13"/>
+                <w:szCs w:val="13"/>
+              </w:rPr>
+              <w:t xml:space="preserve">TEMPO</w:t>
+            </w:r>
+          </w:p>
+        </w:tc>
+        <w:tc>
+          <w:tcPr>
+            <w:tcW w:type="dxa" w:w="440"/>
+            <w:tcBorders>
+              <w:top w:val="none" w:color="FFFFFF" w:sz="0"/>
+              <w:left w:val="none" w:color="FFFFFF" w:sz="0"/>
+              <w:bottom w:val="none" w:color="FFFFFF" w:sz="0"/>
+              <w:right w:val="none" w:color="FFFFFF" w:sz="0"/>
+            </w:tcBorders>
+            <w:shd w:fill="F5E8C0" w:color="auto" w:val="clear"/>
+            <w:tcMar>
+              <w:top w:type="dxa" w:w="40"/>
+              <w:left w:type="dxa" w:w="80"/>
+              <w:bottom w:type="dxa" w:w="40"/>
+              <w:right w:type="dxa" w:w="80"/>
+            </w:tcMar>
+            <w:vAlign w:val="center"/>
+          </w:tcPr>
+          <w:p>
+            <w:pPr>
+              <w:jc w:val="center"/>
+            </w:pPr>
+            <w:r>
+              <w:rPr>
+                <w:rFonts w:ascii="Arial" w:cs="Arial" w:eastAsia="Arial" w:hAnsi="Arial"/>
+                <w:b/>
+                <w:bCs/>
+                <w:color w:val="C9A227"/>
+                <w:sz w:val="13"/>
+                <w:szCs w:val="13"/>
+              </w:rPr>
+              <w:t xml:space="preserve">REST</w:t>
+            </w:r>
+          </w:p>
+        </w:tc>
+        <w:tc>
+          <w:tcPr>
+            <w:tcW w:type="dxa" w:w="5580"/>
+            <w:tcBorders>
+              <w:top w:val="none" w:color="FFFFFF" w:sz="0"/>
+              <w:left w:val="none" w:color="FFFFFF" w:sz="0"/>
+              <w:bottom w:val="none" w:color="FFFFFF" w:sz="0"/>
+              <w:right w:val="none" w:color="FFFFFF" w:sz="0"/>
+            </w:tcBorders>
+            <w:shd w:fill="F5E8C0" w:color="auto" w:val="clear"/>
+            <w:tcMar>
+              <w:top w:type="dxa" w:w="40"/>
+              <w:left w:type="dxa" w:w="80"/>
+              <w:bottom w:type="dxa" w:w="40"/>
+              <w:right w:type="dxa" w:w="80"/>
+            </w:tcMar>
+            <w:vAlign w:val="center"/>
+          </w:tcPr>
+          <w:p>
+            <w:pPr>
+              <w:jc w:val="left"/>
+            </w:pPr>
+            <w:r>
+              <w:rPr>
+                <w:rFonts w:ascii="Arial" w:cs="Arial" w:eastAsia="Arial" w:hAnsi="Arial"/>
+                <w:b/>
+                <w:bCs/>
+                <w:color w:val="C9A227"/>
+                <w:sz w:val="15"/>
+                <w:szCs w:val="15"/>
+              </w:rPr>
+              <w:t xml:space="preserve">COACHING CUE</w:t>
+            </w:r>
+          </w:p>
+        </w:tc>
+      </w:tr>
+      <w:tr>
+        <w:tc>
+          <w:tcPr>
+            <w:tcW w:type="dxa" w:w="2400"/>
+            <w:tcBorders>
+              <w:top w:val="none" w:color="FFFFFF" w:sz="0"/>
+              <w:left w:val="none" w:color="FFFFFF" w:sz="0"/>
+              <w:bottom w:val="none" w:color="FFFFFF" w:sz="0"/>
+              <w:right w:val="none" w:color="FFFFFF" w:sz="0"/>
+            </w:tcBorders>
+            <w:shd w:fill="FAF3E0" w:color="auto" w:val="clear"/>
             <w:tcMar>
               <w:top w:type="dxa" w:w="40"/>
               <w:left w:type="dxa" w:w="80"/>
@@ -3997,7 +4387,7 @@
               <w:bottom w:val="none" w:color="FFFFFF" w:sz="0"/>
               <w:right w:val="none" w:color="FFFFFF" w:sz="0"/>
             </w:tcBorders>
-            <w:shd w:fill="FFFFFF" w:color="auto" w:val="clear"/>
+            <w:shd w:fill="FAF3E0" w:color="auto" w:val="clear"/>
             <w:tcMar>
               <w:top w:type="dxa" w:w="40"/>
               <w:left w:type="dxa" w:w="80"/>
@@ -4030,7 +4420,7 @@
               <w:bottom w:val="none" w:color="FFFFFF" w:sz="0"/>
               <w:right w:val="none" w:color="FFFFFF" w:sz="0"/>
             </w:tcBorders>
-            <w:shd w:fill="FFFFFF" w:color="auto" w:val="clear"/>
+            <w:shd w:fill="FAF3E0" w:color="auto" w:val="clear"/>
             <w:tcMar>
               <w:top w:type="dxa" w:w="40"/>
               <w:left w:type="dxa" w:w="80"/>
@@ -4063,7 +4453,7 @@
               <w:bottom w:val="none" w:color="FFFFFF" w:sz="0"/>
               <w:right w:val="none" w:color="FFFFFF" w:sz="0"/>
             </w:tcBorders>
-            <w:shd w:fill="FFFFFF" w:color="auto" w:val="clear"/>
+            <w:shd w:fill="FAF3E0" w:color="auto" w:val="clear"/>
             <w:tcMar>
               <w:top w:type="dxa" w:w="40"/>
               <w:left w:type="dxa" w:w="80"/>
@@ -4096,7 +4486,7 @@
               <w:bottom w:val="none" w:color="FFFFFF" w:sz="0"/>
               <w:right w:val="none" w:color="FFFFFF" w:sz="0"/>
             </w:tcBorders>
-            <w:shd w:fill="FFFFFF" w:color="auto" w:val="clear"/>
+            <w:shd w:fill="FAF3E0" w:color="auto" w:val="clear"/>
             <w:tcMar>
               <w:top w:type="dxa" w:w="40"/>
               <w:left w:type="dxa" w:w="80"/>
@@ -4129,7 +4519,7 @@
               <w:bottom w:val="none" w:color="FFFFFF" w:sz="0"/>
               <w:right w:val="none" w:color="FFFFFF" w:sz="0"/>
             </w:tcBorders>
-            <w:shd w:fill="FFFFFF" w:color="auto" w:val="clear"/>
+            <w:shd w:fill="FAF3E0" w:color="auto" w:val="clear"/>
             <w:tcMar>
               <w:top w:type="dxa" w:w="40"/>
               <w:left w:type="dxa" w:w="80"/>
@@ -4162,7 +4552,7 @@
               <w:bottom w:val="none" w:color="FFFFFF" w:sz="0"/>
               <w:right w:val="none" w:color="FFFFFF" w:sz="0"/>
             </w:tcBorders>
-            <w:shd w:fill="FFFFFF" w:color="auto" w:val="clear"/>
+            <w:shd w:fill="FAF3E0" w:color="auto" w:val="clear"/>
             <w:tcMar>
               <w:top w:type="dxa" w:w="40"/>
               <w:left w:type="dxa" w:w="80"/>
@@ -4205,7 +4595,7 @@
               <w:bottom w:val="none" w:color="FFFFFF" w:sz="0"/>
               <w:right w:val="none" w:color="FFFFFF" w:sz="0"/>
             </w:tcBorders>
-            <w:shd w:fill="FAF3E0" w:color="auto" w:val="clear"/>
+            <w:shd w:fill="FFFFFF" w:color="auto" w:val="clear"/>
             <w:tcMar>
               <w:top w:type="dxa" w:w="40"/>
               <w:left w:type="dxa" w:w="80"/>
@@ -4224,7 +4614,7 @@
                 <w:sz w:val="18"/>
                 <w:szCs w:val="18"/>
               </w:rPr>
-              <w:t xml:space="preserve">Face Pull (Cable or Band)</w:t>
+              <w:t xml:space="preserve">Face Pull (Kieser or Band)</w:t>
             </w:r>
           </w:p>
         </w:tc>
@@ -4237,7 +4627,7 @@
               <w:bottom w:val="none" w:color="FFFFFF" w:sz="0"/>
               <w:right w:val="none" w:color="FFFFFF" w:sz="0"/>
             </w:tcBorders>
-            <w:shd w:fill="FAF3E0" w:color="auto" w:val="clear"/>
+            <w:shd w:fill="FFFFFF" w:color="auto" w:val="clear"/>
             <w:tcMar>
               <w:top w:type="dxa" w:w="40"/>
               <w:left w:type="dxa" w:w="80"/>
@@ -4270,7 +4660,7 @@
               <w:bottom w:val="none" w:color="FFFFFF" w:sz="0"/>
               <w:right w:val="none" w:color="FFFFFF" w:sz="0"/>
             </w:tcBorders>
-            <w:shd w:fill="FAF3E0" w:color="auto" w:val="clear"/>
+            <w:shd w:fill="FFFFFF" w:color="auto" w:val="clear"/>
             <w:tcMar>
               <w:top w:type="dxa" w:w="40"/>
               <w:left w:type="dxa" w:w="80"/>
@@ -4303,7 +4693,7 @@
               <w:bottom w:val="none" w:color="FFFFFF" w:sz="0"/>
               <w:right w:val="none" w:color="FFFFFF" w:sz="0"/>
             </w:tcBorders>
-            <w:shd w:fill="FAF3E0" w:color="auto" w:val="clear"/>
+            <w:shd w:fill="FFFFFF" w:color="auto" w:val="clear"/>
             <w:tcMar>
               <w:top w:type="dxa" w:w="40"/>
               <w:left w:type="dxa" w:w="80"/>
@@ -4336,7 +4726,7 @@
               <w:bottom w:val="none" w:color="FFFFFF" w:sz="0"/>
               <w:right w:val="none" w:color="FFFFFF" w:sz="0"/>
             </w:tcBorders>
-            <w:shd w:fill="FAF3E0" w:color="auto" w:val="clear"/>
+            <w:shd w:fill="FFFFFF" w:color="auto" w:val="clear"/>
             <w:tcMar>
               <w:top w:type="dxa" w:w="40"/>
               <w:left w:type="dxa" w:w="80"/>
@@ -4369,7 +4759,7 @@
               <w:bottom w:val="none" w:color="FFFFFF" w:sz="0"/>
               <w:right w:val="none" w:color="FFFFFF" w:sz="0"/>
             </w:tcBorders>
-            <w:shd w:fill="FAF3E0" w:color="auto" w:val="clear"/>
+            <w:shd w:fill="FFFFFF" w:color="auto" w:val="clear"/>
             <w:tcMar>
               <w:top w:type="dxa" w:w="40"/>
               <w:left w:type="dxa" w:w="80"/>
@@ -4402,7 +4792,7 @@
               <w:bottom w:val="none" w:color="FFFFFF" w:sz="0"/>
               <w:right w:val="none" w:color="FFFFFF" w:sz="0"/>
             </w:tcBorders>
-            <w:shd w:fill="FAF3E0" w:color="auto" w:val="clear"/>
+            <w:shd w:fill="FFFFFF" w:color="auto" w:val="clear"/>
             <w:tcMar>
               <w:top w:type="dxa" w:w="40"/>
               <w:left w:type="dxa" w:w="80"/>
@@ -4454,7 +4844,7 @@
           <w:sz w:val="17"/>
           <w:szCs w:val="17"/>
         </w:rPr>
-        <w:t xml:space="preserve">B — PRIMARY PULL STRENGTH &amp; PRESS ACCESSORY</w:t>
+        <w:t xml:space="preserve">C — SECONDARY COMPOUND — PULL STRENGTH &amp; PRESS ACCESSORY</w:t>
       </w:r>
     </w:p>
     <w:p>
@@ -4479,7 +4869,7 @@
           <w:sz w:val="17"/>
           <w:szCs w:val="17"/>
         </w:rPr>
-        <w:t xml:space="preserve">Single-arm row tested at 30 lbs for 5 reps and climbs from there; single-leg RDL sits next, breaking up the pulling volume with a hinge-pattern movement, before bent-over bilateral row rounds out the pulling volume, balancing the pressing work on Day B. Incline Dumbbell Press was not part of the initial testing battery — it closes the block as a new horizontal-press baseline, established this week at a conservative technique-first load.</w:t>
+        <w:t xml:space="preserve">The day's second compound pattern — pulling, rotating off the hinge work above. Single-arm row tested at 30 lbs for 5 reps and climbs from there; single-leg RDL sits next, breaking up the pulling volume with a hinge-pattern movement, before bent-over bilateral row rounds out the pulling volume, balancing the pressing work on Day B. Incline Dumbbell Press was not part of the initial testing battery — it closes the block as a new horizontal-press baseline, established this week at a conservative technique-first load. If the row needs a variation: a chest-supported DB row (torso fully supported, strict pattern) or a single-arm Kieser row covers the same pull; the single-arm DB row stays the lift we track and retest.</w:t>
       </w:r>
     </w:p>
     <w:tbl>
@@ -5214,7 +5604,7 @@
                 <w:sz w:val="17"/>
                 <w:szCs w:val="17"/>
               </w:rPr>
-              <w:t xml:space="preserve">LEFT leg leads every set — lower leg LST (14.6 vs 15.1 lbs), asymmetry-protocol trigger at exactly 0.5 lb gap.</w:t>
+              <w:t xml:space="preserve">LEFT leg leads every set — the lighter side on her scan (14.6 vs 15.1 lbs) trains first.</w:t>
             </w:r>
             <w:r>
               <w:rPr>
@@ -5742,7 +6132,7 @@
           <w:sz w:val="17"/>
           <w:szCs w:val="17"/>
         </w:rPr>
-        <w:t xml:space="preserve">C — LOADED CARRY + CORE</w:t>
+        <w:t xml:space="preserve">D — FULL-BODY INTEGRATION — LOADED CARRY + CORE</w:t>
       </w:r>
     </w:p>
     <w:p>
@@ -5767,7 +6157,7 @@
           <w:sz w:val="17"/>
           <w:szCs w:val="17"/>
         </w:rPr>
-        <w:t xml:space="preserve">A 2:03 plank hold is exceptional — well past the 60-second ICONS threshold. Carries build the deep spinal stabilizer strength (multifidus, QL) that supports posture under all the compound lifts above. Both are descriptive/reference loads, not 1RM-calculated.</w:t>
+        <w:t xml:space="preserve">The session's integrated close begins here — the carry pulls the day's hinge strength and pulling posture together under gait, building the deep spinal stabilizer strength (multifidus, QL) that supports posture under all the compound lifts above. A 2:03 plank hold is exceptional — well past the 60-second ICONS threshold. Both are descriptive/reference loads, not 1RM-calculated. If a carry variation suits the day: a suitcase carry (one side at a time — brace against the lean) or a front-rack carry (upright-posture bias) covers the same ground; if carry loads ever progress past 60 lbs per hand, the carry moves to the hex bar.</w:t>
       </w:r>
     </w:p>
     <w:tbl>
@@ -6744,7 +7134,7 @@
           <w:sz w:val="17"/>
           <w:szCs w:val="17"/>
         </w:rPr>
-        <w:t xml:space="preserve">D — POWER TRAINING — LOWER BODY (55-65 BRACKET)</w:t>
+        <w:t xml:space="preserve">E — FULL-BODY INTEGRATION — POWER EXPRESSION (55-65 BRACKET)</w:t>
       </w:r>
     </w:p>
     <w:p>
@@ -6769,7 +7159,7 @@
           <w:sz w:val="17"/>
           <w:szCs w:val="17"/>
         </w:rPr>
-        <w:t xml:space="preserve">Muscle power — moving a sub-maximal load with maximal intent — predicts functional independence and longevity more strongly than strength alone, and belongs in the 55-65 bracket already, not just 65+. Light load relative to her tested hex deadlift working weights; full recovery between sets is the point — this is a velocity stimulus, not a conditioning one, so it is trained fresh, before the conditioning finisher below, not after it.</w:t>
+        <w:t xml:space="preserve">The final piece of the session's integrated close: a power expression of the day's primary hinge pattern. Muscle power — moving a sub-maximal load with maximal intent — predicts functional independence and longevity more strongly than strength alone, and belongs in the 55-65 bracket already, not just 65+. Light load relative to her tested hex deadlift working weights; full recovery between sets is the point — this is a velocity stimulus, not a conditioning one, so it is trained fresh, before the conditioning finisher below, not after it.</w:t>
       </w:r>
     </w:p>
     <w:tbl>
@@ -7299,7 +7689,7 @@
           <w:sz w:val="17"/>
           <w:szCs w:val="17"/>
         </w:rPr>
-        <w:t xml:space="preserve">E — CONDITIONING FINISHER (CHOOSE ONE)</w:t>
+        <w:t xml:space="preserve">F — CONDITIONING FINISHER (CHOOSE ONE)</w:t>
       </w:r>
     </w:p>
     <w:p>
@@ -8418,7 +8808,7 @@
           <w:sz w:val="17"/>
           <w:szCs w:val="17"/>
         </w:rPr>
-        <w:t xml:space="preserve">A — PRIMARY LOWER — SQUAT, SPLIT SQUAT &amp; LUNGE</w:t>
+        <w:t xml:space="preserve">A — PRIMARY COMPOUND — BACK SQUAT</w:t>
       </w:r>
     </w:p>
     <w:p>
@@ -8434,7 +8824,7 @@
           <w:sz w:val="17"/>
           <w:szCs w:val="17"/>
         </w:rPr>
-        <w:t xml:space="preserve">Back Squat &amp; Split Stance Squat — Epley 1RM 105 / 20 lbs:  </w:t>
+        <w:t xml:space="preserve">Back Squat — Epley 1RM 105 lbs:  </w:t>
       </w:r>
       <w:r>
         <w:rPr>
@@ -8443,7 +8833,7 @@
           <w:sz w:val="17"/>
           <w:szCs w:val="17"/>
         </w:rPr>
-        <w:t xml:space="preserve">Back squat tested at 90 lbs for 5 reps; split stance DB squat tested at 17.5 lbs/hand for 5 reps. LEFT leg leads every unilateral exercise here — legs sit exactly at the 0.5 lb asymmetry-protocol trigger (14.6 vs 15.1 lbs). DB Reverse Lunge was not part of the initial testing battery — it closes the block as a new baseline, LEFT-led per the same asymmetry finding.</w:t>
+        <w:t xml:space="preserve">The day's main lift — tested at 90 lbs for 5 reps, trained on the same 80% → 93% ramp as Day A's deadlift. If the day calls for a variation, rotate between: a goblet squat (DB at the chest, easiest to keep upright), a box squat (depth set by the box), or a landmine squat (angled path, more forgiving on a heavier-feeling day). The barbell back squat stays the lift we track and retest.</w:t>
       </w:r>
     </w:p>
     <w:tbl>
@@ -8954,6 +9344,74 @@
           </w:p>
         </w:tc>
       </w:tr>
+    </w:tbl>
+    <w:p>
+      <w:pPr>
+        <w:spacing w:after="100"/>
+      </w:pPr>
+    </w:p>
+    <w:p>
+      <w:pPr>
+        <w:spacing w:after="60" w:before="120"/>
+      </w:pPr>
+      <w:r>
+        <w:rPr>
+          <w:rFonts w:ascii="Arial" w:cs="Arial" w:eastAsia="Arial" w:hAnsi="Arial"/>
+          <w:b/>
+          <w:bCs/>
+          <w:color w:val="43A047"/>
+          <w:sz w:val="17"/>
+          <w:szCs w:val="17"/>
+        </w:rPr>
+        <w:t xml:space="preserve">B — ACCESSORY — SPLIT SQUAT, SHOULDER &amp; LUNGE</w:t>
+      </w:r>
+    </w:p>
+    <w:p>
+      <w:pPr>
+        <w:spacing w:after="80"/>
+      </w:pPr>
+      <w:r>
+        <w:rPr>
+          <w:rFonts w:ascii="Arial" w:cs="Arial" w:eastAsia="Arial" w:hAnsi="Arial"/>
+          <w:b/>
+          <w:bCs/>
+          <w:color w:val="43A047"/>
+          <w:sz w:val="17"/>
+          <w:szCs w:val="17"/>
+        </w:rPr>
+        <w:t xml:space="preserve">Split Stance Squat — Epley 1RM 20 lbs:  </w:t>
+      </w:r>
+      <w:r>
+        <w:rPr>
+          <w:rFonts w:ascii="Arial" w:cs="Arial" w:eastAsia="Arial" w:hAnsi="Arial"/>
+          <w:color w:val="2C2C2C"/>
+          <w:sz w:val="17"/>
+          <w:szCs w:val="17"/>
+        </w:rPr>
+        <w:t xml:space="preserve">Unilateral and shoulder accessory work behind the squat: split stance squat (tested at 17.5 lbs/hand x5), a lateral-raise pattern break, then the reverse lunge — LEFT leg leads every unilateral exercise here, as the lighter side on her scan trains first. DB Reverse Lunge was not part of the initial testing battery — it closes the block as a new baseline. This order never stacks three same-pattern leg exercises in a row.</w:t>
+      </w:r>
+    </w:p>
+    <w:tbl>
+      <w:tblPr>
+        <w:tblW w:type="dxa" w:w="10440"/>
+        <w:tblBorders>
+          <w:top w:val="none" w:color="FFFFFF" w:sz="0"/>
+          <w:left w:val="none" w:color="FFFFFF" w:sz="0"/>
+          <w:bottom w:val="none" w:color="FFFFFF" w:sz="0"/>
+          <w:right w:val="none" w:color="FFFFFF" w:sz="0"/>
+          <w:insideH w:val="single" w:color="auto" w:sz="4"/>
+          <w:insideV w:val="single" w:color="auto" w:sz="4"/>
+        </w:tblBorders>
+      </w:tblPr>
+      <w:tblGrid>
+        <w:gridCol w:w="2400"/>
+        <w:gridCol w:w="380"/>
+        <w:gridCol w:w="420"/>
+        <w:gridCol w:w="680"/>
+        <w:gridCol w:w="540"/>
+        <w:gridCol w:w="440"/>
+        <w:gridCol w:w="5580"/>
+      </w:tblGrid>
       <w:tr>
         <w:tc>
           <w:tcPr>
@@ -8964,7 +9422,254 @@
               <w:bottom w:val="none" w:color="FFFFFF" w:sz="0"/>
               <w:right w:val="none" w:color="FFFFFF" w:sz="0"/>
             </w:tcBorders>
-            <w:shd w:fill="FFFFFF" w:color="auto" w:val="clear"/>
+            <w:shd w:fill="E8F5E9" w:color="auto" w:val="clear"/>
+            <w:tcMar>
+              <w:top w:type="dxa" w:w="40"/>
+              <w:left w:type="dxa" w:w="80"/>
+              <w:bottom w:type="dxa" w:w="40"/>
+              <w:right w:type="dxa" w:w="80"/>
+            </w:tcMar>
+            <w:vAlign w:val="center"/>
+          </w:tcPr>
+          <w:p>
+            <w:pPr>
+              <w:jc w:val="left"/>
+            </w:pPr>
+            <w:r>
+              <w:rPr>
+                <w:rFonts w:ascii="Arial" w:cs="Arial" w:eastAsia="Arial" w:hAnsi="Arial"/>
+                <w:b/>
+                <w:bCs/>
+                <w:color w:val="43A047"/>
+                <w:sz w:val="15"/>
+                <w:szCs w:val="15"/>
+              </w:rPr>
+              <w:t xml:space="preserve">EXERCISE</w:t>
+            </w:r>
+          </w:p>
+        </w:tc>
+        <w:tc>
+          <w:tcPr>
+            <w:tcW w:type="dxa" w:w="380"/>
+            <w:tcBorders>
+              <w:top w:val="none" w:color="FFFFFF" w:sz="0"/>
+              <w:left w:val="none" w:color="FFFFFF" w:sz="0"/>
+              <w:bottom w:val="none" w:color="FFFFFF" w:sz="0"/>
+              <w:right w:val="none" w:color="FFFFFF" w:sz="0"/>
+            </w:tcBorders>
+            <w:shd w:fill="E8F5E9" w:color="auto" w:val="clear"/>
+            <w:tcMar>
+              <w:top w:type="dxa" w:w="40"/>
+              <w:left w:type="dxa" w:w="80"/>
+              <w:bottom w:type="dxa" w:w="40"/>
+              <w:right w:type="dxa" w:w="80"/>
+            </w:tcMar>
+            <w:vAlign w:val="center"/>
+          </w:tcPr>
+          <w:p>
+            <w:pPr>
+              <w:jc w:val="center"/>
+            </w:pPr>
+            <w:r>
+              <w:rPr>
+                <w:rFonts w:ascii="Arial" w:cs="Arial" w:eastAsia="Arial" w:hAnsi="Arial"/>
+                <w:b/>
+                <w:bCs/>
+                <w:color w:val="43A047"/>
+                <w:sz w:val="13"/>
+                <w:szCs w:val="13"/>
+              </w:rPr>
+              <w:t xml:space="preserve">SETS</w:t>
+            </w:r>
+          </w:p>
+        </w:tc>
+        <w:tc>
+          <w:tcPr>
+            <w:tcW w:type="dxa" w:w="420"/>
+            <w:tcBorders>
+              <w:top w:val="none" w:color="FFFFFF" w:sz="0"/>
+              <w:left w:val="none" w:color="FFFFFF" w:sz="0"/>
+              <w:bottom w:val="none" w:color="FFFFFF" w:sz="0"/>
+              <w:right w:val="none" w:color="FFFFFF" w:sz="0"/>
+            </w:tcBorders>
+            <w:shd w:fill="E8F5E9" w:color="auto" w:val="clear"/>
+            <w:tcMar>
+              <w:top w:type="dxa" w:w="40"/>
+              <w:left w:type="dxa" w:w="80"/>
+              <w:bottom w:type="dxa" w:w="40"/>
+              <w:right w:type="dxa" w:w="80"/>
+            </w:tcMar>
+            <w:vAlign w:val="center"/>
+          </w:tcPr>
+          <w:p>
+            <w:pPr>
+              <w:jc w:val="center"/>
+            </w:pPr>
+            <w:r>
+              <w:rPr>
+                <w:rFonts w:ascii="Arial" w:cs="Arial" w:eastAsia="Arial" w:hAnsi="Arial"/>
+                <w:b/>
+                <w:bCs/>
+                <w:color w:val="43A047"/>
+                <w:sz w:val="13"/>
+                <w:szCs w:val="13"/>
+              </w:rPr>
+              <w:t xml:space="preserve">REPS</w:t>
+            </w:r>
+          </w:p>
+        </w:tc>
+        <w:tc>
+          <w:tcPr>
+            <w:tcW w:type="dxa" w:w="680"/>
+            <w:tcBorders>
+              <w:top w:val="none" w:color="FFFFFF" w:sz="0"/>
+              <w:left w:val="none" w:color="FFFFFF" w:sz="0"/>
+              <w:bottom w:val="none" w:color="FFFFFF" w:sz="0"/>
+              <w:right w:val="none" w:color="FFFFFF" w:sz="0"/>
+            </w:tcBorders>
+            <w:shd w:fill="E8F5E9" w:color="auto" w:val="clear"/>
+            <w:tcMar>
+              <w:top w:type="dxa" w:w="40"/>
+              <w:left w:type="dxa" w:w="80"/>
+              <w:bottom w:type="dxa" w:w="40"/>
+              <w:right w:type="dxa" w:w="80"/>
+            </w:tcMar>
+            <w:vAlign w:val="center"/>
+          </w:tcPr>
+          <w:p>
+            <w:pPr>
+              <w:jc w:val="center"/>
+            </w:pPr>
+            <w:r>
+              <w:rPr>
+                <w:rFonts w:ascii="Arial" w:cs="Arial" w:eastAsia="Arial" w:hAnsi="Arial"/>
+                <w:b/>
+                <w:bCs/>
+                <w:color w:val="43A047"/>
+                <w:sz w:val="13"/>
+                <w:szCs w:val="13"/>
+              </w:rPr>
+              <w:t xml:space="preserve">LOAD</w:t>
+            </w:r>
+          </w:p>
+        </w:tc>
+        <w:tc>
+          <w:tcPr>
+            <w:tcW w:type="dxa" w:w="540"/>
+            <w:tcBorders>
+              <w:top w:val="none" w:color="FFFFFF" w:sz="0"/>
+              <w:left w:val="none" w:color="FFFFFF" w:sz="0"/>
+              <w:bottom w:val="none" w:color="FFFFFF" w:sz="0"/>
+              <w:right w:val="none" w:color="FFFFFF" w:sz="0"/>
+            </w:tcBorders>
+            <w:shd w:fill="E8F5E9" w:color="auto" w:val="clear"/>
+            <w:tcMar>
+              <w:top w:type="dxa" w:w="40"/>
+              <w:left w:type="dxa" w:w="80"/>
+              <w:bottom w:type="dxa" w:w="40"/>
+              <w:right w:type="dxa" w:w="80"/>
+            </w:tcMar>
+            <w:vAlign w:val="center"/>
+          </w:tcPr>
+          <w:p>
+            <w:pPr>
+              <w:jc w:val="center"/>
+            </w:pPr>
+            <w:r>
+              <w:rPr>
+                <w:rFonts w:ascii="Arial" w:cs="Arial" w:eastAsia="Arial" w:hAnsi="Arial"/>
+                <w:b/>
+                <w:bCs/>
+                <w:color w:val="43A047"/>
+                <w:sz w:val="13"/>
+                <w:szCs w:val="13"/>
+              </w:rPr>
+              <w:t xml:space="preserve">TEMPO</w:t>
+            </w:r>
+          </w:p>
+        </w:tc>
+        <w:tc>
+          <w:tcPr>
+            <w:tcW w:type="dxa" w:w="440"/>
+            <w:tcBorders>
+              <w:top w:val="none" w:color="FFFFFF" w:sz="0"/>
+              <w:left w:val="none" w:color="FFFFFF" w:sz="0"/>
+              <w:bottom w:val="none" w:color="FFFFFF" w:sz="0"/>
+              <w:right w:val="none" w:color="FFFFFF" w:sz="0"/>
+            </w:tcBorders>
+            <w:shd w:fill="E8F5E9" w:color="auto" w:val="clear"/>
+            <w:tcMar>
+              <w:top w:type="dxa" w:w="40"/>
+              <w:left w:type="dxa" w:w="80"/>
+              <w:bottom w:type="dxa" w:w="40"/>
+              <w:right w:type="dxa" w:w="80"/>
+            </w:tcMar>
+            <w:vAlign w:val="center"/>
+          </w:tcPr>
+          <w:p>
+            <w:pPr>
+              <w:jc w:val="center"/>
+            </w:pPr>
+            <w:r>
+              <w:rPr>
+                <w:rFonts w:ascii="Arial" w:cs="Arial" w:eastAsia="Arial" w:hAnsi="Arial"/>
+                <w:b/>
+                <w:bCs/>
+                <w:color w:val="43A047"/>
+                <w:sz w:val="13"/>
+                <w:szCs w:val="13"/>
+              </w:rPr>
+              <w:t xml:space="preserve">REST</w:t>
+            </w:r>
+          </w:p>
+        </w:tc>
+        <w:tc>
+          <w:tcPr>
+            <w:tcW w:type="dxa" w:w="5580"/>
+            <w:tcBorders>
+              <w:top w:val="none" w:color="FFFFFF" w:sz="0"/>
+              <w:left w:val="none" w:color="FFFFFF" w:sz="0"/>
+              <w:bottom w:val="none" w:color="FFFFFF" w:sz="0"/>
+              <w:right w:val="none" w:color="FFFFFF" w:sz="0"/>
+            </w:tcBorders>
+            <w:shd w:fill="E8F5E9" w:color="auto" w:val="clear"/>
+            <w:tcMar>
+              <w:top w:type="dxa" w:w="40"/>
+              <w:left w:type="dxa" w:w="80"/>
+              <w:bottom w:type="dxa" w:w="40"/>
+              <w:right w:type="dxa" w:w="80"/>
+            </w:tcMar>
+            <w:vAlign w:val="center"/>
+          </w:tcPr>
+          <w:p>
+            <w:pPr>
+              <w:jc w:val="left"/>
+            </w:pPr>
+            <w:r>
+              <w:rPr>
+                <w:rFonts w:ascii="Arial" w:cs="Arial" w:eastAsia="Arial" w:hAnsi="Arial"/>
+                <w:b/>
+                <w:bCs/>
+                <w:color w:val="43A047"/>
+                <w:sz w:val="15"/>
+                <w:szCs w:val="15"/>
+              </w:rPr>
+              <w:t xml:space="preserve">COACHING CUE</w:t>
+            </w:r>
+          </w:p>
+        </w:tc>
+      </w:tr>
+      <w:tr>
+        <w:tc>
+          <w:tcPr>
+            <w:tcW w:type="dxa" w:w="2400"/>
+            <w:tcBorders>
+              <w:top w:val="none" w:color="FFFFFF" w:sz="0"/>
+              <w:left w:val="none" w:color="FFFFFF" w:sz="0"/>
+              <w:bottom w:val="none" w:color="FFFFFF" w:sz="0"/>
+              <w:right w:val="none" w:color="FFFFFF" w:sz="0"/>
+            </w:tcBorders>
+            <w:shd w:fill="F1F8F2" w:color="auto" w:val="clear"/>
             <w:tcMar>
               <w:top w:type="dxa" w:w="40"/>
               <w:left w:type="dxa" w:w="80"/>
@@ -8996,7 +9701,7 @@
               <w:bottom w:val="none" w:color="FFFFFF" w:sz="0"/>
               <w:right w:val="none" w:color="FFFFFF" w:sz="0"/>
             </w:tcBorders>
-            <w:shd w:fill="FFFFFF" w:color="auto" w:val="clear"/>
+            <w:shd w:fill="F1F8F2" w:color="auto" w:val="clear"/>
             <w:tcMar>
               <w:top w:type="dxa" w:w="40"/>
               <w:left w:type="dxa" w:w="80"/>
@@ -9029,7 +9734,7 @@
               <w:bottom w:val="none" w:color="FFFFFF" w:sz="0"/>
               <w:right w:val="none" w:color="FFFFFF" w:sz="0"/>
             </w:tcBorders>
-            <w:shd w:fill="FFFFFF" w:color="auto" w:val="clear"/>
+            <w:shd w:fill="F1F8F2" w:color="auto" w:val="clear"/>
             <w:tcMar>
               <w:top w:type="dxa" w:w="40"/>
               <w:left w:type="dxa" w:w="80"/>
@@ -9062,7 +9767,7 @@
               <w:bottom w:val="none" w:color="FFFFFF" w:sz="0"/>
               <w:right w:val="none" w:color="FFFFFF" w:sz="0"/>
             </w:tcBorders>
-            <w:shd w:fill="FFFFFF" w:color="auto" w:val="clear"/>
+            <w:shd w:fill="F1F8F2" w:color="auto" w:val="clear"/>
             <w:tcMar>
               <w:top w:type="dxa" w:w="40"/>
               <w:left w:type="dxa" w:w="80"/>
@@ -9095,7 +9800,7 @@
               <w:bottom w:val="none" w:color="FFFFFF" w:sz="0"/>
               <w:right w:val="none" w:color="FFFFFF" w:sz="0"/>
             </w:tcBorders>
-            <w:shd w:fill="FFFFFF" w:color="auto" w:val="clear"/>
+            <w:shd w:fill="F1F8F2" w:color="auto" w:val="clear"/>
             <w:tcMar>
               <w:top w:type="dxa" w:w="40"/>
               <w:left w:type="dxa" w:w="80"/>
@@ -9128,7 +9833,7 @@
               <w:bottom w:val="none" w:color="FFFFFF" w:sz="0"/>
               <w:right w:val="none" w:color="FFFFFF" w:sz="0"/>
             </w:tcBorders>
-            <w:shd w:fill="FFFFFF" w:color="auto" w:val="clear"/>
+            <w:shd w:fill="F1F8F2" w:color="auto" w:val="clear"/>
             <w:tcMar>
               <w:top w:type="dxa" w:w="40"/>
               <w:left w:type="dxa" w:w="80"/>
@@ -9161,7 +9866,7 @@
               <w:bottom w:val="none" w:color="FFFFFF" w:sz="0"/>
               <w:right w:val="none" w:color="FFFFFF" w:sz="0"/>
             </w:tcBorders>
-            <w:shd w:fill="FFFFFF" w:color="auto" w:val="clear"/>
+            <w:shd w:fill="F1F8F2" w:color="auto" w:val="clear"/>
             <w:tcMar>
               <w:top w:type="dxa" w:w="40"/>
               <w:left w:type="dxa" w:w="80"/>
@@ -9204,7 +9909,7 @@
               <w:bottom w:val="none" w:color="FFFFFF" w:sz="0"/>
               <w:right w:val="none" w:color="FFFFFF" w:sz="0"/>
             </w:tcBorders>
-            <w:shd w:fill="F1F8F2" w:color="auto" w:val="clear"/>
+            <w:shd w:fill="FFFFFF" w:color="auto" w:val="clear"/>
             <w:tcMar>
               <w:top w:type="dxa" w:w="40"/>
               <w:left w:type="dxa" w:w="80"/>
@@ -9236,7 +9941,7 @@
               <w:bottom w:val="none" w:color="FFFFFF" w:sz="0"/>
               <w:right w:val="none" w:color="FFFFFF" w:sz="0"/>
             </w:tcBorders>
-            <w:shd w:fill="F1F8F2" w:color="auto" w:val="clear"/>
+            <w:shd w:fill="FFFFFF" w:color="auto" w:val="clear"/>
             <w:tcMar>
               <w:top w:type="dxa" w:w="40"/>
               <w:left w:type="dxa" w:w="80"/>
@@ -9269,7 +9974,7 @@
               <w:bottom w:val="none" w:color="FFFFFF" w:sz="0"/>
               <w:right w:val="none" w:color="FFFFFF" w:sz="0"/>
             </w:tcBorders>
-            <w:shd w:fill="F1F8F2" w:color="auto" w:val="clear"/>
+            <w:shd w:fill="FFFFFF" w:color="auto" w:val="clear"/>
             <w:tcMar>
               <w:top w:type="dxa" w:w="40"/>
               <w:left w:type="dxa" w:w="80"/>
@@ -9302,7 +10007,7 @@
               <w:bottom w:val="none" w:color="FFFFFF" w:sz="0"/>
               <w:right w:val="none" w:color="FFFFFF" w:sz="0"/>
             </w:tcBorders>
-            <w:shd w:fill="F1F8F2" w:color="auto" w:val="clear"/>
+            <w:shd w:fill="FFFFFF" w:color="auto" w:val="clear"/>
             <w:tcMar>
               <w:top w:type="dxa" w:w="40"/>
               <w:left w:type="dxa" w:w="80"/>
@@ -9335,7 +10040,7 @@
               <w:bottom w:val="none" w:color="FFFFFF" w:sz="0"/>
               <w:right w:val="none" w:color="FFFFFF" w:sz="0"/>
             </w:tcBorders>
-            <w:shd w:fill="F1F8F2" w:color="auto" w:val="clear"/>
+            <w:shd w:fill="FFFFFF" w:color="auto" w:val="clear"/>
             <w:tcMar>
               <w:top w:type="dxa" w:w="40"/>
               <w:left w:type="dxa" w:w="80"/>
@@ -9368,7 +10073,7 @@
               <w:bottom w:val="none" w:color="FFFFFF" w:sz="0"/>
               <w:right w:val="none" w:color="FFFFFF" w:sz="0"/>
             </w:tcBorders>
-            <w:shd w:fill="F1F8F2" w:color="auto" w:val="clear"/>
+            <w:shd w:fill="FFFFFF" w:color="auto" w:val="clear"/>
             <w:tcMar>
               <w:top w:type="dxa" w:w="40"/>
               <w:left w:type="dxa" w:w="80"/>
@@ -9401,7 +10106,7 @@
               <w:bottom w:val="none" w:color="FFFFFF" w:sz="0"/>
               <w:right w:val="none" w:color="FFFFFF" w:sz="0"/>
             </w:tcBorders>
-            <w:shd w:fill="F1F8F2" w:color="auto" w:val="clear"/>
+            <w:shd w:fill="FFFFFF" w:color="auto" w:val="clear"/>
             <w:tcMar>
               <w:top w:type="dxa" w:w="40"/>
               <w:left w:type="dxa" w:w="80"/>
@@ -9444,7 +10149,7 @@
               <w:bottom w:val="none" w:color="FFFFFF" w:sz="0"/>
               <w:right w:val="none" w:color="FFFFFF" w:sz="0"/>
             </w:tcBorders>
-            <w:shd w:fill="FFFFFF" w:color="auto" w:val="clear"/>
+            <w:shd w:fill="F1F8F2" w:color="auto" w:val="clear"/>
             <w:tcMar>
               <w:top w:type="dxa" w:w="40"/>
               <w:left w:type="dxa" w:w="80"/>
@@ -9489,7 +10194,7 @@
               <w:bottom w:val="none" w:color="FFFFFF" w:sz="0"/>
               <w:right w:val="none" w:color="FFFFFF" w:sz="0"/>
             </w:tcBorders>
-            <w:shd w:fill="FFFFFF" w:color="auto" w:val="clear"/>
+            <w:shd w:fill="F1F8F2" w:color="auto" w:val="clear"/>
             <w:tcMar>
               <w:top w:type="dxa" w:w="40"/>
               <w:left w:type="dxa" w:w="80"/>
@@ -9522,7 +10227,7 @@
               <w:bottom w:val="none" w:color="FFFFFF" w:sz="0"/>
               <w:right w:val="none" w:color="FFFFFF" w:sz="0"/>
             </w:tcBorders>
-            <w:shd w:fill="FFFFFF" w:color="auto" w:val="clear"/>
+            <w:shd w:fill="F1F8F2" w:color="auto" w:val="clear"/>
             <w:tcMar>
               <w:top w:type="dxa" w:w="40"/>
               <w:left w:type="dxa" w:w="80"/>
@@ -9555,7 +10260,7 @@
               <w:bottom w:val="none" w:color="FFFFFF" w:sz="0"/>
               <w:right w:val="none" w:color="FFFFFF" w:sz="0"/>
             </w:tcBorders>
-            <w:shd w:fill="FFFFFF" w:color="auto" w:val="clear"/>
+            <w:shd w:fill="F1F8F2" w:color="auto" w:val="clear"/>
             <w:tcMar>
               <w:top w:type="dxa" w:w="40"/>
               <w:left w:type="dxa" w:w="80"/>
@@ -9588,7 +10293,7 @@
               <w:bottom w:val="none" w:color="FFFFFF" w:sz="0"/>
               <w:right w:val="none" w:color="FFFFFF" w:sz="0"/>
             </w:tcBorders>
-            <w:shd w:fill="FFFFFF" w:color="auto" w:val="clear"/>
+            <w:shd w:fill="F1F8F2" w:color="auto" w:val="clear"/>
             <w:tcMar>
               <w:top w:type="dxa" w:w="40"/>
               <w:left w:type="dxa" w:w="80"/>
@@ -9621,7 +10326,7 @@
               <w:bottom w:val="none" w:color="FFFFFF" w:sz="0"/>
               <w:right w:val="none" w:color="FFFFFF" w:sz="0"/>
             </w:tcBorders>
-            <w:shd w:fill="FFFFFF" w:color="auto" w:val="clear"/>
+            <w:shd w:fill="F1F8F2" w:color="auto" w:val="clear"/>
             <w:tcMar>
               <w:top w:type="dxa" w:w="40"/>
               <w:left w:type="dxa" w:w="80"/>
@@ -9654,7 +10359,7 @@
               <w:bottom w:val="none" w:color="FFFFFF" w:sz="0"/>
               <w:right w:val="none" w:color="FFFFFF" w:sz="0"/>
             </w:tcBorders>
-            <w:shd w:fill="FFFFFF" w:color="auto" w:val="clear"/>
+            <w:shd w:fill="F1F8F2" w:color="auto" w:val="clear"/>
             <w:tcMar>
               <w:top w:type="dxa" w:w="40"/>
               <w:left w:type="dxa" w:w="80"/>
@@ -9706,7 +10411,7 @@
           <w:sz w:val="17"/>
           <w:szCs w:val="17"/>
         </w:rPr>
-        <w:t xml:space="preserve">B — PRIMARY PRESS + PULL-UP PROGRESSION</w:t>
+        <w:t xml:space="preserve">C — SECONDARY COMPOUND — PRESS + PULL-UP PROGRESSION</w:t>
       </w:r>
     </w:p>
     <w:p>
@@ -9731,7 +10436,7 @@
           <w:sz w:val="17"/>
           <w:szCs w:val="17"/>
         </w:rPr>
-        <w:t xml:space="preserve">Bench press tested at 65 lbs for 5 reps. Seated Overhead Press was not part of the initial testing battery and closes the pressing pair as a new vertical-press baseline, established this week at a conservative technique-first load. Five clean reps per grip on assisted pull-ups (close, standard, wide) is a strong starting point — close grip leads every session as the least shoulder strain and easiest to add volume to first.</w:t>
+        <w:t xml:space="preserve">The day's second compound territory — pressing and vertical pulling, rotating off the squat and lunge work above. Bench press tested at 65 lbs for 5 reps. Seated Overhead Press was not part of the initial testing battery and follows as a new vertical-press baseline, established this week at a conservative technique-first load. Five clean reps per grip on assisted pull-ups (close, standard, wide) is a strong starting point — close grip leads every session as the least shoulder strain and easiest to add volume to first. If the bench needs a variation: a DB flat bench press or a low-incline DB press covers the same pattern; if the overhead press needs one: a landmine press (shoulder-friendly arc) or a half-kneeling single-arm DB press. The barbell bench and seated DB overhead press stay the lifts we track, and the three-grip pull-up battery runs as written.</w:t>
       </w:r>
     </w:p>
     <w:tbl>
@@ -11474,7 +12179,7 @@
           <w:sz w:val="17"/>
           <w:szCs w:val="17"/>
         </w:rPr>
-        <w:t xml:space="preserve">C — PUSH-UP PROGRESSION</w:t>
+        <w:t xml:space="preserve">D — PUSH-UP PROGRESSION</w:t>
       </w:r>
     </w:p>
     <w:p>
@@ -12509,7 +13214,7 @@
           <w:sz w:val="17"/>
           <w:szCs w:val="17"/>
         </w:rPr>
-        <w:t xml:space="preserve">D — METABOLIC CONDITIONING CIRCUIT — 3 ROUNDS</w:t>
+        <w:t xml:space="preserve">E — FULL-BODY INTEGRATION — METABOLIC CONDITIONING CIRCUIT (3 ROUNDS)</w:t>
       </w:r>
     </w:p>
     <w:p>
@@ -12534,7 +13239,7 @@
           <w:sz w:val="17"/>
           <w:szCs w:val="17"/>
         </w:rPr>
-        <w:t xml:space="preserve">Day B's cardiovascular work is a metabolic circuit rather than dedicated cardio — the strength-plus-conditioning combination most effective for body composition at 2 days/week. After 3 rounds: 10-minute finisher — stationary bike easy spin, treadmill Zone 2 walk, or rowing machine easy pace.</w:t>
+        <w:t xml:space="preserve">The session's closing compound circuit — squat, pull, push, and core in one continuous complex, pulling the whole day's patterns together while doubling as Day B's cardiovascular work: the strength-plus-conditioning combination most effective for body composition at 2 days/week. If a station needs a swap, keep the pattern: the squat station may run as a light DB deadlift on a knee-heavy week, and the row may run on the Kieser. After 3 rounds: 10-minute finisher — stationary bike easy spin, treadmill Zone 2 walk, or rowing machine easy pace.</w:t>
       </w:r>
     </w:p>
     <w:tbl>
@@ -14846,7 +15551,7 @@
           <w:sz w:val="17"/>
           <w:szCs w:val="17"/>
         </w:rPr>
-        <w:t xml:space="preserve">All baseline lifts surpassed. Push-up: 7 full unassisted. Plank: 2:00+ loaded. Pull-up assist level reduced across all 3 grips. Seated Overhead Press progressing from 15 toward 20 lbs/hand; Incline Dumbbell Press from 20 toward 25 lbs/hand; DB Reverse Lunge from 15 toward 20 lbs/hand (LEFT leads) — all three newly established this week.</w:t>
+        <w:t xml:space="preserve">All baseline lifts surpassed. Push-up: 7 full unassisted. Plank: 2:00+ loaded. Pull-up assist level reduced across all 3 grips. Seated Overhead Press progressing from 15 toward 20 lbs/hand; Incline Dumbbell Press from 20 toward 25 lbs/hand; DB Reverse Lunge from 15 toward 20 lbs/hand (LEFT leads) — all three newly established this week. Week 4 closes with the strength check (the standing 4-week reassessment); the planned lighter week that follows — Week 5 by default, adjusted by how training is actually going (see the deload note above) — consolidates before Weeks 6–8 rebuild.</w:t>
       </w:r>
     </w:p>
     <w:p>
@@ -14871,7 +15576,7 @@
           <w:sz w:val="17"/>
           <w:szCs w:val="17"/>
         </w:rPr>
-        <w:t xml:space="preserve">Strength: Hex DL 185+ lbs ×5. Hip Thrust 110+ lbs ×5–6. Back Squat 110+ lbs ×5–6. Bench 75+ lbs ×6–8. Row 40+ lbs ×8. Split Stance Squat 25+ lbs/hand ×8. Sled Push distance/resistance increased. Push-up 10+ full unassisted. Pull-up 8+ reps all grips, next assist-level reduction. Plank 2:15+ loaded.</w:t>
+        <w:t xml:space="preserve">Reached through the Week 4 strength check, the planned deload week, and the Weeks 6-8 rebuild. Strength: Hex DL 185+ lbs ×5. Hip Thrust 110+ lbs ×5–6. Back Squat 110+ lbs ×5–6. Bench 75+ lbs ×6–8. Row 40+ lbs ×8. Split Stance Squat 25+ lbs/hand ×8. Sled Push distance/resistance increased. Push-up 10+ full unassisted. Pull-up 8+ reps all grips, next assist-level reduction. Plank 2:15+ loaded.</w:t>
       </w:r>
     </w:p>
     <w:p>
@@ -14896,7 +15601,7 @@
           <w:sz w:val="17"/>
           <w:szCs w:val="17"/>
         </w:rPr>
-        <w:t xml:space="preserve">Styku rescan recommended at 8 weeks — track ALST Index closely given the current 5.52 kg/m² reading sits only 0.02 kg/m² above the At-Risk cutoff (do not assume it stays clear of the threshold without confirming; ALST is tracked as a trend metric, not a graded score), VFA trend (currently 62.0 cm² — track as a trend rather than a risk-band label), and the leg segmental gap (currently exactly 0.5 lbs, at the asymmetry-protocol trigger — should trend down with the LEFT-leads unilateral protocol). Also worth revisiting at next intake: confirming actual menopausal status, given its direct relevance to the pelvic floor protocol on this program's heavy hinge/squat days.</w:t>
+        <w:t xml:space="preserve">Two clocks run separately here: strength is reassessed on the standing 4-week cadence (the Week 4 check, then the Week 8 retest at the end of the rebuild), while the Styku body-composition rescan books at 8 weeks — landing at the end of the Weeks 6-8 rebuild that follows the planned deload week, so the scan reads a consolidated block rather than a mid-deload dip. Track at rescan: ALST Index closely, given the current 5.52 kg/m² reading sits only 0.02 kg/m² above the At-Risk cutoff (do not assume it stays clear of the threshold without confirming; ALST is tracked as a trend metric, not a graded score), VFA trend (currently 62.0 cm² — track as a trend rather than a risk-band label), and the leg segmental gap (currently 0.5 lbs, ~3% relative to the larger side — watch it directionally under the LEFT-leads unilateral convention, and reassess whether that lead assignment still reflects a real, worth-addressing difference once updated numbers are in). Also worth revisiting at next intake: confirming actual menopausal status, given its direct relevance to the pelvic floor protocol on this program's heavy hinge/squat days.</w:t>
       </w:r>
     </w:p>
     <w:p>

--- a/clients/mary_burfete/Mary_Burfete_2Day_Training_Plan.docx
+++ b/clients/mary_burfete/Mary_Burfete_2Day_Training_Plan.docx
@@ -3208,7 +3208,7 @@
           <w:sz w:val="17"/>
           <w:szCs w:val="17"/>
         </w:rPr>
-        <w:t xml:space="preserve">~25g per meal minimum (leucine threshold), distributed across 4+ meals/day.</w:t>
+        <w:t xml:space="preserve">~19g per meal (≈0.3 g/kg), across 4 meals spaced 3–4 hours apart.</w:t>
       </w:r>
     </w:p>
     <w:p>

--- a/clients/mary_burfete/Mary_Burfete_2Day_Training_Plan.docx
+++ b/clients/mary_burfete/Mary_Burfete_2Day_Training_Plan.docx
@@ -3114,7 +3114,7 @@
           <w:sz w:val="17"/>
           <w:szCs w:val="17"/>
         </w:rPr>
-        <w:t xml:space="preserve">CLAUDE.md's Power Training section places sub-maximal-load, maximal-intent power work in the 55-65 bracket already, not just 65+ — power output declines before strength does, so waiting until 65 is a real cost. Day A's power block (Block E as of the 8/19/2026 Block Method restructure, part of the day's Full-Body Integration close) includes a Trap Bar Jump: a light load well below her tested hinge working weights, moved with maximal intent, full recovery between sets. Full recovery is the defining design feature of power work, distinct from a metabolic stimulus, so it is sequenced before the Conditioning Finisher rather than after it — trained fresh, not stacked onto fatigue. Mary carries no clinical flag ruling out any particular movement, but a lower-body, non-overhead jump pattern was chosen as the more conservative default, consistent with how this same addition was made for her closest bracket-mates on the roster (Siobhan Hansen, Elizabeth Poyner), and because it pairs naturally with the hex bar equipment already in use on this day.</w:t>
+        <w:t xml:space="preserve">CLAUDE.md's Power Training section places sub-maximal-load, maximal-intent power work in the 55-65 bracket already, not just 65+ — power output declines before strength does, so waiting until 65 is a real cost. Day A's power block (Block E as of the 8/19/2026 Block Method restructure, part of the day's Full-Body Integration close) includes a Trap Bar Jump: a light load well below her tested hinge working weights, moved with maximal intent, full recovery between sets. Full recovery is the defining design feature of power work, distinct from a metabolic stimulus, so it is sequenced before the Conditioning Finisher rather than after it — trained fresh, not stacked onto fatigue. Mary carries no clinical flag ruling out any particular movement, but a lower-body, non-overhead jump pattern was chosen as the more conservative default, consistent with how this same addition was made for her closest bracket-mates on the roster (Siobhan Hansen, Elizabeth Poynor), and because it pairs naturally with the hex bar equipment already in use on this day.</w:t>
       </w:r>
     </w:p>
     <w:p>

--- a/clients/mary_burfete/Mary_Burfete_2Day_Training_Plan.docx
+++ b/clients/mary_burfete/Mary_Burfete_2Day_Training_Plan.docx
@@ -3208,7 +3208,7 @@
           <w:sz w:val="17"/>
           <w:szCs w:val="17"/>
         </w:rPr>
-        <w:t xml:space="preserve">~19g per meal (≈0.3 g/kg), across 4 meals spaced 3–4 hours apart.</w:t>
+        <w:t xml:space="preserve">~32–35g per meal (0.50–0.55 g/kg), across 4 meals spaced 3–4 hours apart.</w:t>
       </w:r>
     </w:p>
     <w:p>
